--- a/public/downloads/monthly-deep-dive-review-briefing.docx
+++ b/public/downloads/monthly-deep-dive-review-briefing.docx
@@ -4,28 +4,27 @@
   <w:body>
     <w:p>
       <w:pPr>
-        <w:spacing w:after="40"/>
-      </w:pPr>
-      <w:r>
-        <w:rPr>
-          <w:rFonts w:ascii="Helvetica" w:cs="Helvetica" w:eastAsia="Helvetica" w:hAnsi="Helvetica"/>
+        <w:spacing w:after="100" w:line="460" w:lineRule="atLeast"/>
+        <w:ind w:left="120"/>
+      </w:pPr>
+      <w:r>
+        <w:rPr>
+          <w:rFonts w:ascii="Arial" w:cs="Arial" w:eastAsia="Arial" w:hAnsi="Arial"/>
           <w:color w:val="B8C2CE"/>
-          <w:sz w:val="32"/>
-          <w:szCs w:val="32"/>
-        </w:rPr>
-        <w:t xml:space="preserve">lateralworks FTTM methodology  ·  PDT program reviews</w:t>
-      </w:r>
-    </w:p>
-    <w:p>
-      <w:pPr>
-        <w:pBdr>
-          <w:bottom w:val="single" w:color="000000" w:sz="16" w:space="4"/>
-        </w:pBdr>
-        <w:spacing w:after="60"/>
-      </w:pPr>
-      <w:r>
-        <w:rPr>
-          <w:rFonts w:ascii="Helvetica" w:cs="Helvetica" w:eastAsia="Helvetica" w:hAnsi="Helvetica"/>
+          <w:sz w:val="36"/>
+          <w:szCs w:val="36"/>
+        </w:rPr>
+        <w:t xml:space="preserve">lateralworks FTTM methodology · PDT program reviews</w:t>
+      </w:r>
+    </w:p>
+    <w:p>
+      <w:pPr>
+        <w:spacing w:after="120" w:line="540" w:lineRule="atLeast"/>
+        <w:ind w:left="120"/>
+      </w:pPr>
+      <w:r>
+        <w:rPr>
+          <w:rFonts w:ascii="Arial" w:cs="Arial" w:eastAsia="Arial" w:hAnsi="Arial"/>
           <w:b/>
           <w:bCs/>
           <w:color w:val="3D434A"/>
@@ -37,11 +36,28 @@
     </w:p>
     <w:p>
       <w:pPr>
-        <w:spacing w:after="40" w:before="120"/>
-      </w:pPr>
-      <w:r>
-        <w:rPr>
-          <w:rFonts w:ascii="Helvetica" w:cs="Helvetica" w:eastAsia="Helvetica" w:hAnsi="Helvetica"/>
+        <w:pBdr>
+          <w:bottom w:val="single" w:color="000000" w:sz="16" w:space="1"/>
+        </w:pBdr>
+        <w:spacing w:after="300" w:before="40"/>
+        <w:ind w:left="120" w:right="7344"/>
+      </w:pPr>
+      <w:r>
+        <w:rPr>
+          <w:sz w:val="2"/>
+          <w:szCs w:val="2"/>
+        </w:rPr>
+        <w:t xml:space="preserve"/>
+      </w:r>
+    </w:p>
+    <w:p>
+      <w:pPr>
+        <w:spacing w:after="40" w:line="300" w:lineRule="atLeast"/>
+        <w:ind w:left="120"/>
+      </w:pPr>
+      <w:r>
+        <w:rPr>
+          <w:rFonts w:ascii="Arial" w:cs="Arial" w:eastAsia="Arial" w:hAnsi="Arial"/>
           <w:color w:val="8899AA"/>
           <w:sz w:val="18"/>
           <w:szCs w:val="18"/>
@@ -51,11 +67,12 @@
     </w:p>
     <w:p>
       <w:pPr>
-        <w:spacing w:after="240"/>
-      </w:pPr>
-      <w:r>
-        <w:rPr>
-          <w:rFonts w:ascii="Helvetica" w:cs="Helvetica" w:eastAsia="Helvetica" w:hAnsi="Helvetica"/>
+        <w:spacing w:after="240" w:line="300" w:lineRule="atLeast"/>
+        <w:ind w:left="120"/>
+      </w:pPr>
+      <w:r>
+        <w:rPr>
+          <w:rFonts w:ascii="Arial" w:cs="Arial" w:eastAsia="Arial" w:hAnsi="Arial"/>
           <w:color w:val="8899AA"/>
           <w:sz w:val="18"/>
           <w:szCs w:val="18"/>
@@ -65,13 +82,13 @@
     </w:p>
     <w:p>
       <w:pPr>
-        <w:pStyle w:val="Heading1"/>
         <w:keepNext/>
-        <w:spacing w:after="100" w:before="280"/>
-      </w:pPr>
-      <w:r>
-        <w:rPr>
-          <w:rFonts w:ascii="Helvetica" w:cs="Helvetica" w:eastAsia="Helvetica" w:hAnsi="Helvetica"/>
+        <w:spacing w:after="170" w:before="260" w:line="280" w:lineRule="atLeast"/>
+        <w:ind w:left="120"/>
+      </w:pPr>
+      <w:r>
+        <w:rPr>
+          <w:rFonts w:ascii="Arial" w:cs="Arial" w:eastAsia="Arial" w:hAnsi="Arial"/>
           <w:b/>
           <w:bCs/>
           <w:color w:val="3D434A"/>
@@ -83,12 +100,13 @@
     </w:p>
     <w:p>
       <w:pPr>
-        <w:spacing w:after="140"/>
+        <w:spacing w:after="300" w:line="280" w:lineRule="atLeast"/>
+        <w:ind w:left="120"/>
         <w:jc w:val="both"/>
       </w:pPr>
       <w:r>
         <w:rPr>
-          <w:rFonts w:ascii="Helvetica" w:cs="Helvetica" w:eastAsia="Helvetica" w:hAnsi="Helvetica"/>
+          <w:rFonts w:ascii="Arial" w:cs="Arial" w:eastAsia="Arial" w:hAnsi="Arial"/>
           <w:color w:val="2C3036"/>
           <w:sz w:val="20"/>
           <w:szCs w:val="20"/>
@@ -99,14 +117,22 @@
     <w:tbl>
       <w:tblPr>
         <w:tblW w:type="dxa" w:w="9360"/>
+        <w:tblInd w:type="dxa" w:w="0"/>
         <w:tblBorders>
-          <w:top w:val="single" w:color="auto" w:sz="4"/>
-          <w:left w:val="single" w:color="auto" w:sz="4"/>
-          <w:bottom w:val="single" w:color="auto" w:sz="4"/>
-          <w:right w:val="single" w:color="auto" w:sz="4"/>
-          <w:insideH w:val="single" w:color="auto" w:sz="4"/>
-          <w:insideV w:val="single" w:color="auto" w:sz="4"/>
+          <w:top w:val="none" w:color="FFFFFF" w:sz="0"/>
+          <w:left w:val="single" w:color="F08C00" w:sz="20"/>
+          <w:bottom w:val="none" w:color="FFFFFF" w:sz="0"/>
+          <w:right w:val="none" w:color="FFFFFF" w:sz="0"/>
+          <w:insideH w:val="none" w:color="FFFFFF" w:sz="0"/>
+          <w:insideV w:val="none" w:color="FFFFFF" w:sz="0"/>
         </w:tblBorders>
+        <w:tblLayout w:type="fixed"/>
+        <w:tblCellMar>
+          <w:top w:type="dxa" w:w="200"/>
+          <w:left w:type="dxa" w:w="240"/>
+          <w:bottom w:type="dxa" w:w="200"/>
+          <w:right w:type="dxa" w:w="240"/>
+        </w:tblCellMar>
       </w:tblPr>
       <w:tblGrid>
         <w:gridCol w:w="9360"/>
@@ -115,60 +141,50 @@
         <w:tc>
           <w:tcPr>
             <w:tcW w:type="dxa" w:w="9360"/>
-            <w:tcBorders>
-              <w:top w:val="none"/>
-              <w:left w:val="single" w:color="F08C00" w:sz="20"/>
-              <w:bottom w:val="none"/>
-              <w:right w:val="none"/>
-            </w:tcBorders>
-            <w:shd w:fill="FDF1E1" w:val="clear"/>
-            <w:tcMar>
-              <w:top w:type="dxa" w:w="160"/>
-              <w:left w:type="dxa" w:w="200"/>
-              <w:bottom w:type="dxa" w:w="160"/>
-              <w:right w:type="dxa" w:w="200"/>
-            </w:tcMar>
-          </w:tcPr>
-          <w:p>
-            <w:r>
-              <w:rPr>
-                <w:rFonts w:ascii="Helvetica" w:cs="Helvetica" w:eastAsia="Helvetica" w:hAnsi="Helvetica"/>
+            <w:shd w:fill="FDF1E1" w:color="auto" w:val="clear"/>
+          </w:tcPr>
+          <w:p>
+            <w:pPr>
+              <w:spacing w:after="0" w:before="0" w:line="290" w:lineRule="atLeast"/>
+            </w:pPr>
+            <w:r>
+              <w:rPr>
+                <w:rFonts w:ascii="Arial" w:cs="Arial" w:eastAsia="Arial" w:hAnsi="Arial"/>
                 <w:b/>
                 <w:bCs/>
                 <w:color w:val="3D434A"/>
                 <w:sz w:val="20"/>
                 <w:szCs w:val="20"/>
               </w:rPr>
-              <w:t xml:space="preserve">This is not a performance review. </w:t>
-            </w:r>
-            <w:r>
-              <w:rPr>
-                <w:rFonts w:ascii="Helvetica" w:cs="Helvetica" w:eastAsia="Helvetica" w:hAnsi="Helvetica"/>
+              <w:t xml:space="preserve">This is not a performance review.</w:t>
+            </w:r>
+            <w:r>
+              <w:rPr>
+                <w:rFonts w:ascii="Arial" w:cs="Arial" w:eastAsia="Arial" w:hAnsi="Arial"/>
                 <w:color w:val="3D434A"/>
                 <w:sz w:val="20"/>
                 <w:szCs w:val="20"/>
               </w:rPr>
-              <w:t xml:space="preserve">It is an early warning system and a setting to ask for help. We want to know about a problem before it becomes a crisis. Asking for help early is the behavior this forum exists to reward.</w:t>
+              <w:t xml:space="preserve"> It is an early warning system and a setting to ask for help. We want to know about a problem before it becomes a crisis. Asking for help early is the behavior this forum exists to reward.</w:t>
             </w:r>
           </w:p>
         </w:tc>
       </w:tr>
     </w:tbl>
     <w:p>
-      <w:pPr>
-        <w:spacing w:after="120"/>
-      </w:pPr>
-    </w:p>
-    <w:p>
-      <w:pPr>
-        <w:pStyle w:val="Heading1"/>
+      <w:r>
+        <w:br w:type="page"/>
+      </w:r>
+    </w:p>
+    <w:p>
+      <w:pPr>
         <w:keepNext/>
-        <w:pageBreakBefore/>
-        <w:spacing w:after="100" w:before="280"/>
-      </w:pPr>
-      <w:r>
-        <w:rPr>
-          <w:rFonts w:ascii="Helvetica" w:cs="Helvetica" w:eastAsia="Helvetica" w:hAnsi="Helvetica"/>
+        <w:spacing w:after="170" w:before="260" w:line="280" w:lineRule="atLeast"/>
+        <w:ind w:left="120"/>
+      </w:pPr>
+      <w:r>
+        <w:rPr>
+          <w:rFonts w:ascii="Arial" w:cs="Arial" w:eastAsia="Arial" w:hAnsi="Arial"/>
           <w:b/>
           <w:bCs/>
           <w:color w:val="3D434A"/>
@@ -185,14 +201,14 @@
           <w:ilvl w:val="0"/>
           <w:numId w:val="2"/>
         </w:numPr>
-        <w:spacing w:after="100"/>
-      </w:pPr>
-      <w:r>
-        <w:rPr>
-          <w:rFonts w:ascii="Helvetica" w:cs="Helvetica" w:eastAsia="Helvetica" w:hAnsi="Helvetica"/>
+        <w:spacing w:after="130" w:line="280" w:lineRule="atLeast"/>
+      </w:pPr>
+      <w:r>
+        <w:rPr>
+          <w:rFonts w:ascii="Arial" w:cs="Arial" w:eastAsia="Arial" w:hAnsi="Arial"/>
           <w:b/>
           <w:bCs/>
-          <w:color w:val="3D434A"/>
+          <w:color w:val="2C3036"/>
           <w:sz w:val="20"/>
           <w:szCs w:val="20"/>
         </w:rPr>
@@ -200,12 +216,12 @@
       </w:r>
       <w:r>
         <w:rPr>
-          <w:rFonts w:ascii="Helvetica" w:cs="Helvetica" w:eastAsia="Helvetica" w:hAnsi="Helvetica"/>
+          <w:rFonts w:ascii="Arial" w:cs="Arial" w:eastAsia="Arial" w:hAnsi="Arial"/>
           <w:color w:val="2C3036"/>
           <w:sz w:val="20"/>
           <w:szCs w:val="20"/>
         </w:rPr>
-        <w:t xml:space="preserve"> Summarize each project's key milestones as completed, pulled in, on track, late, or slipping; show the trend; and state what the team is doing to recover.</w:t>
+        <w:t xml:space="preserve"> Summarize each project’s key milestones as completed, pulled in, on track, late, or slipping; show the trend; and state what the team is doing to recover.</w:t>
       </w:r>
     </w:p>
     <w:p>
@@ -215,14 +231,14 @@
           <w:ilvl w:val="0"/>
           <w:numId w:val="2"/>
         </w:numPr>
-        <w:spacing w:after="100"/>
-      </w:pPr>
-      <w:r>
-        <w:rPr>
-          <w:rFonts w:ascii="Helvetica" w:cs="Helvetica" w:eastAsia="Helvetica" w:hAnsi="Helvetica"/>
+        <w:spacing w:after="130" w:line="280" w:lineRule="atLeast"/>
+      </w:pPr>
+      <w:r>
+        <w:rPr>
+          <w:rFonts w:ascii="Arial" w:cs="Arial" w:eastAsia="Arial" w:hAnsi="Arial"/>
           <w:b/>
           <w:bCs/>
-          <w:color w:val="3D434A"/>
+          <w:color w:val="2C3036"/>
           <w:sz w:val="20"/>
           <w:szCs w:val="20"/>
         </w:rPr>
@@ -230,7 +246,7 @@
       </w:r>
       <w:r>
         <w:rPr>
-          <w:rFonts w:ascii="Helvetica" w:cs="Helvetica" w:eastAsia="Helvetica" w:hAnsi="Helvetica"/>
+          <w:rFonts w:ascii="Arial" w:cs="Arial" w:eastAsia="Arial" w:hAnsi="Arial"/>
           <w:color w:val="2C3036"/>
           <w:sz w:val="20"/>
           <w:szCs w:val="20"/>
@@ -245,14 +261,14 @@
           <w:ilvl w:val="0"/>
           <w:numId w:val="2"/>
         </w:numPr>
-        <w:spacing w:after="100"/>
-      </w:pPr>
-      <w:r>
-        <w:rPr>
-          <w:rFonts w:ascii="Helvetica" w:cs="Helvetica" w:eastAsia="Helvetica" w:hAnsi="Helvetica"/>
+        <w:spacing w:after="130" w:line="280" w:lineRule="atLeast"/>
+      </w:pPr>
+      <w:r>
+        <w:rPr>
+          <w:rFonts w:ascii="Arial" w:cs="Arial" w:eastAsia="Arial" w:hAnsi="Arial"/>
           <w:b/>
           <w:bCs/>
-          <w:color w:val="3D434A"/>
+          <w:color w:val="2C3036"/>
           <w:sz w:val="20"/>
           <w:szCs w:val="20"/>
         </w:rPr>
@@ -260,7 +276,7 @@
       </w:r>
       <w:r>
         <w:rPr>
-          <w:rFonts w:ascii="Helvetica" w:cs="Helvetica" w:eastAsia="Helvetica" w:hAnsi="Helvetica"/>
+          <w:rFonts w:ascii="Arial" w:cs="Arial" w:eastAsia="Arial" w:hAnsi="Arial"/>
           <w:color w:val="2C3036"/>
           <w:sz w:val="20"/>
           <w:szCs w:val="20"/>
@@ -275,14 +291,14 @@
           <w:ilvl w:val="0"/>
           <w:numId w:val="2"/>
         </w:numPr>
-        <w:spacing w:after="100"/>
-      </w:pPr>
-      <w:r>
-        <w:rPr>
-          <w:rFonts w:ascii="Helvetica" w:cs="Helvetica" w:eastAsia="Helvetica" w:hAnsi="Helvetica"/>
+        <w:spacing w:after="130" w:line="280" w:lineRule="atLeast"/>
+      </w:pPr>
+      <w:r>
+        <w:rPr>
+          <w:rFonts w:ascii="Arial" w:cs="Arial" w:eastAsia="Arial" w:hAnsi="Arial"/>
           <w:b/>
           <w:bCs/>
-          <w:color w:val="3D434A"/>
+          <w:color w:val="2C3036"/>
           <w:sz w:val="20"/>
           <w:szCs w:val="20"/>
         </w:rPr>
@@ -290,7 +306,7 @@
       </w:r>
       <w:r>
         <w:rPr>
-          <w:rFonts w:ascii="Helvetica" w:cs="Helvetica" w:eastAsia="Helvetica" w:hAnsi="Helvetica"/>
+          <w:rFonts w:ascii="Arial" w:cs="Arial" w:eastAsia="Arial" w:hAnsi="Arial"/>
           <w:color w:val="2C3036"/>
           <w:sz w:val="20"/>
           <w:szCs w:val="20"/>
@@ -305,14 +321,14 @@
           <w:ilvl w:val="0"/>
           <w:numId w:val="2"/>
         </w:numPr>
-        <w:spacing w:after="100"/>
-      </w:pPr>
-      <w:r>
-        <w:rPr>
-          <w:rFonts w:ascii="Helvetica" w:cs="Helvetica" w:eastAsia="Helvetica" w:hAnsi="Helvetica"/>
+        <w:spacing w:after="130" w:line="280" w:lineRule="atLeast"/>
+      </w:pPr>
+      <w:r>
+        <w:rPr>
+          <w:rFonts w:ascii="Arial" w:cs="Arial" w:eastAsia="Arial" w:hAnsi="Arial"/>
           <w:b/>
           <w:bCs/>
-          <w:color w:val="3D434A"/>
+          <w:color w:val="2C3036"/>
           <w:sz w:val="20"/>
           <w:szCs w:val="20"/>
         </w:rPr>
@@ -320,7 +336,7 @@
       </w:r>
       <w:r>
         <w:rPr>
-          <w:rFonts w:ascii="Helvetica" w:cs="Helvetica" w:eastAsia="Helvetica" w:hAnsi="Helvetica"/>
+          <w:rFonts w:ascii="Arial" w:cs="Arial" w:eastAsia="Arial" w:hAnsi="Arial"/>
           <w:color w:val="2C3036"/>
           <w:sz w:val="20"/>
           <w:szCs w:val="20"/>
@@ -329,15 +345,19 @@
       </w:r>
     </w:p>
     <w:p>
-      <w:pPr>
-        <w:pStyle w:val="Heading1"/>
+      <w:r>
+        <w:br w:type="page"/>
+      </w:r>
+    </w:p>
+    <w:p>
+      <w:pPr>
         <w:keepNext/>
-        <w:pageBreakBefore/>
-        <w:spacing w:after="100" w:before="280"/>
-      </w:pPr>
-      <w:r>
-        <w:rPr>
-          <w:rFonts w:ascii="Helvetica" w:cs="Helvetica" w:eastAsia="Helvetica" w:hAnsi="Helvetica"/>
+        <w:spacing w:after="170" w:before="260" w:line="280" w:lineRule="atLeast"/>
+        <w:ind w:left="120"/>
+      </w:pPr>
+      <w:r>
+        <w:rPr>
+          <w:rFonts w:ascii="Arial" w:cs="Arial" w:eastAsia="Arial" w:hAnsi="Arial"/>
           <w:b/>
           <w:bCs/>
           <w:color w:val="3D434A"/>
@@ -349,12 +369,13 @@
     </w:p>
     <w:p>
       <w:pPr>
-        <w:spacing w:after="140"/>
+        <w:spacing w:after="200" w:line="280" w:lineRule="atLeast"/>
+        <w:ind w:left="120"/>
         <w:jc w:val="both"/>
       </w:pPr>
       <w:r>
         <w:rPr>
-          <w:rFonts w:ascii="Helvetica" w:cs="Helvetica" w:eastAsia="Helvetica" w:hAnsi="Helvetica"/>
+          <w:rFonts w:ascii="Arial" w:cs="Arial" w:eastAsia="Arial" w:hAnsi="Arial"/>
           <w:color w:val="2C3036"/>
           <w:sz w:val="20"/>
           <w:szCs w:val="20"/>
@@ -369,14 +390,14 @@
           <w:ilvl w:val="0"/>
           <w:numId w:val="3"/>
         </w:numPr>
-        <w:spacing w:after="100"/>
-      </w:pPr>
-      <w:r>
-        <w:rPr>
-          <w:rFonts w:ascii="Helvetica" w:cs="Helvetica" w:eastAsia="Helvetica" w:hAnsi="Helvetica"/>
+        <w:spacing w:after="130" w:line="280" w:lineRule="atLeast"/>
+      </w:pPr>
+      <w:r>
+        <w:rPr>
+          <w:rFonts w:ascii="Arial" w:cs="Arial" w:eastAsia="Arial" w:hAnsi="Arial"/>
           <w:b/>
           <w:bCs/>
-          <w:color w:val="3D434A"/>
+          <w:color w:val="2C3036"/>
           <w:sz w:val="20"/>
           <w:szCs w:val="20"/>
         </w:rPr>
@@ -384,12 +405,12 @@
       </w:r>
       <w:r>
         <w:rPr>
-          <w:rFonts w:ascii="Helvetica" w:cs="Helvetica" w:eastAsia="Helvetica" w:hAnsi="Helvetica"/>
+          <w:rFonts w:ascii="Arial" w:cs="Arial" w:eastAsia="Arial" w:hAnsi="Arial"/>
           <w:color w:val="2C3036"/>
           <w:sz w:val="20"/>
           <w:szCs w:val="20"/>
         </w:rPr>
-        <w:t xml:space="preserve"> Each PM's schedule is updated to the last refresh and reflects present reality as best as the team can state it.</w:t>
+        <w:t xml:space="preserve"> Each PM’s schedule is updated to the last refresh and reflects present reality as best as the team can state it.</w:t>
       </w:r>
     </w:p>
     <w:p>
@@ -399,14 +420,14 @@
           <w:ilvl w:val="0"/>
           <w:numId w:val="3"/>
         </w:numPr>
-        <w:spacing w:after="100"/>
-      </w:pPr>
-      <w:r>
-        <w:rPr>
-          <w:rFonts w:ascii="Helvetica" w:cs="Helvetica" w:eastAsia="Helvetica" w:hAnsi="Helvetica"/>
+        <w:spacing w:after="130" w:line="280" w:lineRule="atLeast"/>
+      </w:pPr>
+      <w:r>
+        <w:rPr>
+          <w:rFonts w:ascii="Arial" w:cs="Arial" w:eastAsia="Arial" w:hAnsi="Arial"/>
           <w:b/>
           <w:bCs/>
-          <w:color w:val="3D434A"/>
+          <w:color w:val="2C3036"/>
           <w:sz w:val="20"/>
           <w:szCs w:val="20"/>
         </w:rPr>
@@ -414,7 +435,7 @@
       </w:r>
       <w:r>
         <w:rPr>
-          <w:rFonts w:ascii="Helvetica" w:cs="Helvetica" w:eastAsia="Helvetica" w:hAnsi="Helvetica"/>
+          <w:rFonts w:ascii="Arial" w:cs="Arial" w:eastAsia="Arial" w:hAnsi="Arial"/>
           <w:color w:val="2C3036"/>
           <w:sz w:val="20"/>
           <w:szCs w:val="20"/>
@@ -429,14 +450,14 @@
           <w:ilvl w:val="0"/>
           <w:numId w:val="3"/>
         </w:numPr>
-        <w:spacing w:after="100"/>
-      </w:pPr>
-      <w:r>
-        <w:rPr>
-          <w:rFonts w:ascii="Helvetica" w:cs="Helvetica" w:eastAsia="Helvetica" w:hAnsi="Helvetica"/>
+        <w:spacing w:after="130" w:line="280" w:lineRule="atLeast"/>
+      </w:pPr>
+      <w:r>
+        <w:rPr>
+          <w:rFonts w:ascii="Arial" w:cs="Arial" w:eastAsia="Arial" w:hAnsi="Arial"/>
           <w:b/>
           <w:bCs/>
-          <w:color w:val="3D434A"/>
+          <w:color w:val="2C3036"/>
           <w:sz w:val="20"/>
           <w:szCs w:val="20"/>
         </w:rPr>
@@ -444,7 +465,7 @@
       </w:r>
       <w:r>
         <w:rPr>
-          <w:rFonts w:ascii="Helvetica" w:cs="Helvetica" w:eastAsia="Helvetica" w:hAnsi="Helvetica"/>
+          <w:rFonts w:ascii="Arial" w:cs="Arial" w:eastAsia="Arial" w:hAnsi="Arial"/>
           <w:color w:val="2C3036"/>
           <w:sz w:val="20"/>
           <w:szCs w:val="20"/>
@@ -453,15 +474,19 @@
       </w:r>
     </w:p>
     <w:p>
-      <w:pPr>
-        <w:pStyle w:val="Heading1"/>
+      <w:r>
+        <w:br w:type="page"/>
+      </w:r>
+    </w:p>
+    <w:p>
+      <w:pPr>
         <w:keepNext/>
-        <w:pageBreakBefore/>
-        <w:spacing w:after="100" w:before="280"/>
-      </w:pPr>
-      <w:r>
-        <w:rPr>
-          <w:rFonts w:ascii="Helvetica" w:cs="Helvetica" w:eastAsia="Helvetica" w:hAnsi="Helvetica"/>
+        <w:spacing w:after="170" w:before="260" w:line="280" w:lineRule="atLeast"/>
+        <w:ind w:left="120"/>
+      </w:pPr>
+      <w:r>
+        <w:rPr>
+          <w:rFonts w:ascii="Arial" w:cs="Arial" w:eastAsia="Arial" w:hAnsi="Arial"/>
           <w:b/>
           <w:bCs/>
           <w:color w:val="3D434A"/>
@@ -473,12 +498,13 @@
     </w:p>
     <w:p>
       <w:pPr>
-        <w:spacing w:after="140"/>
+        <w:spacing w:after="240" w:line="280" w:lineRule="atLeast"/>
+        <w:ind w:left="120"/>
         <w:jc w:val="both"/>
       </w:pPr>
       <w:r>
         <w:rPr>
-          <w:rFonts w:ascii="Helvetica" w:cs="Helvetica" w:eastAsia="Helvetica" w:hAnsi="Helvetica"/>
+          <w:rFonts w:ascii="Arial" w:cs="Arial" w:eastAsia="Arial" w:hAnsi="Arial"/>
           <w:color w:val="2C3036"/>
           <w:sz w:val="20"/>
           <w:szCs w:val="20"/>
@@ -488,21 +514,29 @@
     </w:p>
     <w:tbl>
       <w:tblPr>
-        <w:tblW w:type="dxa" w:w="9360"/>
+        <w:tblW w:type="dxa" w:w="8640"/>
+        <w:tblInd w:type="dxa" w:w="360"/>
         <w:tblBorders>
-          <w:top w:val="single" w:color="auto" w:sz="4"/>
-          <w:left w:val="single" w:color="auto" w:sz="4"/>
-          <w:bottom w:val="single" w:color="auto" w:sz="4"/>
-          <w:right w:val="single" w:color="auto" w:sz="4"/>
-          <w:insideH w:val="single" w:color="auto" w:sz="4"/>
-          <w:insideV w:val="single" w:color="auto" w:sz="4"/>
+          <w:top w:val="single" w:color="E5E7EB" w:sz="2"/>
+          <w:left w:val="single" w:color="E5E7EB" w:sz="2"/>
+          <w:bottom w:val="single" w:color="E5E7EB" w:sz="2"/>
+          <w:right w:val="single" w:color="E5E7EB" w:sz="2"/>
+          <w:insideH w:val="single" w:color="E5E7EB" w:sz="2"/>
+          <w:insideV w:val="single" w:color="E5E7EB" w:sz="2"/>
         </w:tblBorders>
+        <w:tblLayout w:type="fixed"/>
+        <w:tblCellMar>
+          <w:top w:type="dxa" w:w="120"/>
+          <w:left w:type="dxa" w:w="140"/>
+          <w:bottom w:type="dxa" w:w="120"/>
+          <w:right w:type="dxa" w:w="140"/>
+        </w:tblCellMar>
       </w:tblPr>
       <w:tblGrid>
-        <w:gridCol w:w="420"/>
-        <w:gridCol w:w="1660"/>
-        <w:gridCol w:w="4820"/>
-        <w:gridCol w:w="2460"/>
+        <w:gridCol w:w="404"/>
+        <w:gridCol w:w="1656"/>
+        <w:gridCol w:w="4536"/>
+        <w:gridCol w:w="2044"/>
       </w:tblGrid>
       <w:tr>
         <w:trPr>
@@ -510,19 +544,23 @@
         </w:trPr>
         <w:tc>
           <w:tcPr>
-            <w:tcW w:type="dxa" w:w="420"/>
-            <w:shd w:fill="3D434A" w:val="clear"/>
-            <w:tcMar>
-              <w:top w:type="dxa" w:w="80"/>
-              <w:left w:type="dxa" w:w="110"/>
-              <w:bottom w:type="dxa" w:w="80"/>
-              <w:right w:type="dxa" w:w="110"/>
-            </w:tcMar>
-          </w:tcPr>
-          <w:p>
-            <w:r>
-              <w:rPr>
-                <w:rFonts w:ascii="Helvetica" w:cs="Helvetica" w:eastAsia="Helvetica" w:hAnsi="Helvetica"/>
+            <w:tcW w:type="dxa" w:w="404"/>
+            <w:tcBorders>
+              <w:top w:val="single" w:color="E5E7EB" w:sz="2"/>
+              <w:left w:val="single" w:color="E5E7EB" w:sz="2"/>
+              <w:bottom w:val="single" w:color="3D434A" w:sz="8"/>
+              <w:right w:val="single" w:color="E5E7EB" w:sz="2"/>
+            </w:tcBorders>
+            <w:shd w:fill="3D434A" w:color="auto" w:val="clear"/>
+          </w:tcPr>
+          <w:p>
+            <w:pPr>
+              <w:spacing w:after="0" w:before="0" w:line="230" w:lineRule="atLeast"/>
+              <w:jc w:val="left"/>
+            </w:pPr>
+            <w:r>
+              <w:rPr>
+                <w:rFonts w:ascii="Arial" w:cs="Arial" w:eastAsia="Arial" w:hAnsi="Arial"/>
                 <w:b/>
                 <w:bCs/>
                 <w:color w:val="FFFFFF"/>
@@ -535,19 +573,23 @@
         </w:tc>
         <w:tc>
           <w:tcPr>
-            <w:tcW w:type="dxa" w:w="1660"/>
-            <w:shd w:fill="3D434A" w:val="clear"/>
-            <w:tcMar>
-              <w:top w:type="dxa" w:w="80"/>
-              <w:left w:type="dxa" w:w="110"/>
-              <w:bottom w:type="dxa" w:w="80"/>
-              <w:right w:type="dxa" w:w="110"/>
-            </w:tcMar>
-          </w:tcPr>
-          <w:p>
-            <w:r>
-              <w:rPr>
-                <w:rFonts w:ascii="Helvetica" w:cs="Helvetica" w:eastAsia="Helvetica" w:hAnsi="Helvetica"/>
+            <w:tcW w:type="dxa" w:w="1656"/>
+            <w:tcBorders>
+              <w:top w:val="single" w:color="E5E7EB" w:sz="2"/>
+              <w:left w:val="single" w:color="E5E7EB" w:sz="2"/>
+              <w:bottom w:val="single" w:color="3D434A" w:sz="8"/>
+              <w:right w:val="single" w:color="E5E7EB" w:sz="2"/>
+            </w:tcBorders>
+            <w:shd w:fill="3D434A" w:color="auto" w:val="clear"/>
+          </w:tcPr>
+          <w:p>
+            <w:pPr>
+              <w:spacing w:after="0" w:before="0" w:line="230" w:lineRule="atLeast"/>
+              <w:jc w:val="left"/>
+            </w:pPr>
+            <w:r>
+              <w:rPr>
+                <w:rFonts w:ascii="Arial" w:cs="Arial" w:eastAsia="Arial" w:hAnsi="Arial"/>
                 <w:b/>
                 <w:bCs/>
                 <w:color w:val="FFFFFF"/>
@@ -560,19 +602,23 @@
         </w:tc>
         <w:tc>
           <w:tcPr>
-            <w:tcW w:type="dxa" w:w="4820"/>
-            <w:shd w:fill="3D434A" w:val="clear"/>
-            <w:tcMar>
-              <w:top w:type="dxa" w:w="80"/>
-              <w:left w:type="dxa" w:w="110"/>
-              <w:bottom w:type="dxa" w:w="80"/>
-              <w:right w:type="dxa" w:w="110"/>
-            </w:tcMar>
-          </w:tcPr>
-          <w:p>
-            <w:r>
-              <w:rPr>
-                <w:rFonts w:ascii="Helvetica" w:cs="Helvetica" w:eastAsia="Helvetica" w:hAnsi="Helvetica"/>
+            <w:tcW w:type="dxa" w:w="4536"/>
+            <w:tcBorders>
+              <w:top w:val="single" w:color="E5E7EB" w:sz="2"/>
+              <w:left w:val="single" w:color="E5E7EB" w:sz="2"/>
+              <w:bottom w:val="single" w:color="3D434A" w:sz="8"/>
+              <w:right w:val="single" w:color="E5E7EB" w:sz="2"/>
+            </w:tcBorders>
+            <w:shd w:fill="3D434A" w:color="auto" w:val="clear"/>
+          </w:tcPr>
+          <w:p>
+            <w:pPr>
+              <w:spacing w:after="0" w:before="0" w:line="230" w:lineRule="atLeast"/>
+              <w:jc w:val="left"/>
+            </w:pPr>
+            <w:r>
+              <w:rPr>
+                <w:rFonts w:ascii="Arial" w:cs="Arial" w:eastAsia="Arial" w:hAnsi="Arial"/>
                 <w:b/>
                 <w:bCs/>
                 <w:color w:val="FFFFFF"/>
@@ -585,19 +631,23 @@
         </w:tc>
         <w:tc>
           <w:tcPr>
-            <w:tcW w:type="dxa" w:w="2460"/>
-            <w:shd w:fill="3D434A" w:val="clear"/>
-            <w:tcMar>
-              <w:top w:type="dxa" w:w="80"/>
-              <w:left w:type="dxa" w:w="110"/>
-              <w:bottom w:type="dxa" w:w="80"/>
-              <w:right w:type="dxa" w:w="110"/>
-            </w:tcMar>
-          </w:tcPr>
-          <w:p>
-            <w:r>
-              <w:rPr>
-                <w:rFonts w:ascii="Helvetica" w:cs="Helvetica" w:eastAsia="Helvetica" w:hAnsi="Helvetica"/>
+            <w:tcW w:type="dxa" w:w="2044"/>
+            <w:tcBorders>
+              <w:top w:val="single" w:color="E5E7EB" w:sz="2"/>
+              <w:left w:val="single" w:color="E5E7EB" w:sz="2"/>
+              <w:bottom w:val="single" w:color="3D434A" w:sz="8"/>
+              <w:right w:val="single" w:color="E5E7EB" w:sz="2"/>
+            </w:tcBorders>
+            <w:shd w:fill="3D434A" w:color="auto" w:val="clear"/>
+          </w:tcPr>
+          <w:p>
+            <w:pPr>
+              <w:spacing w:after="0" w:before="0" w:line="230" w:lineRule="atLeast"/>
+              <w:jc w:val="left"/>
+            </w:pPr>
+            <w:r>
+              <w:rPr>
+                <w:rFonts w:ascii="Arial" w:cs="Arial" w:eastAsia="Arial" w:hAnsi="Arial"/>
                 <w:b/>
                 <w:bCs/>
                 <w:color w:val="FFFFFF"/>
@@ -612,18 +662,16 @@
       <w:tr>
         <w:tc>
           <w:tcPr>
-            <w:tcW w:type="dxa" w:w="420"/>
-            <w:tcMar>
-              <w:top w:type="dxa" w:w="80"/>
-              <w:left w:type="dxa" w:w="110"/>
-              <w:bottom w:type="dxa" w:w="80"/>
-              <w:right w:type="dxa" w:w="110"/>
-            </w:tcMar>
-          </w:tcPr>
-          <w:p>
-            <w:r>
-              <w:rPr>
-                <w:rFonts w:ascii="Helvetica" w:cs="Helvetica" w:eastAsia="Helvetica" w:hAnsi="Helvetica"/>
+            <w:tcW w:type="dxa" w:w="404"/>
+          </w:tcPr>
+          <w:p>
+            <w:pPr>
+              <w:spacing w:after="0" w:before="0" w:line="230" w:lineRule="atLeast"/>
+              <w:jc w:val="left"/>
+            </w:pPr>
+            <w:r>
+              <w:rPr>
+                <w:rFonts w:ascii="Arial" w:cs="Arial" w:eastAsia="Arial" w:hAnsi="Arial"/>
                 <w:b w:val="false"/>
                 <w:bCs w:val="false"/>
                 <w:color w:val="2C3036"/>
@@ -636,18 +684,16 @@
         </w:tc>
         <w:tc>
           <w:tcPr>
-            <w:tcW w:type="dxa" w:w="1660"/>
-            <w:tcMar>
-              <w:top w:type="dxa" w:w="80"/>
-              <w:left w:type="dxa" w:w="110"/>
-              <w:bottom w:type="dxa" w:w="80"/>
-              <w:right w:type="dxa" w:w="110"/>
-            </w:tcMar>
-          </w:tcPr>
-          <w:p>
-            <w:r>
-              <w:rPr>
-                <w:rFonts w:ascii="Helvetica" w:cs="Helvetica" w:eastAsia="Helvetica" w:hAnsi="Helvetica"/>
+            <w:tcW w:type="dxa" w:w="1656"/>
+          </w:tcPr>
+          <w:p>
+            <w:pPr>
+              <w:spacing w:after="0" w:before="0" w:line="230" w:lineRule="atLeast"/>
+              <w:jc w:val="left"/>
+            </w:pPr>
+            <w:r>
+              <w:rPr>
+                <w:rFonts w:ascii="Arial" w:cs="Arial" w:eastAsia="Arial" w:hAnsi="Arial"/>
                 <w:b w:val="false"/>
                 <w:bCs w:val="false"/>
                 <w:color w:val="2C3036"/>
@@ -660,18 +706,16 @@
         </w:tc>
         <w:tc>
           <w:tcPr>
-            <w:tcW w:type="dxa" w:w="4820"/>
-            <w:tcMar>
-              <w:top w:type="dxa" w:w="80"/>
-              <w:left w:type="dxa" w:w="110"/>
-              <w:bottom w:type="dxa" w:w="80"/>
-              <w:right w:type="dxa" w:w="110"/>
-            </w:tcMar>
-          </w:tcPr>
-          <w:p>
-            <w:r>
-              <w:rPr>
-                <w:rFonts w:ascii="Helvetica" w:cs="Helvetica" w:eastAsia="Helvetica" w:hAnsi="Helvetica"/>
+            <w:tcW w:type="dxa" w:w="4536"/>
+          </w:tcPr>
+          <w:p>
+            <w:pPr>
+              <w:spacing w:after="0" w:before="0" w:line="230" w:lineRule="atLeast"/>
+              <w:jc w:val="left"/>
+            </w:pPr>
+            <w:r>
+              <w:rPr>
+                <w:rFonts w:ascii="Arial" w:cs="Arial" w:eastAsia="Arial" w:hAnsi="Arial"/>
                 <w:b w:val="false"/>
                 <w:bCs w:val="false"/>
                 <w:color w:val="2C3036"/>
@@ -684,18 +728,16 @@
         </w:tc>
         <w:tc>
           <w:tcPr>
-            <w:tcW w:type="dxa" w:w="2460"/>
-            <w:tcMar>
-              <w:top w:type="dxa" w:w="80"/>
-              <w:left w:type="dxa" w:w="110"/>
-              <w:bottom w:type="dxa" w:w="80"/>
-              <w:right w:type="dxa" w:w="110"/>
-            </w:tcMar>
-          </w:tcPr>
-          <w:p>
-            <w:r>
-              <w:rPr>
-                <w:rFonts w:ascii="Helvetica" w:cs="Helvetica" w:eastAsia="Helvetica" w:hAnsi="Helvetica"/>
+            <w:tcW w:type="dxa" w:w="2044"/>
+          </w:tcPr>
+          <w:p>
+            <w:pPr>
+              <w:spacing w:after="0" w:before="0" w:line="230" w:lineRule="atLeast"/>
+              <w:jc w:val="left"/>
+            </w:pPr>
+            <w:r>
+              <w:rPr>
+                <w:rFonts w:ascii="Arial" w:cs="Arial" w:eastAsia="Arial" w:hAnsi="Arial"/>
                 <w:b w:val="false"/>
                 <w:bCs w:val="false"/>
                 <w:color w:val="2C3036"/>
@@ -710,19 +752,17 @@
       <w:tr>
         <w:tc>
           <w:tcPr>
-            <w:tcW w:type="dxa" w:w="420"/>
-            <w:shd w:fill="FBF7F1" w:val="clear"/>
-            <w:tcMar>
-              <w:top w:type="dxa" w:w="80"/>
-              <w:left w:type="dxa" w:w="110"/>
-              <w:bottom w:type="dxa" w:w="80"/>
-              <w:right w:type="dxa" w:w="110"/>
-            </w:tcMar>
-          </w:tcPr>
-          <w:p>
-            <w:r>
-              <w:rPr>
-                <w:rFonts w:ascii="Helvetica" w:cs="Helvetica" w:eastAsia="Helvetica" w:hAnsi="Helvetica"/>
+            <w:tcW w:type="dxa" w:w="404"/>
+            <w:shd w:fill="FBF7F1" w:color="auto" w:val="clear"/>
+          </w:tcPr>
+          <w:p>
+            <w:pPr>
+              <w:spacing w:after="0" w:before="0" w:line="230" w:lineRule="atLeast"/>
+              <w:jc w:val="left"/>
+            </w:pPr>
+            <w:r>
+              <w:rPr>
+                <w:rFonts w:ascii="Arial" w:cs="Arial" w:eastAsia="Arial" w:hAnsi="Arial"/>
                 <w:b w:val="false"/>
                 <w:bCs w:val="false"/>
                 <w:color w:val="2C3036"/>
@@ -735,19 +775,17 @@
         </w:tc>
         <w:tc>
           <w:tcPr>
-            <w:tcW w:type="dxa" w:w="1660"/>
-            <w:shd w:fill="FBF7F1" w:val="clear"/>
-            <w:tcMar>
-              <w:top w:type="dxa" w:w="80"/>
-              <w:left w:type="dxa" w:w="110"/>
-              <w:bottom w:type="dxa" w:w="80"/>
-              <w:right w:type="dxa" w:w="110"/>
-            </w:tcMar>
-          </w:tcPr>
-          <w:p>
-            <w:r>
-              <w:rPr>
-                <w:rFonts w:ascii="Helvetica" w:cs="Helvetica" w:eastAsia="Helvetica" w:hAnsi="Helvetica"/>
+            <w:tcW w:type="dxa" w:w="1656"/>
+            <w:shd w:fill="FBF7F1" w:color="auto" w:val="clear"/>
+          </w:tcPr>
+          <w:p>
+            <w:pPr>
+              <w:spacing w:after="0" w:before="0" w:line="230" w:lineRule="atLeast"/>
+              <w:jc w:val="left"/>
+            </w:pPr>
+            <w:r>
+              <w:rPr>
+                <w:rFonts w:ascii="Arial" w:cs="Arial" w:eastAsia="Arial" w:hAnsi="Arial"/>
                 <w:b w:val="false"/>
                 <w:bCs w:val="false"/>
                 <w:color w:val="2C3036"/>
@@ -760,19 +798,17 @@
         </w:tc>
         <w:tc>
           <w:tcPr>
-            <w:tcW w:type="dxa" w:w="4820"/>
-            <w:shd w:fill="FBF7F1" w:val="clear"/>
-            <w:tcMar>
-              <w:top w:type="dxa" w:w="80"/>
-              <w:left w:type="dxa" w:w="110"/>
-              <w:bottom w:type="dxa" w:w="80"/>
-              <w:right w:type="dxa" w:w="110"/>
-            </w:tcMar>
-          </w:tcPr>
-          <w:p>
-            <w:r>
-              <w:rPr>
-                <w:rFonts w:ascii="Helvetica" w:cs="Helvetica" w:eastAsia="Helvetica" w:hAnsi="Helvetica"/>
+            <w:tcW w:type="dxa" w:w="4536"/>
+            <w:shd w:fill="FBF7F1" w:color="auto" w:val="clear"/>
+          </w:tcPr>
+          <w:p>
+            <w:pPr>
+              <w:spacing w:after="0" w:before="0" w:line="230" w:lineRule="atLeast"/>
+              <w:jc w:val="left"/>
+            </w:pPr>
+            <w:r>
+              <w:rPr>
+                <w:rFonts w:ascii="Arial" w:cs="Arial" w:eastAsia="Arial" w:hAnsi="Arial"/>
                 <w:b w:val="false"/>
                 <w:bCs w:val="false"/>
                 <w:color w:val="2C3036"/>
@@ -785,19 +821,17 @@
         </w:tc>
         <w:tc>
           <w:tcPr>
-            <w:tcW w:type="dxa" w:w="2460"/>
-            <w:shd w:fill="FBF7F1" w:val="clear"/>
-            <w:tcMar>
-              <w:top w:type="dxa" w:w="80"/>
-              <w:left w:type="dxa" w:w="110"/>
-              <w:bottom w:type="dxa" w:w="80"/>
-              <w:right w:type="dxa" w:w="110"/>
-            </w:tcMar>
-          </w:tcPr>
-          <w:p>
-            <w:r>
-              <w:rPr>
-                <w:rFonts w:ascii="Helvetica" w:cs="Helvetica" w:eastAsia="Helvetica" w:hAnsi="Helvetica"/>
+            <w:tcW w:type="dxa" w:w="2044"/>
+            <w:shd w:fill="FBF7F1" w:color="auto" w:val="clear"/>
+          </w:tcPr>
+          <w:p>
+            <w:pPr>
+              <w:spacing w:after="0" w:before="0" w:line="230" w:lineRule="atLeast"/>
+              <w:jc w:val="left"/>
+            </w:pPr>
+            <w:r>
+              <w:rPr>
+                <w:rFonts w:ascii="Arial" w:cs="Arial" w:eastAsia="Arial" w:hAnsi="Arial"/>
                 <w:b w:val="false"/>
                 <w:bCs w:val="false"/>
                 <w:color w:val="2C3036"/>
@@ -812,18 +846,16 @@
       <w:tr>
         <w:tc>
           <w:tcPr>
-            <w:tcW w:type="dxa" w:w="420"/>
-            <w:tcMar>
-              <w:top w:type="dxa" w:w="80"/>
-              <w:left w:type="dxa" w:w="110"/>
-              <w:bottom w:type="dxa" w:w="80"/>
-              <w:right w:type="dxa" w:w="110"/>
-            </w:tcMar>
-          </w:tcPr>
-          <w:p>
-            <w:r>
-              <w:rPr>
-                <w:rFonts w:ascii="Helvetica" w:cs="Helvetica" w:eastAsia="Helvetica" w:hAnsi="Helvetica"/>
+            <w:tcW w:type="dxa" w:w="404"/>
+          </w:tcPr>
+          <w:p>
+            <w:pPr>
+              <w:spacing w:after="0" w:before="0" w:line="230" w:lineRule="atLeast"/>
+              <w:jc w:val="left"/>
+            </w:pPr>
+            <w:r>
+              <w:rPr>
+                <w:rFonts w:ascii="Arial" w:cs="Arial" w:eastAsia="Arial" w:hAnsi="Arial"/>
                 <w:b w:val="false"/>
                 <w:bCs w:val="false"/>
                 <w:color w:val="2C3036"/>
@@ -836,18 +868,16 @@
         </w:tc>
         <w:tc>
           <w:tcPr>
-            <w:tcW w:type="dxa" w:w="1660"/>
-            <w:tcMar>
-              <w:top w:type="dxa" w:w="80"/>
-              <w:left w:type="dxa" w:w="110"/>
-              <w:bottom w:type="dxa" w:w="80"/>
-              <w:right w:type="dxa" w:w="110"/>
-            </w:tcMar>
-          </w:tcPr>
-          <w:p>
-            <w:r>
-              <w:rPr>
-                <w:rFonts w:ascii="Helvetica" w:cs="Helvetica" w:eastAsia="Helvetica" w:hAnsi="Helvetica"/>
+            <w:tcW w:type="dxa" w:w="1656"/>
+          </w:tcPr>
+          <w:p>
+            <w:pPr>
+              <w:spacing w:after="0" w:before="0" w:line="230" w:lineRule="atLeast"/>
+              <w:jc w:val="left"/>
+            </w:pPr>
+            <w:r>
+              <w:rPr>
+                <w:rFonts w:ascii="Arial" w:cs="Arial" w:eastAsia="Arial" w:hAnsi="Arial"/>
                 <w:b w:val="false"/>
                 <w:bCs w:val="false"/>
                 <w:color w:val="2C3036"/>
@@ -860,18 +890,16 @@
         </w:tc>
         <w:tc>
           <w:tcPr>
-            <w:tcW w:type="dxa" w:w="4820"/>
-            <w:tcMar>
-              <w:top w:type="dxa" w:w="80"/>
-              <w:left w:type="dxa" w:w="110"/>
-              <w:bottom w:type="dxa" w:w="80"/>
-              <w:right w:type="dxa" w:w="110"/>
-            </w:tcMar>
-          </w:tcPr>
-          <w:p>
-            <w:r>
-              <w:rPr>
-                <w:rFonts w:ascii="Helvetica" w:cs="Helvetica" w:eastAsia="Helvetica" w:hAnsi="Helvetica"/>
+            <w:tcW w:type="dxa" w:w="4536"/>
+          </w:tcPr>
+          <w:p>
+            <w:pPr>
+              <w:spacing w:after="0" w:before="0" w:line="230" w:lineRule="atLeast"/>
+              <w:jc w:val="left"/>
+            </w:pPr>
+            <w:r>
+              <w:rPr>
+                <w:rFonts w:ascii="Arial" w:cs="Arial" w:eastAsia="Arial" w:hAnsi="Arial"/>
                 <w:b w:val="false"/>
                 <w:bCs w:val="false"/>
                 <w:color w:val="2C3036"/>
@@ -884,18 +912,16 @@
         </w:tc>
         <w:tc>
           <w:tcPr>
-            <w:tcW w:type="dxa" w:w="2460"/>
-            <w:tcMar>
-              <w:top w:type="dxa" w:w="80"/>
-              <w:left w:type="dxa" w:w="110"/>
-              <w:bottom w:type="dxa" w:w="80"/>
-              <w:right w:type="dxa" w:w="110"/>
-            </w:tcMar>
-          </w:tcPr>
-          <w:p>
-            <w:r>
-              <w:rPr>
-                <w:rFonts w:ascii="Helvetica" w:cs="Helvetica" w:eastAsia="Helvetica" w:hAnsi="Helvetica"/>
+            <w:tcW w:type="dxa" w:w="2044"/>
+          </w:tcPr>
+          <w:p>
+            <w:pPr>
+              <w:spacing w:after="0" w:before="0" w:line="230" w:lineRule="atLeast"/>
+              <w:jc w:val="left"/>
+            </w:pPr>
+            <w:r>
+              <w:rPr>
+                <w:rFonts w:ascii="Arial" w:cs="Arial" w:eastAsia="Arial" w:hAnsi="Arial"/>
                 <w:b w:val="false"/>
                 <w:bCs w:val="false"/>
                 <w:color w:val="2C3036"/>
@@ -910,19 +936,17 @@
       <w:tr>
         <w:tc>
           <w:tcPr>
-            <w:tcW w:type="dxa" w:w="420"/>
-            <w:shd w:fill="FBF7F1" w:val="clear"/>
-            <w:tcMar>
-              <w:top w:type="dxa" w:w="80"/>
-              <w:left w:type="dxa" w:w="110"/>
-              <w:bottom w:type="dxa" w:w="80"/>
-              <w:right w:type="dxa" w:w="110"/>
-            </w:tcMar>
-          </w:tcPr>
-          <w:p>
-            <w:r>
-              <w:rPr>
-                <w:rFonts w:ascii="Helvetica" w:cs="Helvetica" w:eastAsia="Helvetica" w:hAnsi="Helvetica"/>
+            <w:tcW w:type="dxa" w:w="404"/>
+            <w:shd w:fill="FBF7F1" w:color="auto" w:val="clear"/>
+          </w:tcPr>
+          <w:p>
+            <w:pPr>
+              <w:spacing w:after="0" w:before="0" w:line="230" w:lineRule="atLeast"/>
+              <w:jc w:val="left"/>
+            </w:pPr>
+            <w:r>
+              <w:rPr>
+                <w:rFonts w:ascii="Arial" w:cs="Arial" w:eastAsia="Arial" w:hAnsi="Arial"/>
                 <w:b w:val="false"/>
                 <w:bCs w:val="false"/>
                 <w:color w:val="2C3036"/>
@@ -935,19 +959,17 @@
         </w:tc>
         <w:tc>
           <w:tcPr>
-            <w:tcW w:type="dxa" w:w="1660"/>
-            <w:shd w:fill="FBF7F1" w:val="clear"/>
-            <w:tcMar>
-              <w:top w:type="dxa" w:w="80"/>
-              <w:left w:type="dxa" w:w="110"/>
-              <w:bottom w:type="dxa" w:w="80"/>
-              <w:right w:type="dxa" w:w="110"/>
-            </w:tcMar>
-          </w:tcPr>
-          <w:p>
-            <w:r>
-              <w:rPr>
-                <w:rFonts w:ascii="Helvetica" w:cs="Helvetica" w:eastAsia="Helvetica" w:hAnsi="Helvetica"/>
+            <w:tcW w:type="dxa" w:w="1656"/>
+            <w:shd w:fill="FBF7F1" w:color="auto" w:val="clear"/>
+          </w:tcPr>
+          <w:p>
+            <w:pPr>
+              <w:spacing w:after="0" w:before="0" w:line="230" w:lineRule="atLeast"/>
+              <w:jc w:val="left"/>
+            </w:pPr>
+            <w:r>
+              <w:rPr>
+                <w:rFonts w:ascii="Arial" w:cs="Arial" w:eastAsia="Arial" w:hAnsi="Arial"/>
                 <w:b w:val="false"/>
                 <w:bCs w:val="false"/>
                 <w:color w:val="2C3036"/>
@@ -960,19 +982,17 @@
         </w:tc>
         <w:tc>
           <w:tcPr>
-            <w:tcW w:type="dxa" w:w="4820"/>
-            <w:shd w:fill="FBF7F1" w:val="clear"/>
-            <w:tcMar>
-              <w:top w:type="dxa" w:w="80"/>
-              <w:left w:type="dxa" w:w="110"/>
-              <w:bottom w:type="dxa" w:w="80"/>
-              <w:right w:type="dxa" w:w="110"/>
-            </w:tcMar>
-          </w:tcPr>
-          <w:p>
-            <w:r>
-              <w:rPr>
-                <w:rFonts w:ascii="Helvetica" w:cs="Helvetica" w:eastAsia="Helvetica" w:hAnsi="Helvetica"/>
+            <w:tcW w:type="dxa" w:w="4536"/>
+            <w:shd w:fill="FBF7F1" w:color="auto" w:val="clear"/>
+          </w:tcPr>
+          <w:p>
+            <w:pPr>
+              <w:spacing w:after="0" w:before="0" w:line="230" w:lineRule="atLeast"/>
+              <w:jc w:val="left"/>
+            </w:pPr>
+            <w:r>
+              <w:rPr>
+                <w:rFonts w:ascii="Arial" w:cs="Arial" w:eastAsia="Arial" w:hAnsi="Arial"/>
                 <w:b w:val="false"/>
                 <w:bCs w:val="false"/>
                 <w:color w:val="2C3036"/>
@@ -985,19 +1005,17 @@
         </w:tc>
         <w:tc>
           <w:tcPr>
-            <w:tcW w:type="dxa" w:w="2460"/>
-            <w:shd w:fill="FBF7F1" w:val="clear"/>
-            <w:tcMar>
-              <w:top w:type="dxa" w:w="80"/>
-              <w:left w:type="dxa" w:w="110"/>
-              <w:bottom w:type="dxa" w:w="80"/>
-              <w:right w:type="dxa" w:w="110"/>
-            </w:tcMar>
-          </w:tcPr>
-          <w:p>
-            <w:r>
-              <w:rPr>
-                <w:rFonts w:ascii="Helvetica" w:cs="Helvetica" w:eastAsia="Helvetica" w:hAnsi="Helvetica"/>
+            <w:tcW w:type="dxa" w:w="2044"/>
+            <w:shd w:fill="FBF7F1" w:color="auto" w:val="clear"/>
+          </w:tcPr>
+          <w:p>
+            <w:pPr>
+              <w:spacing w:after="0" w:before="0" w:line="230" w:lineRule="atLeast"/>
+              <w:jc w:val="left"/>
+            </w:pPr>
+            <w:r>
+              <w:rPr>
+                <w:rFonts w:ascii="Arial" w:cs="Arial" w:eastAsia="Arial" w:hAnsi="Arial"/>
                 <w:b w:val="false"/>
                 <w:bCs w:val="false"/>
                 <w:color w:val="2C3036"/>
@@ -1012,18 +1030,16 @@
       <w:tr>
         <w:tc>
           <w:tcPr>
-            <w:tcW w:type="dxa" w:w="420"/>
-            <w:tcMar>
-              <w:top w:type="dxa" w:w="80"/>
-              <w:left w:type="dxa" w:w="110"/>
-              <w:bottom w:type="dxa" w:w="80"/>
-              <w:right w:type="dxa" w:w="110"/>
-            </w:tcMar>
-          </w:tcPr>
-          <w:p>
-            <w:r>
-              <w:rPr>
-                <w:rFonts w:ascii="Helvetica" w:cs="Helvetica" w:eastAsia="Helvetica" w:hAnsi="Helvetica"/>
+            <w:tcW w:type="dxa" w:w="404"/>
+          </w:tcPr>
+          <w:p>
+            <w:pPr>
+              <w:spacing w:after="0" w:before="0" w:line="230" w:lineRule="atLeast"/>
+              <w:jc w:val="left"/>
+            </w:pPr>
+            <w:r>
+              <w:rPr>
+                <w:rFonts w:ascii="Arial" w:cs="Arial" w:eastAsia="Arial" w:hAnsi="Arial"/>
                 <w:b w:val="false"/>
                 <w:bCs w:val="false"/>
                 <w:color w:val="2C3036"/>
@@ -1036,18 +1052,16 @@
         </w:tc>
         <w:tc>
           <w:tcPr>
-            <w:tcW w:type="dxa" w:w="1660"/>
-            <w:tcMar>
-              <w:top w:type="dxa" w:w="80"/>
-              <w:left w:type="dxa" w:w="110"/>
-              <w:bottom w:type="dxa" w:w="80"/>
-              <w:right w:type="dxa" w:w="110"/>
-            </w:tcMar>
-          </w:tcPr>
-          <w:p>
-            <w:r>
-              <w:rPr>
-                <w:rFonts w:ascii="Helvetica" w:cs="Helvetica" w:eastAsia="Helvetica" w:hAnsi="Helvetica"/>
+            <w:tcW w:type="dxa" w:w="1656"/>
+          </w:tcPr>
+          <w:p>
+            <w:pPr>
+              <w:spacing w:after="0" w:before="0" w:line="230" w:lineRule="atLeast"/>
+              <w:jc w:val="left"/>
+            </w:pPr>
+            <w:r>
+              <w:rPr>
+                <w:rFonts w:ascii="Arial" w:cs="Arial" w:eastAsia="Arial" w:hAnsi="Arial"/>
                 <w:b w:val="false"/>
                 <w:bCs w:val="false"/>
                 <w:color w:val="2C3036"/>
@@ -1060,18 +1074,16 @@
         </w:tc>
         <w:tc>
           <w:tcPr>
-            <w:tcW w:type="dxa" w:w="4820"/>
-            <w:tcMar>
-              <w:top w:type="dxa" w:w="80"/>
-              <w:left w:type="dxa" w:w="110"/>
-              <w:bottom w:type="dxa" w:w="80"/>
-              <w:right w:type="dxa" w:w="110"/>
-            </w:tcMar>
-          </w:tcPr>
-          <w:p>
-            <w:r>
-              <w:rPr>
-                <w:rFonts w:ascii="Helvetica" w:cs="Helvetica" w:eastAsia="Helvetica" w:hAnsi="Helvetica"/>
+            <w:tcW w:type="dxa" w:w="4536"/>
+          </w:tcPr>
+          <w:p>
+            <w:pPr>
+              <w:spacing w:after="0" w:before="0" w:line="230" w:lineRule="atLeast"/>
+              <w:jc w:val="left"/>
+            </w:pPr>
+            <w:r>
+              <w:rPr>
+                <w:rFonts w:ascii="Arial" w:cs="Arial" w:eastAsia="Arial" w:hAnsi="Arial"/>
                 <w:b w:val="false"/>
                 <w:bCs w:val="false"/>
                 <w:color w:val="2C3036"/>
@@ -1084,18 +1096,16 @@
         </w:tc>
         <w:tc>
           <w:tcPr>
-            <w:tcW w:type="dxa" w:w="2460"/>
-            <w:tcMar>
-              <w:top w:type="dxa" w:w="80"/>
-              <w:left w:type="dxa" w:w="110"/>
-              <w:bottom w:type="dxa" w:w="80"/>
-              <w:right w:type="dxa" w:w="110"/>
-            </w:tcMar>
-          </w:tcPr>
-          <w:p>
-            <w:r>
-              <w:rPr>
-                <w:rFonts w:ascii="Helvetica" w:cs="Helvetica" w:eastAsia="Helvetica" w:hAnsi="Helvetica"/>
+            <w:tcW w:type="dxa" w:w="2044"/>
+          </w:tcPr>
+          <w:p>
+            <w:pPr>
+              <w:spacing w:after="0" w:before="0" w:line="230" w:lineRule="atLeast"/>
+              <w:jc w:val="left"/>
+            </w:pPr>
+            <w:r>
+              <w:rPr>
+                <w:rFonts w:ascii="Arial" w:cs="Arial" w:eastAsia="Arial" w:hAnsi="Arial"/>
                 <w:b w:val="false"/>
                 <w:bCs w:val="false"/>
                 <w:color w:val="2C3036"/>
@@ -1110,19 +1120,17 @@
       <w:tr>
         <w:tc>
           <w:tcPr>
-            <w:tcW w:type="dxa" w:w="420"/>
-            <w:shd w:fill="FBF7F1" w:val="clear"/>
-            <w:tcMar>
-              <w:top w:type="dxa" w:w="80"/>
-              <w:left w:type="dxa" w:w="110"/>
-              <w:bottom w:type="dxa" w:w="80"/>
-              <w:right w:type="dxa" w:w="110"/>
-            </w:tcMar>
-          </w:tcPr>
-          <w:p>
-            <w:r>
-              <w:rPr>
-                <w:rFonts w:ascii="Helvetica" w:cs="Helvetica" w:eastAsia="Helvetica" w:hAnsi="Helvetica"/>
+            <w:tcW w:type="dxa" w:w="404"/>
+            <w:shd w:fill="FBF7F1" w:color="auto" w:val="clear"/>
+          </w:tcPr>
+          <w:p>
+            <w:pPr>
+              <w:spacing w:after="0" w:before="0" w:line="230" w:lineRule="atLeast"/>
+              <w:jc w:val="left"/>
+            </w:pPr>
+            <w:r>
+              <w:rPr>
+                <w:rFonts w:ascii="Arial" w:cs="Arial" w:eastAsia="Arial" w:hAnsi="Arial"/>
                 <w:b w:val="false"/>
                 <w:bCs w:val="false"/>
                 <w:color w:val="2C3036"/>
@@ -1135,19 +1143,17 @@
         </w:tc>
         <w:tc>
           <w:tcPr>
-            <w:tcW w:type="dxa" w:w="1660"/>
-            <w:shd w:fill="FBF7F1" w:val="clear"/>
-            <w:tcMar>
-              <w:top w:type="dxa" w:w="80"/>
-              <w:left w:type="dxa" w:w="110"/>
-              <w:bottom w:type="dxa" w:w="80"/>
-              <w:right w:type="dxa" w:w="110"/>
-            </w:tcMar>
-          </w:tcPr>
-          <w:p>
-            <w:r>
-              <w:rPr>
-                <w:rFonts w:ascii="Helvetica" w:cs="Helvetica" w:eastAsia="Helvetica" w:hAnsi="Helvetica"/>
+            <w:tcW w:type="dxa" w:w="1656"/>
+            <w:shd w:fill="FBF7F1" w:color="auto" w:val="clear"/>
+          </w:tcPr>
+          <w:p>
+            <w:pPr>
+              <w:spacing w:after="0" w:before="0" w:line="230" w:lineRule="atLeast"/>
+              <w:jc w:val="left"/>
+            </w:pPr>
+            <w:r>
+              <w:rPr>
+                <w:rFonts w:ascii="Arial" w:cs="Arial" w:eastAsia="Arial" w:hAnsi="Arial"/>
                 <w:b w:val="false"/>
                 <w:bCs w:val="false"/>
                 <w:color w:val="2C3036"/>
@@ -1160,19 +1166,17 @@
         </w:tc>
         <w:tc>
           <w:tcPr>
-            <w:tcW w:type="dxa" w:w="4820"/>
-            <w:shd w:fill="FBF7F1" w:val="clear"/>
-            <w:tcMar>
-              <w:top w:type="dxa" w:w="80"/>
-              <w:left w:type="dxa" w:w="110"/>
-              <w:bottom w:type="dxa" w:w="80"/>
-              <w:right w:type="dxa" w:w="110"/>
-            </w:tcMar>
-          </w:tcPr>
-          <w:p>
-            <w:r>
-              <w:rPr>
-                <w:rFonts w:ascii="Helvetica" w:cs="Helvetica" w:eastAsia="Helvetica" w:hAnsi="Helvetica"/>
+            <w:tcW w:type="dxa" w:w="4536"/>
+            <w:shd w:fill="FBF7F1" w:color="auto" w:val="clear"/>
+          </w:tcPr>
+          <w:p>
+            <w:pPr>
+              <w:spacing w:after="0" w:before="0" w:line="230" w:lineRule="atLeast"/>
+              <w:jc w:val="left"/>
+            </w:pPr>
+            <w:r>
+              <w:rPr>
+                <w:rFonts w:ascii="Arial" w:cs="Arial" w:eastAsia="Arial" w:hAnsi="Arial"/>
                 <w:b w:val="false"/>
                 <w:bCs w:val="false"/>
                 <w:color w:val="2C3036"/>
@@ -1185,19 +1189,17 @@
         </w:tc>
         <w:tc>
           <w:tcPr>
-            <w:tcW w:type="dxa" w:w="2460"/>
-            <w:shd w:fill="FBF7F1" w:val="clear"/>
-            <w:tcMar>
-              <w:top w:type="dxa" w:w="80"/>
-              <w:left w:type="dxa" w:w="110"/>
-              <w:bottom w:type="dxa" w:w="80"/>
-              <w:right w:type="dxa" w:w="110"/>
-            </w:tcMar>
-          </w:tcPr>
-          <w:p>
-            <w:r>
-              <w:rPr>
-                <w:rFonts w:ascii="Helvetica" w:cs="Helvetica" w:eastAsia="Helvetica" w:hAnsi="Helvetica"/>
+            <w:tcW w:type="dxa" w:w="2044"/>
+            <w:shd w:fill="FBF7F1" w:color="auto" w:val="clear"/>
+          </w:tcPr>
+          <w:p>
+            <w:pPr>
+              <w:spacing w:after="0" w:before="0" w:line="230" w:lineRule="atLeast"/>
+              <w:jc w:val="left"/>
+            </w:pPr>
+            <w:r>
+              <w:rPr>
+                <w:rFonts w:ascii="Arial" w:cs="Arial" w:eastAsia="Arial" w:hAnsi="Arial"/>
                 <w:b w:val="false"/>
                 <w:bCs w:val="false"/>
                 <w:color w:val="2C3036"/>
@@ -1212,40 +1214,57 @@
     </w:tbl>
     <w:p>
       <w:pPr>
-        <w:spacing w:after="140" w:before="160"/>
+        <w:spacing w:after="200" w:before="0"/>
+      </w:pPr>
+      <w:r>
+        <w:rPr>
+          <w:sz w:val="2"/>
+          <w:szCs w:val="2"/>
+        </w:rPr>
+        <w:t xml:space="preserve"/>
+      </w:r>
+    </w:p>
+    <w:p>
+      <w:pPr>
+        <w:spacing w:after="120" w:line="280" w:lineRule="atLeast"/>
+        <w:ind w:left="120"/>
         <w:jc w:val="both"/>
       </w:pPr>
       <w:r>
         <w:rPr>
-          <w:rFonts w:ascii="Helvetica" w:cs="Helvetica" w:eastAsia="Helvetica" w:hAnsi="Helvetica"/>
+          <w:rFonts w:ascii="Arial" w:cs="Arial" w:eastAsia="Arial" w:hAnsi="Arial"/>
           <w:b/>
           <w:bCs/>
-          <w:color w:val="3D434A"/>
-          <w:sz w:val="20"/>
-          <w:szCs w:val="20"/>
-        </w:rPr>
-        <w:t xml:space="preserve">On standby for drill-down: </w:t>
-      </w:r>
-      <w:r>
-        <w:rPr>
-          <w:rFonts w:ascii="Helvetica" w:cs="Helvetica" w:eastAsia="Helvetica" w:hAnsi="Helvetica"/>
           <w:color w:val="2C3036"/>
           <w:sz w:val="20"/>
           <w:szCs w:val="20"/>
         </w:rPr>
-        <w:t xml:space="preserve">live schedules, the portfolio dashboard, and the critical path analysis. These are opened on demand, not presented by default.</w:t>
-      </w:r>
-    </w:p>
-    <w:p>
-      <w:pPr>
-        <w:pStyle w:val="Heading1"/>
+        <w:t xml:space="preserve">On standby for drill-down:</w:t>
+      </w:r>
+      <w:r>
+        <w:rPr>
+          <w:rFonts w:ascii="Arial" w:cs="Arial" w:eastAsia="Arial" w:hAnsi="Arial"/>
+          <w:color w:val="2C3036"/>
+          <w:sz w:val="20"/>
+          <w:szCs w:val="20"/>
+        </w:rPr>
+        <w:t xml:space="preserve"> live schedules, the portfolio dashboard, and the critical path analysis. These are opened on demand, not presented by default.</w:t>
+      </w:r>
+    </w:p>
+    <w:p>
+      <w:r>
+        <w:br w:type="page"/>
+      </w:r>
+    </w:p>
+    <w:p>
+      <w:pPr>
         <w:keepNext/>
-        <w:pageBreakBefore/>
-        <w:spacing w:after="100" w:before="280"/>
-      </w:pPr>
-      <w:r>
-        <w:rPr>
-          <w:rFonts w:ascii="Helvetica" w:cs="Helvetica" w:eastAsia="Helvetica" w:hAnsi="Helvetica"/>
+        <w:spacing w:after="170" w:before="260" w:line="280" w:lineRule="atLeast"/>
+        <w:ind w:left="120"/>
+      </w:pPr>
+      <w:r>
+        <w:rPr>
+          <w:rFonts w:ascii="Arial" w:cs="Arial" w:eastAsia="Arial" w:hAnsi="Arial"/>
           <w:b/>
           <w:bCs/>
           <w:color w:val="3D434A"/>
@@ -1257,12 +1276,13 @@
     </w:p>
     <w:p>
       <w:pPr>
-        <w:spacing w:after="140"/>
+        <w:spacing w:after="240" w:line="280" w:lineRule="atLeast"/>
+        <w:ind w:left="120"/>
         <w:jc w:val="both"/>
       </w:pPr>
       <w:r>
         <w:rPr>
-          <w:rFonts w:ascii="Helvetica" w:cs="Helvetica" w:eastAsia="Helvetica" w:hAnsi="Helvetica"/>
+          <w:rFonts w:ascii="Arial" w:cs="Arial" w:eastAsia="Arial" w:hAnsi="Arial"/>
           <w:color w:val="2C3036"/>
           <w:sz w:val="20"/>
           <w:szCs w:val="20"/>
@@ -1272,19 +1292,27 @@
     </w:p>
     <w:tbl>
       <w:tblPr>
-        <w:tblW w:type="dxa" w:w="9360"/>
+        <w:tblW w:type="dxa" w:w="8640"/>
+        <w:tblInd w:type="dxa" w:w="360"/>
         <w:tblBorders>
-          <w:top w:val="single" w:color="auto" w:sz="4"/>
-          <w:left w:val="single" w:color="auto" w:sz="4"/>
-          <w:bottom w:val="single" w:color="auto" w:sz="4"/>
-          <w:right w:val="single" w:color="auto" w:sz="4"/>
-          <w:insideH w:val="single" w:color="auto" w:sz="4"/>
-          <w:insideV w:val="single" w:color="auto" w:sz="4"/>
+          <w:top w:val="single" w:color="E5E7EB" w:sz="2"/>
+          <w:left w:val="single" w:color="E5E7EB" w:sz="2"/>
+          <w:bottom w:val="single" w:color="E5E7EB" w:sz="2"/>
+          <w:right w:val="single" w:color="E5E7EB" w:sz="2"/>
+          <w:insideH w:val="single" w:color="E5E7EB" w:sz="2"/>
+          <w:insideV w:val="single" w:color="E5E7EB" w:sz="2"/>
         </w:tblBorders>
+        <w:tblLayout w:type="fixed"/>
+        <w:tblCellMar>
+          <w:top w:type="dxa" w:w="120"/>
+          <w:left w:type="dxa" w:w="140"/>
+          <w:bottom w:type="dxa" w:w="120"/>
+          <w:right w:type="dxa" w:w="140"/>
+        </w:tblCellMar>
       </w:tblPr>
       <w:tblGrid>
-        <w:gridCol w:w="2660"/>
-        <w:gridCol w:w="6700"/>
+        <w:gridCol w:w="2664"/>
+        <w:gridCol w:w="5976"/>
       </w:tblGrid>
       <w:tr>
         <w:trPr>
@@ -1292,19 +1320,23 @@
         </w:trPr>
         <w:tc>
           <w:tcPr>
-            <w:tcW w:type="dxa" w:w="2660"/>
-            <w:shd w:fill="3D434A" w:val="clear"/>
-            <w:tcMar>
-              <w:top w:type="dxa" w:w="80"/>
-              <w:left w:type="dxa" w:w="110"/>
-              <w:bottom w:type="dxa" w:w="80"/>
-              <w:right w:type="dxa" w:w="110"/>
-            </w:tcMar>
-          </w:tcPr>
-          <w:p>
-            <w:r>
-              <w:rPr>
-                <w:rFonts w:ascii="Helvetica" w:cs="Helvetica" w:eastAsia="Helvetica" w:hAnsi="Helvetica"/>
+            <w:tcW w:type="dxa" w:w="2664"/>
+            <w:tcBorders>
+              <w:top w:val="single" w:color="E5E7EB" w:sz="2"/>
+              <w:left w:val="single" w:color="E5E7EB" w:sz="2"/>
+              <w:bottom w:val="single" w:color="3D434A" w:sz="8"/>
+              <w:right w:val="single" w:color="E5E7EB" w:sz="2"/>
+            </w:tcBorders>
+            <w:shd w:fill="3D434A" w:color="auto" w:val="clear"/>
+          </w:tcPr>
+          <w:p>
+            <w:pPr>
+              <w:spacing w:after="0" w:before="0" w:line="230" w:lineRule="atLeast"/>
+              <w:jc w:val="left"/>
+            </w:pPr>
+            <w:r>
+              <w:rPr>
+                <w:rFonts w:ascii="Arial" w:cs="Arial" w:eastAsia="Arial" w:hAnsi="Arial"/>
                 <w:b/>
                 <w:bCs/>
                 <w:color w:val="FFFFFF"/>
@@ -1317,19 +1349,23 @@
         </w:tc>
         <w:tc>
           <w:tcPr>
-            <w:tcW w:type="dxa" w:w="6700"/>
-            <w:shd w:fill="3D434A" w:val="clear"/>
-            <w:tcMar>
-              <w:top w:type="dxa" w:w="80"/>
-              <w:left w:type="dxa" w:w="110"/>
-              <w:bottom w:type="dxa" w:w="80"/>
-              <w:right w:type="dxa" w:w="110"/>
-            </w:tcMar>
-          </w:tcPr>
-          <w:p>
-            <w:r>
-              <w:rPr>
-                <w:rFonts w:ascii="Helvetica" w:cs="Helvetica" w:eastAsia="Helvetica" w:hAnsi="Helvetica"/>
+            <w:tcW w:type="dxa" w:w="5976"/>
+            <w:tcBorders>
+              <w:top w:val="single" w:color="E5E7EB" w:sz="2"/>
+              <w:left w:val="single" w:color="E5E7EB" w:sz="2"/>
+              <w:bottom w:val="single" w:color="3D434A" w:sz="8"/>
+              <w:right w:val="single" w:color="E5E7EB" w:sz="2"/>
+            </w:tcBorders>
+            <w:shd w:fill="3D434A" w:color="auto" w:val="clear"/>
+          </w:tcPr>
+          <w:p>
+            <w:pPr>
+              <w:spacing w:after="0" w:before="0" w:line="230" w:lineRule="atLeast"/>
+              <w:jc w:val="left"/>
+            </w:pPr>
+            <w:r>
+              <w:rPr>
+                <w:rFonts w:ascii="Arial" w:cs="Arial" w:eastAsia="Arial" w:hAnsi="Arial"/>
                 <w:b/>
                 <w:bCs/>
                 <w:color w:val="FFFFFF"/>
@@ -1344,18 +1380,16 @@
       <w:tr>
         <w:tc>
           <w:tcPr>
-            <w:tcW w:type="dxa" w:w="2660"/>
-            <w:tcMar>
-              <w:top w:type="dxa" w:w="80"/>
-              <w:left w:type="dxa" w:w="110"/>
-              <w:bottom w:type="dxa" w:w="80"/>
-              <w:right w:type="dxa" w:w="110"/>
-            </w:tcMar>
-          </w:tcPr>
-          <w:p>
-            <w:r>
-              <w:rPr>
-                <w:rFonts w:ascii="Helvetica" w:cs="Helvetica" w:eastAsia="Helvetica" w:hAnsi="Helvetica"/>
+            <w:tcW w:type="dxa" w:w="2664"/>
+          </w:tcPr>
+          <w:p>
+            <w:pPr>
+              <w:spacing w:after="0" w:before="0" w:line="230" w:lineRule="atLeast"/>
+              <w:jc w:val="left"/>
+            </w:pPr>
+            <w:r>
+              <w:rPr>
+                <w:rFonts w:ascii="Arial" w:cs="Arial" w:eastAsia="Arial" w:hAnsi="Arial"/>
                 <w:b/>
                 <w:bCs/>
                 <w:color w:val="3D434A"/>
@@ -1368,18 +1402,16 @@
         </w:tc>
         <w:tc>
           <w:tcPr>
-            <w:tcW w:type="dxa" w:w="6700"/>
-            <w:tcMar>
-              <w:top w:type="dxa" w:w="80"/>
-              <w:left w:type="dxa" w:w="110"/>
-              <w:bottom w:type="dxa" w:w="80"/>
-              <w:right w:type="dxa" w:w="110"/>
-            </w:tcMar>
-          </w:tcPr>
-          <w:p>
-            <w:r>
-              <w:rPr>
-                <w:rFonts w:ascii="Helvetica" w:cs="Helvetica" w:eastAsia="Helvetica" w:hAnsi="Helvetica"/>
+            <w:tcW w:type="dxa" w:w="5976"/>
+          </w:tcPr>
+          <w:p>
+            <w:pPr>
+              <w:spacing w:after="0" w:before="0" w:line="230" w:lineRule="atLeast"/>
+              <w:jc w:val="left"/>
+            </w:pPr>
+            <w:r>
+              <w:rPr>
+                <w:rFonts w:ascii="Arial" w:cs="Arial" w:eastAsia="Arial" w:hAnsi="Arial"/>
                 <w:b w:val="false"/>
                 <w:bCs w:val="false"/>
                 <w:color w:val="2C3036"/>
@@ -1394,19 +1426,17 @@
       <w:tr>
         <w:tc>
           <w:tcPr>
-            <w:tcW w:type="dxa" w:w="2660"/>
-            <w:shd w:fill="FBF7F1" w:val="clear"/>
-            <w:tcMar>
-              <w:top w:type="dxa" w:w="80"/>
-              <w:left w:type="dxa" w:w="110"/>
-              <w:bottom w:type="dxa" w:w="80"/>
-              <w:right w:type="dxa" w:w="110"/>
-            </w:tcMar>
-          </w:tcPr>
-          <w:p>
-            <w:r>
-              <w:rPr>
-                <w:rFonts w:ascii="Helvetica" w:cs="Helvetica" w:eastAsia="Helvetica" w:hAnsi="Helvetica"/>
+            <w:tcW w:type="dxa" w:w="2664"/>
+            <w:shd w:fill="FBF7F1" w:color="auto" w:val="clear"/>
+          </w:tcPr>
+          <w:p>
+            <w:pPr>
+              <w:spacing w:after="0" w:before="0" w:line="230" w:lineRule="atLeast"/>
+              <w:jc w:val="left"/>
+            </w:pPr>
+            <w:r>
+              <w:rPr>
+                <w:rFonts w:ascii="Arial" w:cs="Arial" w:eastAsia="Arial" w:hAnsi="Arial"/>
                 <w:b/>
                 <w:bCs/>
                 <w:color w:val="3D434A"/>
@@ -1419,19 +1449,17 @@
         </w:tc>
         <w:tc>
           <w:tcPr>
-            <w:tcW w:type="dxa" w:w="6700"/>
-            <w:shd w:fill="FBF7F1" w:val="clear"/>
-            <w:tcMar>
-              <w:top w:type="dxa" w:w="80"/>
-              <w:left w:type="dxa" w:w="110"/>
-              <w:bottom w:type="dxa" w:w="80"/>
-              <w:right w:type="dxa" w:w="110"/>
-            </w:tcMar>
-          </w:tcPr>
-          <w:p>
-            <w:r>
-              <w:rPr>
-                <w:rFonts w:ascii="Helvetica" w:cs="Helvetica" w:eastAsia="Helvetica" w:hAnsi="Helvetica"/>
+            <w:tcW w:type="dxa" w:w="5976"/>
+            <w:shd w:fill="FBF7F1" w:color="auto" w:val="clear"/>
+          </w:tcPr>
+          <w:p>
+            <w:pPr>
+              <w:spacing w:after="0" w:before="0" w:line="230" w:lineRule="atLeast"/>
+              <w:jc w:val="left"/>
+            </w:pPr>
+            <w:r>
+              <w:rPr>
+                <w:rFonts w:ascii="Arial" w:cs="Arial" w:eastAsia="Arial" w:hAnsi="Arial"/>
                 <w:b w:val="false"/>
                 <w:bCs w:val="false"/>
                 <w:color w:val="2C3036"/>
@@ -1446,18 +1474,16 @@
       <w:tr>
         <w:tc>
           <w:tcPr>
-            <w:tcW w:type="dxa" w:w="2660"/>
-            <w:tcMar>
-              <w:top w:type="dxa" w:w="80"/>
-              <w:left w:type="dxa" w:w="110"/>
-              <w:bottom w:type="dxa" w:w="80"/>
-              <w:right w:type="dxa" w:w="110"/>
-            </w:tcMar>
-          </w:tcPr>
-          <w:p>
-            <w:r>
-              <w:rPr>
-                <w:rFonts w:ascii="Helvetica" w:cs="Helvetica" w:eastAsia="Helvetica" w:hAnsi="Helvetica"/>
+            <w:tcW w:type="dxa" w:w="2664"/>
+          </w:tcPr>
+          <w:p>
+            <w:pPr>
+              <w:spacing w:after="0" w:before="0" w:line="230" w:lineRule="atLeast"/>
+              <w:jc w:val="left"/>
+            </w:pPr>
+            <w:r>
+              <w:rPr>
+                <w:rFonts w:ascii="Arial" w:cs="Arial" w:eastAsia="Arial" w:hAnsi="Arial"/>
                 <w:b/>
                 <w:bCs/>
                 <w:color w:val="3D434A"/>
@@ -1470,18 +1496,16 @@
         </w:tc>
         <w:tc>
           <w:tcPr>
-            <w:tcW w:type="dxa" w:w="6700"/>
-            <w:tcMar>
-              <w:top w:type="dxa" w:w="80"/>
-              <w:left w:type="dxa" w:w="110"/>
-              <w:bottom w:type="dxa" w:w="80"/>
-              <w:right w:type="dxa" w:w="110"/>
-            </w:tcMar>
-          </w:tcPr>
-          <w:p>
-            <w:r>
-              <w:rPr>
-                <w:rFonts w:ascii="Helvetica" w:cs="Helvetica" w:eastAsia="Helvetica" w:hAnsi="Helvetica"/>
+            <w:tcW w:type="dxa" w:w="5976"/>
+          </w:tcPr>
+          <w:p>
+            <w:pPr>
+              <w:spacing w:after="0" w:before="0" w:line="230" w:lineRule="atLeast"/>
+              <w:jc w:val="left"/>
+            </w:pPr>
+            <w:r>
+              <w:rPr>
+                <w:rFonts w:ascii="Arial" w:cs="Arial" w:eastAsia="Arial" w:hAnsi="Arial"/>
                 <w:b w:val="false"/>
                 <w:bCs w:val="false"/>
                 <w:color w:val="2C3036"/>
@@ -1496,19 +1520,17 @@
       <w:tr>
         <w:tc>
           <w:tcPr>
-            <w:tcW w:type="dxa" w:w="2660"/>
-            <w:shd w:fill="FBF7F1" w:val="clear"/>
-            <w:tcMar>
-              <w:top w:type="dxa" w:w="80"/>
-              <w:left w:type="dxa" w:w="110"/>
-              <w:bottom w:type="dxa" w:w="80"/>
-              <w:right w:type="dxa" w:w="110"/>
-            </w:tcMar>
-          </w:tcPr>
-          <w:p>
-            <w:r>
-              <w:rPr>
-                <w:rFonts w:ascii="Helvetica" w:cs="Helvetica" w:eastAsia="Helvetica" w:hAnsi="Helvetica"/>
+            <w:tcW w:type="dxa" w:w="2664"/>
+            <w:shd w:fill="FBF7F1" w:color="auto" w:val="clear"/>
+          </w:tcPr>
+          <w:p>
+            <w:pPr>
+              <w:spacing w:after="0" w:before="0" w:line="230" w:lineRule="atLeast"/>
+              <w:jc w:val="left"/>
+            </w:pPr>
+            <w:r>
+              <w:rPr>
+                <w:rFonts w:ascii="Arial" w:cs="Arial" w:eastAsia="Arial" w:hAnsi="Arial"/>
                 <w:b/>
                 <w:bCs/>
                 <w:color w:val="3D434A"/>
@@ -1521,19 +1543,17 @@
         </w:tc>
         <w:tc>
           <w:tcPr>
-            <w:tcW w:type="dxa" w:w="6700"/>
-            <w:shd w:fill="FBF7F1" w:val="clear"/>
-            <w:tcMar>
-              <w:top w:type="dxa" w:w="80"/>
-              <w:left w:type="dxa" w:w="110"/>
-              <w:bottom w:type="dxa" w:w="80"/>
-              <w:right w:type="dxa" w:w="110"/>
-            </w:tcMar>
-          </w:tcPr>
-          <w:p>
-            <w:r>
-              <w:rPr>
-                <w:rFonts w:ascii="Helvetica" w:cs="Helvetica" w:eastAsia="Helvetica" w:hAnsi="Helvetica"/>
+            <w:tcW w:type="dxa" w:w="5976"/>
+            <w:shd w:fill="FBF7F1" w:color="auto" w:val="clear"/>
+          </w:tcPr>
+          <w:p>
+            <w:pPr>
+              <w:spacing w:after="0" w:before="0" w:line="230" w:lineRule="atLeast"/>
+              <w:jc w:val="left"/>
+            </w:pPr>
+            <w:r>
+              <w:rPr>
+                <w:rFonts w:ascii="Arial" w:cs="Arial" w:eastAsia="Arial" w:hAnsi="Arial"/>
                 <w:b w:val="false"/>
                 <w:bCs w:val="false"/>
                 <w:color w:val="2C3036"/>
@@ -1548,18 +1568,16 @@
       <w:tr>
         <w:tc>
           <w:tcPr>
-            <w:tcW w:type="dxa" w:w="2660"/>
-            <w:tcMar>
-              <w:top w:type="dxa" w:w="80"/>
-              <w:left w:type="dxa" w:w="110"/>
-              <w:bottom w:type="dxa" w:w="80"/>
-              <w:right w:type="dxa" w:w="110"/>
-            </w:tcMar>
-          </w:tcPr>
-          <w:p>
-            <w:r>
-              <w:rPr>
-                <w:rFonts w:ascii="Helvetica" w:cs="Helvetica" w:eastAsia="Helvetica" w:hAnsi="Helvetica"/>
+            <w:tcW w:type="dxa" w:w="2664"/>
+          </w:tcPr>
+          <w:p>
+            <w:pPr>
+              <w:spacing w:after="0" w:before="0" w:line="230" w:lineRule="atLeast"/>
+              <w:jc w:val="left"/>
+            </w:pPr>
+            <w:r>
+              <w:rPr>
+                <w:rFonts w:ascii="Arial" w:cs="Arial" w:eastAsia="Arial" w:hAnsi="Arial"/>
                 <w:b/>
                 <w:bCs/>
                 <w:color w:val="3D434A"/>
@@ -1572,18 +1590,16 @@
         </w:tc>
         <w:tc>
           <w:tcPr>
-            <w:tcW w:type="dxa" w:w="6700"/>
-            <w:tcMar>
-              <w:top w:type="dxa" w:w="80"/>
-              <w:left w:type="dxa" w:w="110"/>
-              <w:bottom w:type="dxa" w:w="80"/>
-              <w:right w:type="dxa" w:w="110"/>
-            </w:tcMar>
-          </w:tcPr>
-          <w:p>
-            <w:r>
-              <w:rPr>
-                <w:rFonts w:ascii="Helvetica" w:cs="Helvetica" w:eastAsia="Helvetica" w:hAnsi="Helvetica"/>
+            <w:tcW w:type="dxa" w:w="5976"/>
+          </w:tcPr>
+          <w:p>
+            <w:pPr>
+              <w:spacing w:after="0" w:before="0" w:line="230" w:lineRule="atLeast"/>
+              <w:jc w:val="left"/>
+            </w:pPr>
+            <w:r>
+              <w:rPr>
+                <w:rFonts w:ascii="Arial" w:cs="Arial" w:eastAsia="Arial" w:hAnsi="Arial"/>
                 <w:b w:val="false"/>
                 <w:bCs w:val="false"/>
                 <w:color w:val="2C3036"/>
@@ -1598,19 +1614,17 @@
       <w:tr>
         <w:tc>
           <w:tcPr>
-            <w:tcW w:type="dxa" w:w="2660"/>
-            <w:shd w:fill="FBF7F1" w:val="clear"/>
-            <w:tcMar>
-              <w:top w:type="dxa" w:w="80"/>
-              <w:left w:type="dxa" w:w="110"/>
-              <w:bottom w:type="dxa" w:w="80"/>
-              <w:right w:type="dxa" w:w="110"/>
-            </w:tcMar>
-          </w:tcPr>
-          <w:p>
-            <w:r>
-              <w:rPr>
-                <w:rFonts w:ascii="Helvetica" w:cs="Helvetica" w:eastAsia="Helvetica" w:hAnsi="Helvetica"/>
+            <w:tcW w:type="dxa" w:w="2664"/>
+            <w:shd w:fill="FBF7F1" w:color="auto" w:val="clear"/>
+          </w:tcPr>
+          <w:p>
+            <w:pPr>
+              <w:spacing w:after="0" w:before="0" w:line="230" w:lineRule="atLeast"/>
+              <w:jc w:val="left"/>
+            </w:pPr>
+            <w:r>
+              <w:rPr>
+                <w:rFonts w:ascii="Arial" w:cs="Arial" w:eastAsia="Arial" w:hAnsi="Arial"/>
                 <w:b/>
                 <w:bCs/>
                 <w:color w:val="3D434A"/>
@@ -1623,26 +1637,24 @@
         </w:tc>
         <w:tc>
           <w:tcPr>
-            <w:tcW w:type="dxa" w:w="6700"/>
-            <w:shd w:fill="FBF7F1" w:val="clear"/>
-            <w:tcMar>
-              <w:top w:type="dxa" w:w="80"/>
-              <w:left w:type="dxa" w:w="110"/>
-              <w:bottom w:type="dxa" w:w="80"/>
-              <w:right w:type="dxa" w:w="110"/>
-            </w:tcMar>
-          </w:tcPr>
-          <w:p>
-            <w:r>
-              <w:rPr>
-                <w:rFonts w:ascii="Helvetica" w:cs="Helvetica" w:eastAsia="Helvetica" w:hAnsi="Helvetica"/>
-                <w:b w:val="false"/>
-                <w:bCs w:val="false"/>
-                <w:color w:val="2C3036"/>
-                <w:sz w:val="17"/>
-                <w:szCs w:val="17"/>
-              </w:rPr>
-              <w:t xml:space="preserve">The milestone's wiggle sparkline, pasted from the dashboard.</w:t>
+            <w:tcW w:type="dxa" w:w="5976"/>
+            <w:shd w:fill="FBF7F1" w:color="auto" w:val="clear"/>
+          </w:tcPr>
+          <w:p>
+            <w:pPr>
+              <w:spacing w:after="0" w:before="0" w:line="230" w:lineRule="atLeast"/>
+              <w:jc w:val="left"/>
+            </w:pPr>
+            <w:r>
+              <w:rPr>
+                <w:rFonts w:ascii="Arial" w:cs="Arial" w:eastAsia="Arial" w:hAnsi="Arial"/>
+                <w:b w:val="false"/>
+                <w:bCs w:val="false"/>
+                <w:color w:val="2C3036"/>
+                <w:sz w:val="17"/>
+                <w:szCs w:val="17"/>
+              </w:rPr>
+              <w:t xml:space="preserve">The milestone’s wiggle sparkline, pasted from the dashboard.</w:t>
             </w:r>
           </w:p>
         </w:tc>
@@ -1650,18 +1662,16 @@
       <w:tr>
         <w:tc>
           <w:tcPr>
-            <w:tcW w:type="dxa" w:w="2660"/>
-            <w:tcMar>
-              <w:top w:type="dxa" w:w="80"/>
-              <w:left w:type="dxa" w:w="110"/>
-              <w:bottom w:type="dxa" w:w="80"/>
-              <w:right w:type="dxa" w:w="110"/>
-            </w:tcMar>
-          </w:tcPr>
-          <w:p>
-            <w:r>
-              <w:rPr>
-                <w:rFonts w:ascii="Helvetica" w:cs="Helvetica" w:eastAsia="Helvetica" w:hAnsi="Helvetica"/>
+            <w:tcW w:type="dxa" w:w="2664"/>
+          </w:tcPr>
+          <w:p>
+            <w:pPr>
+              <w:spacing w:after="0" w:before="0" w:line="230" w:lineRule="atLeast"/>
+              <w:jc w:val="left"/>
+            </w:pPr>
+            <w:r>
+              <w:rPr>
+                <w:rFonts w:ascii="Arial" w:cs="Arial" w:eastAsia="Arial" w:hAnsi="Arial"/>
                 <w:b/>
                 <w:bCs/>
                 <w:color w:val="3D434A"/>
@@ -1674,18 +1684,16 @@
         </w:tc>
         <w:tc>
           <w:tcPr>
-            <w:tcW w:type="dxa" w:w="6700"/>
-            <w:tcMar>
-              <w:top w:type="dxa" w:w="80"/>
-              <w:left w:type="dxa" w:w="110"/>
-              <w:bottom w:type="dxa" w:w="80"/>
-              <w:right w:type="dxa" w:w="110"/>
-            </w:tcMar>
-          </w:tcPr>
-          <w:p>
-            <w:r>
-              <w:rPr>
-                <w:rFonts w:ascii="Helvetica" w:cs="Helvetica" w:eastAsia="Helvetica" w:hAnsi="Helvetica"/>
+            <w:tcW w:type="dxa" w:w="5976"/>
+          </w:tcPr>
+          <w:p>
+            <w:pPr>
+              <w:spacing w:after="0" w:before="0" w:line="230" w:lineRule="atLeast"/>
+              <w:jc w:val="left"/>
+            </w:pPr>
+            <w:r>
+              <w:rPr>
+                <w:rFonts w:ascii="Arial" w:cs="Arial" w:eastAsia="Arial" w:hAnsi="Arial"/>
                 <w:b w:val="false"/>
                 <w:bCs w:val="false"/>
                 <w:color w:val="2C3036"/>
@@ -1700,19 +1708,17 @@
       <w:tr>
         <w:tc>
           <w:tcPr>
-            <w:tcW w:type="dxa" w:w="2660"/>
-            <w:shd w:fill="FBF7F1" w:val="clear"/>
-            <w:tcMar>
-              <w:top w:type="dxa" w:w="80"/>
-              <w:left w:type="dxa" w:w="110"/>
-              <w:bottom w:type="dxa" w:w="80"/>
-              <w:right w:type="dxa" w:w="110"/>
-            </w:tcMar>
-          </w:tcPr>
-          <w:p>
-            <w:r>
-              <w:rPr>
-                <w:rFonts w:ascii="Helvetica" w:cs="Helvetica" w:eastAsia="Helvetica" w:hAnsi="Helvetica"/>
+            <w:tcW w:type="dxa" w:w="2664"/>
+            <w:shd w:fill="FBF7F1" w:color="auto" w:val="clear"/>
+          </w:tcPr>
+          <w:p>
+            <w:pPr>
+              <w:spacing w:after="0" w:before="0" w:line="230" w:lineRule="atLeast"/>
+              <w:jc w:val="left"/>
+            </w:pPr>
+            <w:r>
+              <w:rPr>
+                <w:rFonts w:ascii="Arial" w:cs="Arial" w:eastAsia="Arial" w:hAnsi="Arial"/>
                 <w:b/>
                 <w:bCs/>
                 <w:color w:val="3D434A"/>
@@ -1725,19 +1731,17 @@
         </w:tc>
         <w:tc>
           <w:tcPr>
-            <w:tcW w:type="dxa" w:w="6700"/>
-            <w:shd w:fill="FBF7F1" w:val="clear"/>
-            <w:tcMar>
-              <w:top w:type="dxa" w:w="80"/>
-              <w:left w:type="dxa" w:w="110"/>
-              <w:bottom w:type="dxa" w:w="80"/>
-              <w:right w:type="dxa" w:w="110"/>
-            </w:tcMar>
-          </w:tcPr>
-          <w:p>
-            <w:r>
-              <w:rPr>
-                <w:rFonts w:ascii="Helvetica" w:cs="Helvetica" w:eastAsia="Helvetica" w:hAnsi="Helvetica"/>
+            <w:tcW w:type="dxa" w:w="5976"/>
+            <w:shd w:fill="FBF7F1" w:color="auto" w:val="clear"/>
+          </w:tcPr>
+          <w:p>
+            <w:pPr>
+              <w:spacing w:after="0" w:before="0" w:line="230" w:lineRule="atLeast"/>
+              <w:jc w:val="left"/>
+            </w:pPr>
+            <w:r>
+              <w:rPr>
+                <w:rFonts w:ascii="Arial" w:cs="Arial" w:eastAsia="Arial" w:hAnsi="Arial"/>
                 <w:b w:val="false"/>
                 <w:bCs w:val="false"/>
                 <w:color w:val="2C3036"/>
@@ -1752,60 +1756,77 @@
     </w:tbl>
     <w:p>
       <w:pPr>
-        <w:spacing w:after="140" w:before="160"/>
+        <w:spacing w:after="200" w:before="0"/>
+      </w:pPr>
+      <w:r>
+        <w:rPr>
+          <w:sz w:val="2"/>
+          <w:szCs w:val="2"/>
+        </w:rPr>
+        <w:t xml:space="preserve"/>
+      </w:r>
+    </w:p>
+    <w:p>
+      <w:pPr>
+        <w:spacing w:after="120" w:line="280" w:lineRule="atLeast"/>
+        <w:ind w:left="120"/>
         <w:jc w:val="both"/>
       </w:pPr>
       <w:r>
         <w:rPr>
-          <w:rFonts w:ascii="Helvetica" w:cs="Helvetica" w:eastAsia="Helvetica" w:hAnsi="Helvetica"/>
+          <w:rFonts w:ascii="Arial" w:cs="Arial" w:eastAsia="Arial" w:hAnsi="Arial"/>
           <w:b/>
           <w:bCs/>
-          <w:color w:val="3D434A"/>
-          <w:sz w:val="20"/>
-          <w:szCs w:val="20"/>
-        </w:rPr>
-        <w:t xml:space="preserve">Decisions communicated </w:t>
-      </w:r>
-      <w:r>
-        <w:rPr>
-          <w:rFonts w:ascii="Helvetica" w:cs="Helvetica" w:eastAsia="Helvetica" w:hAnsi="Helvetica"/>
           <w:color w:val="2C3036"/>
           <w:sz w:val="20"/>
           <w:szCs w:val="20"/>
         </w:rPr>
-        <w:t xml:space="preserve">lists each decision made within the PDT freedom scale, its rationale, its freedom scale level, and its effective date. </w:t>
-      </w:r>
-      <w:r>
-        <w:rPr>
-          <w:rFonts w:ascii="Helvetica" w:cs="Helvetica" w:eastAsia="Helvetica" w:hAnsi="Helvetica"/>
+        <w:t xml:space="preserve">Decisions communicated</w:t>
+      </w:r>
+      <w:r>
+        <w:rPr>
+          <w:rFonts w:ascii="Arial" w:cs="Arial" w:eastAsia="Arial" w:hAnsi="Arial"/>
+          <w:color w:val="2C3036"/>
+          <w:sz w:val="20"/>
+          <w:szCs w:val="20"/>
+        </w:rPr>
+        <w:t xml:space="preserve"> lists each decision made within the PDT freedom scale, its rationale, its freedom scale level, and its effective date. </w:t>
+      </w:r>
+      <w:r>
+        <w:rPr>
+          <w:rFonts w:ascii="Arial" w:cs="Arial" w:eastAsia="Arial" w:hAnsi="Arial"/>
           <w:b/>
           <w:bCs/>
-          <w:color w:val="3D434A"/>
-          <w:sz w:val="20"/>
-          <w:szCs w:val="20"/>
-        </w:rPr>
-        <w:t xml:space="preserve">Critical path blockers </w:t>
-      </w:r>
-      <w:r>
-        <w:rPr>
-          <w:rFonts w:ascii="Helvetica" w:cs="Helvetica" w:eastAsia="Helvetica" w:hAnsi="Helvetica"/>
           <w:color w:val="2C3036"/>
           <w:sz w:val="20"/>
           <w:szCs w:val="20"/>
         </w:rPr>
-        <w:t xml:space="preserve">lists CP1 through CP3 with the top issue, actions taken, and the help needed. Fill-in templates for both are in the appendix.</w:t>
-      </w:r>
-    </w:p>
-    <w:p>
-      <w:pPr>
-        <w:pStyle w:val="Heading1"/>
+        <w:t xml:space="preserve">Critical path blockers</w:t>
+      </w:r>
+      <w:r>
+        <w:rPr>
+          <w:rFonts w:ascii="Arial" w:cs="Arial" w:eastAsia="Arial" w:hAnsi="Arial"/>
+          <w:color w:val="2C3036"/>
+          <w:sz w:val="20"/>
+          <w:szCs w:val="20"/>
+        </w:rPr>
+        <w:t xml:space="preserve"> lists CP1 through CP3 with the top issue, actions taken, and the help needed. Fill-in templates for both are in the appendix.</w:t>
+      </w:r>
+    </w:p>
+    <w:p>
+      <w:r>
+        <w:br w:type="page"/>
+      </w:r>
+    </w:p>
+    <w:p>
+      <w:pPr>
         <w:keepNext/>
-        <w:pageBreakBefore/>
-        <w:spacing w:after="100" w:before="280"/>
-      </w:pPr>
-      <w:r>
-        <w:rPr>
-          <w:rFonts w:ascii="Helvetica" w:cs="Helvetica" w:eastAsia="Helvetica" w:hAnsi="Helvetica"/>
+        <w:spacing w:after="170" w:before="260" w:line="280" w:lineRule="atLeast"/>
+        <w:ind w:left="120"/>
+      </w:pPr>
+      <w:r>
+        <w:rPr>
+          <w:rFonts w:ascii="Arial" w:cs="Arial" w:eastAsia="Arial" w:hAnsi="Arial"/>
           <w:b/>
           <w:bCs/>
           <w:color w:val="3D434A"/>
@@ -1817,12 +1838,13 @@
     </w:p>
     <w:p>
       <w:pPr>
-        <w:spacing w:after="140"/>
+        <w:spacing w:after="200" w:line="280" w:lineRule="atLeast"/>
+        <w:ind w:left="120"/>
         <w:jc w:val="both"/>
       </w:pPr>
       <w:r>
         <w:rPr>
-          <w:rFonts w:ascii="Helvetica" w:cs="Helvetica" w:eastAsia="Helvetica" w:hAnsi="Helvetica"/>
+          <w:rFonts w:ascii="Arial" w:cs="Arial" w:eastAsia="Arial" w:hAnsi="Arial"/>
           <w:color w:val="2C3036"/>
           <w:sz w:val="20"/>
           <w:szCs w:val="20"/>
@@ -1837,14 +1859,14 @@
           <w:ilvl w:val="0"/>
           <w:numId w:val="4"/>
         </w:numPr>
-        <w:spacing w:after="100"/>
-      </w:pPr>
-      <w:r>
-        <w:rPr>
-          <w:rFonts w:ascii="Helvetica" w:cs="Helvetica" w:eastAsia="Helvetica" w:hAnsi="Helvetica"/>
+        <w:spacing w:after="130" w:line="280" w:lineRule="atLeast"/>
+      </w:pPr>
+      <w:r>
+        <w:rPr>
+          <w:rFonts w:ascii="Arial" w:cs="Arial" w:eastAsia="Arial" w:hAnsi="Arial"/>
           <w:b/>
           <w:bCs/>
-          <w:color w:val="3D434A"/>
+          <w:color w:val="2C3036"/>
           <w:sz w:val="20"/>
           <w:szCs w:val="20"/>
         </w:rPr>
@@ -1852,7 +1874,7 @@
       </w:r>
       <w:r>
         <w:rPr>
-          <w:rFonts w:ascii="Helvetica" w:cs="Helvetica" w:eastAsia="Helvetica" w:hAnsi="Helvetica"/>
+          <w:rFonts w:ascii="Arial" w:cs="Arial" w:eastAsia="Arial" w:hAnsi="Arial"/>
           <w:color w:val="2C3036"/>
           <w:sz w:val="20"/>
           <w:szCs w:val="20"/>
@@ -1867,14 +1889,14 @@
           <w:ilvl w:val="0"/>
           <w:numId w:val="4"/>
         </w:numPr>
-        <w:spacing w:after="100"/>
-      </w:pPr>
-      <w:r>
-        <w:rPr>
-          <w:rFonts w:ascii="Helvetica" w:cs="Helvetica" w:eastAsia="Helvetica" w:hAnsi="Helvetica"/>
+        <w:spacing w:after="130" w:line="280" w:lineRule="atLeast"/>
+      </w:pPr>
+      <w:r>
+        <w:rPr>
+          <w:rFonts w:ascii="Arial" w:cs="Arial" w:eastAsia="Arial" w:hAnsi="Arial"/>
           <w:b/>
           <w:bCs/>
-          <w:color w:val="3D434A"/>
+          <w:color w:val="2C3036"/>
           <w:sz w:val="20"/>
           <w:szCs w:val="20"/>
         </w:rPr>
@@ -1882,7 +1904,7 @@
       </w:r>
       <w:r>
         <w:rPr>
-          <w:rFonts w:ascii="Helvetica" w:cs="Helvetica" w:eastAsia="Helvetica" w:hAnsi="Helvetica"/>
+          <w:rFonts w:ascii="Arial" w:cs="Arial" w:eastAsia="Arial" w:hAnsi="Arial"/>
           <w:color w:val="2C3036"/>
           <w:sz w:val="20"/>
           <w:szCs w:val="20"/>
@@ -1897,14 +1919,14 @@
           <w:ilvl w:val="0"/>
           <w:numId w:val="4"/>
         </w:numPr>
-        <w:spacing w:after="100"/>
-      </w:pPr>
-      <w:r>
-        <w:rPr>
-          <w:rFonts w:ascii="Helvetica" w:cs="Helvetica" w:eastAsia="Helvetica" w:hAnsi="Helvetica"/>
+        <w:spacing w:after="130" w:line="280" w:lineRule="atLeast"/>
+      </w:pPr>
+      <w:r>
+        <w:rPr>
+          <w:rFonts w:ascii="Arial" w:cs="Arial" w:eastAsia="Arial" w:hAnsi="Arial"/>
           <w:b/>
           <w:bCs/>
-          <w:color w:val="3D434A"/>
+          <w:color w:val="2C3036"/>
           <w:sz w:val="20"/>
           <w:szCs w:val="20"/>
         </w:rPr>
@@ -1912,7 +1934,7 @@
       </w:r>
       <w:r>
         <w:rPr>
-          <w:rFonts w:ascii="Helvetica" w:cs="Helvetica" w:eastAsia="Helvetica" w:hAnsi="Helvetica"/>
+          <w:rFonts w:ascii="Arial" w:cs="Arial" w:eastAsia="Arial" w:hAnsi="Arial"/>
           <w:color w:val="2C3036"/>
           <w:sz w:val="20"/>
           <w:szCs w:val="20"/>
@@ -1927,14 +1949,14 @@
           <w:ilvl w:val="0"/>
           <w:numId w:val="4"/>
         </w:numPr>
-        <w:spacing w:after="100"/>
-      </w:pPr>
-      <w:r>
-        <w:rPr>
-          <w:rFonts w:ascii="Helvetica" w:cs="Helvetica" w:eastAsia="Helvetica" w:hAnsi="Helvetica"/>
+        <w:spacing w:after="130" w:line="280" w:lineRule="atLeast"/>
+      </w:pPr>
+      <w:r>
+        <w:rPr>
+          <w:rFonts w:ascii="Arial" w:cs="Arial" w:eastAsia="Arial" w:hAnsi="Arial"/>
           <w:b/>
           <w:bCs/>
-          <w:color w:val="3D434A"/>
+          <w:color w:val="2C3036"/>
           <w:sz w:val="20"/>
           <w:szCs w:val="20"/>
         </w:rPr>
@@ -1942,7 +1964,7 @@
       </w:r>
       <w:r>
         <w:rPr>
-          <w:rFonts w:ascii="Helvetica" w:cs="Helvetica" w:eastAsia="Helvetica" w:hAnsi="Helvetica"/>
+          <w:rFonts w:ascii="Arial" w:cs="Arial" w:eastAsia="Arial" w:hAnsi="Arial"/>
           <w:color w:val="2C3036"/>
           <w:sz w:val="20"/>
           <w:szCs w:val="20"/>
@@ -1951,15 +1973,19 @@
       </w:r>
     </w:p>
     <w:p>
-      <w:pPr>
-        <w:pStyle w:val="Heading1"/>
+      <w:r>
+        <w:br w:type="page"/>
+      </w:r>
+    </w:p>
+    <w:p>
+      <w:pPr>
         <w:keepNext/>
-        <w:pageBreakBefore/>
-        <w:spacing w:after="100" w:before="280"/>
-      </w:pPr>
-      <w:r>
-        <w:rPr>
-          <w:rFonts w:ascii="Helvetica" w:cs="Helvetica" w:eastAsia="Helvetica" w:hAnsi="Helvetica"/>
+        <w:spacing w:after="170" w:before="260" w:line="280" w:lineRule="atLeast"/>
+        <w:ind w:left="120"/>
+      </w:pPr>
+      <w:r>
+        <w:rPr>
+          <w:rFonts w:ascii="Arial" w:cs="Arial" w:eastAsia="Arial" w:hAnsi="Arial"/>
           <w:b/>
           <w:bCs/>
           <w:color w:val="3D434A"/>
@@ -1969,21 +1995,41 @@
         <w:t xml:space="preserve">7. Roles</w:t>
       </w:r>
     </w:p>
+    <w:p>
+      <w:pPr>
+        <w:spacing w:after="80" w:before="0"/>
+      </w:pPr>
+      <w:r>
+        <w:rPr>
+          <w:sz w:val="2"/>
+          <w:szCs w:val="2"/>
+        </w:rPr>
+        <w:t xml:space="preserve"/>
+      </w:r>
+    </w:p>
     <w:tbl>
       <w:tblPr>
-        <w:tblW w:type="dxa" w:w="9360"/>
+        <w:tblW w:type="dxa" w:w="8640"/>
+        <w:tblInd w:type="dxa" w:w="360"/>
         <w:tblBorders>
-          <w:top w:val="single" w:color="auto" w:sz="4"/>
-          <w:left w:val="single" w:color="auto" w:sz="4"/>
-          <w:bottom w:val="single" w:color="auto" w:sz="4"/>
-          <w:right w:val="single" w:color="auto" w:sz="4"/>
-          <w:insideH w:val="single" w:color="auto" w:sz="4"/>
-          <w:insideV w:val="single" w:color="auto" w:sz="4"/>
+          <w:top w:val="single" w:color="E5E7EB" w:sz="2"/>
+          <w:left w:val="single" w:color="E5E7EB" w:sz="2"/>
+          <w:bottom w:val="single" w:color="E5E7EB" w:sz="2"/>
+          <w:right w:val="single" w:color="E5E7EB" w:sz="2"/>
+          <w:insideH w:val="single" w:color="E5E7EB" w:sz="2"/>
+          <w:insideV w:val="single" w:color="E5E7EB" w:sz="2"/>
         </w:tblBorders>
+        <w:tblLayout w:type="fixed"/>
+        <w:tblCellMar>
+          <w:top w:type="dxa" w:w="120"/>
+          <w:left w:type="dxa" w:w="140"/>
+          <w:bottom w:type="dxa" w:w="120"/>
+          <w:right w:type="dxa" w:w="140"/>
+        </w:tblCellMar>
       </w:tblPr>
       <w:tblGrid>
         <w:gridCol w:w="2160"/>
-        <w:gridCol w:w="7200"/>
+        <w:gridCol w:w="6480"/>
       </w:tblGrid>
       <w:tr>
         <w:trPr>
@@ -1992,18 +2038,22 @@
         <w:tc>
           <w:tcPr>
             <w:tcW w:type="dxa" w:w="2160"/>
-            <w:shd w:fill="3D434A" w:val="clear"/>
-            <w:tcMar>
-              <w:top w:type="dxa" w:w="80"/>
-              <w:left w:type="dxa" w:w="110"/>
-              <w:bottom w:type="dxa" w:w="80"/>
-              <w:right w:type="dxa" w:w="110"/>
-            </w:tcMar>
-          </w:tcPr>
-          <w:p>
-            <w:r>
-              <w:rPr>
-                <w:rFonts w:ascii="Helvetica" w:cs="Helvetica" w:eastAsia="Helvetica" w:hAnsi="Helvetica"/>
+            <w:tcBorders>
+              <w:top w:val="single" w:color="E5E7EB" w:sz="2"/>
+              <w:left w:val="single" w:color="E5E7EB" w:sz="2"/>
+              <w:bottom w:val="single" w:color="3D434A" w:sz="8"/>
+              <w:right w:val="single" w:color="E5E7EB" w:sz="2"/>
+            </w:tcBorders>
+            <w:shd w:fill="3D434A" w:color="auto" w:val="clear"/>
+          </w:tcPr>
+          <w:p>
+            <w:pPr>
+              <w:spacing w:after="0" w:before="0" w:line="230" w:lineRule="atLeast"/>
+              <w:jc w:val="left"/>
+            </w:pPr>
+            <w:r>
+              <w:rPr>
+                <w:rFonts w:ascii="Arial" w:cs="Arial" w:eastAsia="Arial" w:hAnsi="Arial"/>
                 <w:b/>
                 <w:bCs/>
                 <w:color w:val="FFFFFF"/>
@@ -2016,19 +2066,23 @@
         </w:tc>
         <w:tc>
           <w:tcPr>
-            <w:tcW w:type="dxa" w:w="7200"/>
-            <w:shd w:fill="3D434A" w:val="clear"/>
-            <w:tcMar>
-              <w:top w:type="dxa" w:w="80"/>
-              <w:left w:type="dxa" w:w="110"/>
-              <w:bottom w:type="dxa" w:w="80"/>
-              <w:right w:type="dxa" w:w="110"/>
-            </w:tcMar>
-          </w:tcPr>
-          <w:p>
-            <w:r>
-              <w:rPr>
-                <w:rFonts w:ascii="Helvetica" w:cs="Helvetica" w:eastAsia="Helvetica" w:hAnsi="Helvetica"/>
+            <w:tcW w:type="dxa" w:w="6480"/>
+            <w:tcBorders>
+              <w:top w:val="single" w:color="E5E7EB" w:sz="2"/>
+              <w:left w:val="single" w:color="E5E7EB" w:sz="2"/>
+              <w:bottom w:val="single" w:color="3D434A" w:sz="8"/>
+              <w:right w:val="single" w:color="E5E7EB" w:sz="2"/>
+            </w:tcBorders>
+            <w:shd w:fill="3D434A" w:color="auto" w:val="clear"/>
+          </w:tcPr>
+          <w:p>
+            <w:pPr>
+              <w:spacing w:after="0" w:before="0" w:line="230" w:lineRule="atLeast"/>
+              <w:jc w:val="left"/>
+            </w:pPr>
+            <w:r>
+              <w:rPr>
+                <w:rFonts w:ascii="Arial" w:cs="Arial" w:eastAsia="Arial" w:hAnsi="Arial"/>
                 <w:b/>
                 <w:bCs/>
                 <w:color w:val="FFFFFF"/>
@@ -2044,17 +2098,15 @@
         <w:tc>
           <w:tcPr>
             <w:tcW w:type="dxa" w:w="2160"/>
-            <w:tcMar>
-              <w:top w:type="dxa" w:w="80"/>
-              <w:left w:type="dxa" w:w="110"/>
-              <w:bottom w:type="dxa" w:w="80"/>
-              <w:right w:type="dxa" w:w="110"/>
-            </w:tcMar>
-          </w:tcPr>
-          <w:p>
-            <w:r>
-              <w:rPr>
-                <w:rFonts w:ascii="Helvetica" w:cs="Helvetica" w:eastAsia="Helvetica" w:hAnsi="Helvetica"/>
+          </w:tcPr>
+          <w:p>
+            <w:pPr>
+              <w:spacing w:after="0" w:before="0" w:line="230" w:lineRule="atLeast"/>
+              <w:jc w:val="left"/>
+            </w:pPr>
+            <w:r>
+              <w:rPr>
+                <w:rFonts w:ascii="Arial" w:cs="Arial" w:eastAsia="Arial" w:hAnsi="Arial"/>
                 <w:b/>
                 <w:bCs/>
                 <w:color w:val="3D434A"/>
@@ -2067,18 +2119,16 @@
         </w:tc>
         <w:tc>
           <w:tcPr>
-            <w:tcW w:type="dxa" w:w="7200"/>
-            <w:tcMar>
-              <w:top w:type="dxa" w:w="80"/>
-              <w:left w:type="dxa" w:w="110"/>
-              <w:bottom w:type="dxa" w:w="80"/>
-              <w:right w:type="dxa" w:w="110"/>
-            </w:tcMar>
-          </w:tcPr>
-          <w:p>
-            <w:r>
-              <w:rPr>
-                <w:rFonts w:ascii="Helvetica" w:cs="Helvetica" w:eastAsia="Helvetica" w:hAnsi="Helvetica"/>
+            <w:tcW w:type="dxa" w:w="6480"/>
+          </w:tcPr>
+          <w:p>
+            <w:pPr>
+              <w:spacing w:after="0" w:before="0" w:line="230" w:lineRule="atLeast"/>
+              <w:jc w:val="left"/>
+            </w:pPr>
+            <w:r>
+              <w:rPr>
+                <w:rFonts w:ascii="Arial" w:cs="Arial" w:eastAsia="Arial" w:hAnsi="Arial"/>
                 <w:b w:val="false"/>
                 <w:bCs w:val="false"/>
                 <w:color w:val="2C3036"/>
@@ -2094,18 +2144,16 @@
         <w:tc>
           <w:tcPr>
             <w:tcW w:type="dxa" w:w="2160"/>
-            <w:shd w:fill="FBF7F1" w:val="clear"/>
-            <w:tcMar>
-              <w:top w:type="dxa" w:w="80"/>
-              <w:left w:type="dxa" w:w="110"/>
-              <w:bottom w:type="dxa" w:w="80"/>
-              <w:right w:type="dxa" w:w="110"/>
-            </w:tcMar>
-          </w:tcPr>
-          <w:p>
-            <w:r>
-              <w:rPr>
-                <w:rFonts w:ascii="Helvetica" w:cs="Helvetica" w:eastAsia="Helvetica" w:hAnsi="Helvetica"/>
+            <w:shd w:fill="FBF7F1" w:color="auto" w:val="clear"/>
+          </w:tcPr>
+          <w:p>
+            <w:pPr>
+              <w:spacing w:after="0" w:before="0" w:line="230" w:lineRule="atLeast"/>
+              <w:jc w:val="left"/>
+            </w:pPr>
+            <w:r>
+              <w:rPr>
+                <w:rFonts w:ascii="Arial" w:cs="Arial" w:eastAsia="Arial" w:hAnsi="Arial"/>
                 <w:b/>
                 <w:bCs/>
                 <w:color w:val="3D434A"/>
@@ -2118,19 +2166,17 @@
         </w:tc>
         <w:tc>
           <w:tcPr>
-            <w:tcW w:type="dxa" w:w="7200"/>
-            <w:shd w:fill="FBF7F1" w:val="clear"/>
-            <w:tcMar>
-              <w:top w:type="dxa" w:w="80"/>
-              <w:left w:type="dxa" w:w="110"/>
-              <w:bottom w:type="dxa" w:w="80"/>
-              <w:right w:type="dxa" w:w="110"/>
-            </w:tcMar>
-          </w:tcPr>
-          <w:p>
-            <w:r>
-              <w:rPr>
-                <w:rFonts w:ascii="Helvetica" w:cs="Helvetica" w:eastAsia="Helvetica" w:hAnsi="Helvetica"/>
+            <w:tcW w:type="dxa" w:w="6480"/>
+            <w:shd w:fill="FBF7F1" w:color="auto" w:val="clear"/>
+          </w:tcPr>
+          <w:p>
+            <w:pPr>
+              <w:spacing w:after="0" w:before="0" w:line="230" w:lineRule="atLeast"/>
+              <w:jc w:val="left"/>
+            </w:pPr>
+            <w:r>
+              <w:rPr>
+                <w:rFonts w:ascii="Arial" w:cs="Arial" w:eastAsia="Arial" w:hAnsi="Arial"/>
                 <w:b w:val="false"/>
                 <w:bCs w:val="false"/>
                 <w:color w:val="2C3036"/>
@@ -2146,17 +2192,15 @@
         <w:tc>
           <w:tcPr>
             <w:tcW w:type="dxa" w:w="2160"/>
-            <w:tcMar>
-              <w:top w:type="dxa" w:w="80"/>
-              <w:left w:type="dxa" w:w="110"/>
-              <w:bottom w:type="dxa" w:w="80"/>
-              <w:right w:type="dxa" w:w="110"/>
-            </w:tcMar>
-          </w:tcPr>
-          <w:p>
-            <w:r>
-              <w:rPr>
-                <w:rFonts w:ascii="Helvetica" w:cs="Helvetica" w:eastAsia="Helvetica" w:hAnsi="Helvetica"/>
+          </w:tcPr>
+          <w:p>
+            <w:pPr>
+              <w:spacing w:after="0" w:before="0" w:line="230" w:lineRule="atLeast"/>
+              <w:jc w:val="left"/>
+            </w:pPr>
+            <w:r>
+              <w:rPr>
+                <w:rFonts w:ascii="Arial" w:cs="Arial" w:eastAsia="Arial" w:hAnsi="Arial"/>
                 <w:b/>
                 <w:bCs/>
                 <w:color w:val="3D434A"/>
@@ -2169,18 +2213,16 @@
         </w:tc>
         <w:tc>
           <w:tcPr>
-            <w:tcW w:type="dxa" w:w="7200"/>
-            <w:tcMar>
-              <w:top w:type="dxa" w:w="80"/>
-              <w:left w:type="dxa" w:w="110"/>
-              <w:bottom w:type="dxa" w:w="80"/>
-              <w:right w:type="dxa" w:w="110"/>
-            </w:tcMar>
-          </w:tcPr>
-          <w:p>
-            <w:r>
-              <w:rPr>
-                <w:rFonts w:ascii="Helvetica" w:cs="Helvetica" w:eastAsia="Helvetica" w:hAnsi="Helvetica"/>
+            <w:tcW w:type="dxa" w:w="6480"/>
+          </w:tcPr>
+          <w:p>
+            <w:pPr>
+              <w:spacing w:after="0" w:before="0" w:line="230" w:lineRule="atLeast"/>
+              <w:jc w:val="left"/>
+            </w:pPr>
+            <w:r>
+              <w:rPr>
+                <w:rFonts w:ascii="Arial" w:cs="Arial" w:eastAsia="Arial" w:hAnsi="Arial"/>
                 <w:b w:val="false"/>
                 <w:bCs w:val="false"/>
                 <w:color w:val="2C3036"/>
@@ -2196,18 +2238,16 @@
         <w:tc>
           <w:tcPr>
             <w:tcW w:type="dxa" w:w="2160"/>
-            <w:shd w:fill="FBF7F1" w:val="clear"/>
-            <w:tcMar>
-              <w:top w:type="dxa" w:w="80"/>
-              <w:left w:type="dxa" w:w="110"/>
-              <w:bottom w:type="dxa" w:w="80"/>
-              <w:right w:type="dxa" w:w="110"/>
-            </w:tcMar>
-          </w:tcPr>
-          <w:p>
-            <w:r>
-              <w:rPr>
-                <w:rFonts w:ascii="Helvetica" w:cs="Helvetica" w:eastAsia="Helvetica" w:hAnsi="Helvetica"/>
+            <w:shd w:fill="FBF7F1" w:color="auto" w:val="clear"/>
+          </w:tcPr>
+          <w:p>
+            <w:pPr>
+              <w:spacing w:after="0" w:before="0" w:line="230" w:lineRule="atLeast"/>
+              <w:jc w:val="left"/>
+            </w:pPr>
+            <w:r>
+              <w:rPr>
+                <w:rFonts w:ascii="Arial" w:cs="Arial" w:eastAsia="Arial" w:hAnsi="Arial"/>
                 <w:b/>
                 <w:bCs/>
                 <w:color w:val="3D434A"/>
@@ -2220,19 +2260,17 @@
         </w:tc>
         <w:tc>
           <w:tcPr>
-            <w:tcW w:type="dxa" w:w="7200"/>
-            <w:shd w:fill="FBF7F1" w:val="clear"/>
-            <w:tcMar>
-              <w:top w:type="dxa" w:w="80"/>
-              <w:left w:type="dxa" w:w="110"/>
-              <w:bottom w:type="dxa" w:w="80"/>
-              <w:right w:type="dxa" w:w="110"/>
-            </w:tcMar>
-          </w:tcPr>
-          <w:p>
-            <w:r>
-              <w:rPr>
-                <w:rFonts w:ascii="Helvetica" w:cs="Helvetica" w:eastAsia="Helvetica" w:hAnsi="Helvetica"/>
+            <w:tcW w:type="dxa" w:w="6480"/>
+            <w:shd w:fill="FBF7F1" w:color="auto" w:val="clear"/>
+          </w:tcPr>
+          <w:p>
+            <w:pPr>
+              <w:spacing w:after="0" w:before="0" w:line="230" w:lineRule="atLeast"/>
+              <w:jc w:val="left"/>
+            </w:pPr>
+            <w:r>
+              <w:rPr>
+                <w:rFonts w:ascii="Arial" w:cs="Arial" w:eastAsia="Arial" w:hAnsi="Arial"/>
                 <w:b w:val="false"/>
                 <w:bCs w:val="false"/>
                 <w:color w:val="2C3036"/>
@@ -2246,15 +2284,19 @@
       </w:tr>
     </w:tbl>
     <w:p>
-      <w:pPr>
-        <w:pStyle w:val="Heading1"/>
+      <w:r>
+        <w:br w:type="page"/>
+      </w:r>
+    </w:p>
+    <w:p>
+      <w:pPr>
         <w:keepNext/>
-        <w:pageBreakBefore/>
-        <w:spacing w:after="100" w:before="280"/>
-      </w:pPr>
-      <w:r>
-        <w:rPr>
-          <w:rFonts w:ascii="Helvetica" w:cs="Helvetica" w:eastAsia="Helvetica" w:hAnsi="Helvetica"/>
+        <w:spacing w:after="170" w:before="260" w:line="280" w:lineRule="atLeast"/>
+        <w:ind w:left="120"/>
+      </w:pPr>
+      <w:r>
+        <w:rPr>
+          <w:rFonts w:ascii="Arial" w:cs="Arial" w:eastAsia="Arial" w:hAnsi="Arial"/>
           <w:b/>
           <w:bCs/>
           <w:color w:val="3D434A"/>
@@ -2266,12 +2308,13 @@
     </w:p>
     <w:p>
       <w:pPr>
-        <w:spacing w:after="140"/>
+        <w:spacing w:after="160" w:line="280" w:lineRule="atLeast"/>
+        <w:ind w:left="120"/>
         <w:jc w:val="both"/>
       </w:pPr>
       <w:r>
         <w:rPr>
-          <w:rFonts w:ascii="Helvetica" w:cs="Helvetica" w:eastAsia="Helvetica" w:hAnsi="Helvetica"/>
+          <w:rFonts w:ascii="Arial" w:cs="Arial" w:eastAsia="Arial" w:hAnsi="Arial"/>
           <w:color w:val="2C3036"/>
           <w:sz w:val="20"/>
           <w:szCs w:val="20"/>
@@ -2281,13 +2324,13 @@
     </w:p>
     <w:p>
       <w:pPr>
-        <w:pStyle w:val="Heading2"/>
         <w:keepNext/>
-        <w:spacing w:after="60" w:before="200"/>
-      </w:pPr>
-      <w:r>
-        <w:rPr>
-          <w:rFonts w:ascii="Helvetica" w:cs="Helvetica" w:eastAsia="Helvetica" w:hAnsi="Helvetica"/>
+        <w:spacing w:after="140" w:before="260" w:line="260" w:lineRule="atLeast"/>
+        <w:ind w:left="120"/>
+      </w:pPr>
+      <w:r>
+        <w:rPr>
+          <w:rFonts w:ascii="Arial" w:cs="Arial" w:eastAsia="Arial" w:hAnsi="Arial"/>
           <w:b/>
           <w:bCs/>
           <w:color w:val="F08C00"/>
@@ -2299,22 +2342,30 @@
     </w:p>
     <w:tbl>
       <w:tblPr>
-        <w:tblW w:type="dxa" w:w="9360"/>
+        <w:tblW w:type="dxa" w:w="8640"/>
+        <w:tblInd w:type="dxa" w:w="360"/>
         <w:tblBorders>
-          <w:top w:val="single" w:color="auto" w:sz="4"/>
-          <w:left w:val="single" w:color="auto" w:sz="4"/>
-          <w:bottom w:val="single" w:color="auto" w:sz="4"/>
-          <w:right w:val="single" w:color="auto" w:sz="4"/>
-          <w:insideH w:val="single" w:color="auto" w:sz="4"/>
-          <w:insideV w:val="single" w:color="auto" w:sz="4"/>
+          <w:top w:val="single" w:color="E5E7EB" w:sz="2"/>
+          <w:left w:val="single" w:color="E5E7EB" w:sz="2"/>
+          <w:bottom w:val="single" w:color="E5E7EB" w:sz="2"/>
+          <w:right w:val="single" w:color="E5E7EB" w:sz="2"/>
+          <w:insideH w:val="single" w:color="E5E7EB" w:sz="2"/>
+          <w:insideV w:val="single" w:color="E5E7EB" w:sz="2"/>
         </w:tblBorders>
+        <w:tblLayout w:type="fixed"/>
+        <w:tblCellMar>
+          <w:top w:type="dxa" w:w="120"/>
+          <w:left w:type="dxa" w:w="140"/>
+          <w:bottom w:type="dxa" w:w="120"/>
+          <w:right w:type="dxa" w:w="140"/>
+        </w:tblCellMar>
       </w:tblPr>
       <w:tblGrid>
         <w:gridCol w:w="1800"/>
-        <w:gridCol w:w="1220"/>
+        <w:gridCol w:w="1224"/>
         <w:gridCol w:w="1080"/>
-        <w:gridCol w:w="1660"/>
-        <w:gridCol w:w="3600"/>
+        <w:gridCol w:w="1656"/>
+        <w:gridCol w:w="2880"/>
       </w:tblGrid>
       <w:tr>
         <w:trPr>
@@ -2323,18 +2374,22 @@
         <w:tc>
           <w:tcPr>
             <w:tcW w:type="dxa" w:w="1800"/>
-            <w:shd w:fill="3D434A" w:val="clear"/>
-            <w:tcMar>
-              <w:top w:type="dxa" w:w="80"/>
-              <w:left w:type="dxa" w:w="110"/>
-              <w:bottom w:type="dxa" w:w="80"/>
-              <w:right w:type="dxa" w:w="110"/>
-            </w:tcMar>
-          </w:tcPr>
-          <w:p>
-            <w:r>
-              <w:rPr>
-                <w:rFonts w:ascii="Helvetica" w:cs="Helvetica" w:eastAsia="Helvetica" w:hAnsi="Helvetica"/>
+            <w:tcBorders>
+              <w:top w:val="single" w:color="E5E7EB" w:sz="2"/>
+              <w:left w:val="single" w:color="E5E7EB" w:sz="2"/>
+              <w:bottom w:val="single" w:color="3D434A" w:sz="8"/>
+              <w:right w:val="single" w:color="E5E7EB" w:sz="2"/>
+            </w:tcBorders>
+            <w:shd w:fill="3D434A" w:color="auto" w:val="clear"/>
+          </w:tcPr>
+          <w:p>
+            <w:pPr>
+              <w:spacing w:after="0" w:before="0" w:line="230" w:lineRule="atLeast"/>
+              <w:jc w:val="left"/>
+            </w:pPr>
+            <w:r>
+              <w:rPr>
+                <w:rFonts w:ascii="Arial" w:cs="Arial" w:eastAsia="Arial" w:hAnsi="Arial"/>
                 <w:b/>
                 <w:bCs/>
                 <w:color w:val="FFFFFF"/>
@@ -2347,19 +2402,23 @@
         </w:tc>
         <w:tc>
           <w:tcPr>
-            <w:tcW w:type="dxa" w:w="1220"/>
-            <w:shd w:fill="3D434A" w:val="clear"/>
-            <w:tcMar>
-              <w:top w:type="dxa" w:w="80"/>
-              <w:left w:type="dxa" w:w="110"/>
-              <w:bottom w:type="dxa" w:w="80"/>
-              <w:right w:type="dxa" w:w="110"/>
-            </w:tcMar>
-          </w:tcPr>
-          <w:p>
-            <w:r>
-              <w:rPr>
-                <w:rFonts w:ascii="Helvetica" w:cs="Helvetica" w:eastAsia="Helvetica" w:hAnsi="Helvetica"/>
+            <w:tcW w:type="dxa" w:w="1224"/>
+            <w:tcBorders>
+              <w:top w:val="single" w:color="E5E7EB" w:sz="2"/>
+              <w:left w:val="single" w:color="E5E7EB" w:sz="2"/>
+              <w:bottom w:val="single" w:color="3D434A" w:sz="8"/>
+              <w:right w:val="single" w:color="E5E7EB" w:sz="2"/>
+            </w:tcBorders>
+            <w:shd w:fill="3D434A" w:color="auto" w:val="clear"/>
+          </w:tcPr>
+          <w:p>
+            <w:pPr>
+              <w:spacing w:after="0" w:before="0" w:line="230" w:lineRule="atLeast"/>
+              <w:jc w:val="left"/>
+            </w:pPr>
+            <w:r>
+              <w:rPr>
+                <w:rFonts w:ascii="Arial" w:cs="Arial" w:eastAsia="Arial" w:hAnsi="Arial"/>
                 <w:b/>
                 <w:bCs/>
                 <w:color w:val="FFFFFF"/>
@@ -2373,18 +2432,22 @@
         <w:tc>
           <w:tcPr>
             <w:tcW w:type="dxa" w:w="1080"/>
-            <w:shd w:fill="3D434A" w:val="clear"/>
-            <w:tcMar>
-              <w:top w:type="dxa" w:w="80"/>
-              <w:left w:type="dxa" w:w="110"/>
-              <w:bottom w:type="dxa" w:w="80"/>
-              <w:right w:type="dxa" w:w="110"/>
-            </w:tcMar>
-          </w:tcPr>
-          <w:p>
-            <w:r>
-              <w:rPr>
-                <w:rFonts w:ascii="Helvetica" w:cs="Helvetica" w:eastAsia="Helvetica" w:hAnsi="Helvetica"/>
+            <w:tcBorders>
+              <w:top w:val="single" w:color="E5E7EB" w:sz="2"/>
+              <w:left w:val="single" w:color="E5E7EB" w:sz="2"/>
+              <w:bottom w:val="single" w:color="3D434A" w:sz="8"/>
+              <w:right w:val="single" w:color="E5E7EB" w:sz="2"/>
+            </w:tcBorders>
+            <w:shd w:fill="3D434A" w:color="auto" w:val="clear"/>
+          </w:tcPr>
+          <w:p>
+            <w:pPr>
+              <w:spacing w:after="0" w:before="0" w:line="230" w:lineRule="atLeast"/>
+              <w:jc w:val="left"/>
+            </w:pPr>
+            <w:r>
+              <w:rPr>
+                <w:rFonts w:ascii="Arial" w:cs="Arial" w:eastAsia="Arial" w:hAnsi="Arial"/>
                 <w:b/>
                 <w:bCs/>
                 <w:color w:val="FFFFFF"/>
@@ -2397,19 +2460,23 @@
         </w:tc>
         <w:tc>
           <w:tcPr>
-            <w:tcW w:type="dxa" w:w="1660"/>
-            <w:shd w:fill="3D434A" w:val="clear"/>
-            <w:tcMar>
-              <w:top w:type="dxa" w:w="80"/>
-              <w:left w:type="dxa" w:w="110"/>
-              <w:bottom w:type="dxa" w:w="80"/>
-              <w:right w:type="dxa" w:w="110"/>
-            </w:tcMar>
-          </w:tcPr>
-          <w:p>
-            <w:r>
-              <w:rPr>
-                <w:rFonts w:ascii="Helvetica" w:cs="Helvetica" w:eastAsia="Helvetica" w:hAnsi="Helvetica"/>
+            <w:tcW w:type="dxa" w:w="1656"/>
+            <w:tcBorders>
+              <w:top w:val="single" w:color="E5E7EB" w:sz="2"/>
+              <w:left w:val="single" w:color="E5E7EB" w:sz="2"/>
+              <w:bottom w:val="single" w:color="3D434A" w:sz="8"/>
+              <w:right w:val="single" w:color="E5E7EB" w:sz="2"/>
+            </w:tcBorders>
+            <w:shd w:fill="3D434A" w:color="auto" w:val="clear"/>
+          </w:tcPr>
+          <w:p>
+            <w:pPr>
+              <w:spacing w:after="0" w:before="0" w:line="230" w:lineRule="atLeast"/>
+              <w:jc w:val="left"/>
+            </w:pPr>
+            <w:r>
+              <w:rPr>
+                <w:rFonts w:ascii="Arial" w:cs="Arial" w:eastAsia="Arial" w:hAnsi="Arial"/>
                 <w:b/>
                 <w:bCs/>
                 <w:color w:val="FFFFFF"/>
@@ -2422,19 +2489,23 @@
         </w:tc>
         <w:tc>
           <w:tcPr>
-            <w:tcW w:type="dxa" w:w="3600"/>
-            <w:shd w:fill="3D434A" w:val="clear"/>
-            <w:tcMar>
-              <w:top w:type="dxa" w:w="80"/>
-              <w:left w:type="dxa" w:w="110"/>
-              <w:bottom w:type="dxa" w:w="80"/>
-              <w:right w:type="dxa" w:w="110"/>
-            </w:tcMar>
-          </w:tcPr>
-          <w:p>
-            <w:r>
-              <w:rPr>
-                <w:rFonts w:ascii="Helvetica" w:cs="Helvetica" w:eastAsia="Helvetica" w:hAnsi="Helvetica"/>
+            <w:tcW w:type="dxa" w:w="2880"/>
+            <w:tcBorders>
+              <w:top w:val="single" w:color="E5E7EB" w:sz="2"/>
+              <w:left w:val="single" w:color="E5E7EB" w:sz="2"/>
+              <w:bottom w:val="single" w:color="3D434A" w:sz="8"/>
+              <w:right w:val="single" w:color="E5E7EB" w:sz="2"/>
+            </w:tcBorders>
+            <w:shd w:fill="3D434A" w:color="auto" w:val="clear"/>
+          </w:tcPr>
+          <w:p>
+            <w:pPr>
+              <w:spacing w:after="0" w:before="0" w:line="230" w:lineRule="atLeast"/>
+              <w:jc w:val="left"/>
+            </w:pPr>
+            <w:r>
+              <w:rPr>
+                <w:rFonts w:ascii="Arial" w:cs="Arial" w:eastAsia="Arial" w:hAnsi="Arial"/>
                 <w:b/>
                 <w:bCs/>
                 <w:color w:val="FFFFFF"/>
@@ -2447,20 +2518,21 @@
         </w:tc>
       </w:tr>
       <w:tr>
+        <w:trPr>
+          <w:trHeight w:val="340" w:hRule="atLeast"/>
+        </w:trPr>
         <w:tc>
           <w:tcPr>
             <w:tcW w:type="dxa" w:w="1800"/>
-            <w:tcMar>
-              <w:top w:type="dxa" w:w="80"/>
-              <w:left w:type="dxa" w:w="110"/>
-              <w:bottom w:type="dxa" w:w="80"/>
-              <w:right w:type="dxa" w:w="110"/>
-            </w:tcMar>
-          </w:tcPr>
-          <w:p>
-            <w:r>
-              <w:rPr>
-                <w:rFonts w:ascii="Helvetica" w:cs="Helvetica" w:eastAsia="Helvetica" w:hAnsi="Helvetica"/>
+          </w:tcPr>
+          <w:p>
+            <w:pPr>
+              <w:spacing w:after="0" w:before="0" w:line="230" w:lineRule="atLeast"/>
+              <w:jc w:val="left"/>
+            </w:pPr>
+            <w:r>
+              <w:rPr>
+                <w:rFonts w:ascii="Arial" w:cs="Arial" w:eastAsia="Arial" w:hAnsi="Arial"/>
                 <w:b/>
                 <w:bCs/>
                 <w:color w:val="3D434A"/>
@@ -2473,18 +2545,16 @@
         </w:tc>
         <w:tc>
           <w:tcPr>
-            <w:tcW w:type="dxa" w:w="1220"/>
-            <w:tcMar>
-              <w:top w:type="dxa" w:w="80"/>
-              <w:left w:type="dxa" w:w="110"/>
-              <w:bottom w:type="dxa" w:w="80"/>
-              <w:right w:type="dxa" w:w="110"/>
-            </w:tcMar>
-          </w:tcPr>
-          <w:p>
-            <w:r>
-              <w:rPr>
-                <w:rFonts w:ascii="Helvetica" w:cs="Helvetica" w:eastAsia="Helvetica" w:hAnsi="Helvetica"/>
+            <w:tcW w:type="dxa" w:w="1224"/>
+          </w:tcPr>
+          <w:p>
+            <w:pPr>
+              <w:spacing w:after="0" w:before="0" w:line="230" w:lineRule="atLeast"/>
+              <w:jc w:val="left"/>
+            </w:pPr>
+            <w:r>
+              <w:rPr>
+                <w:rFonts w:ascii="Arial" w:cs="Arial" w:eastAsia="Arial" w:hAnsi="Arial"/>
                 <w:b w:val="false"/>
                 <w:bCs w:val="false"/>
                 <w:color w:val="2C3036"/>
@@ -2498,17 +2568,15 @@
         <w:tc>
           <w:tcPr>
             <w:tcW w:type="dxa" w:w="1080"/>
-            <w:tcMar>
-              <w:top w:type="dxa" w:w="80"/>
-              <w:left w:type="dxa" w:w="110"/>
-              <w:bottom w:type="dxa" w:w="80"/>
-              <w:right w:type="dxa" w:w="110"/>
-            </w:tcMar>
-          </w:tcPr>
-          <w:p>
-            <w:r>
-              <w:rPr>
-                <w:rFonts w:ascii="Helvetica" w:cs="Helvetica" w:eastAsia="Helvetica" w:hAnsi="Helvetica"/>
+          </w:tcPr>
+          <w:p>
+            <w:pPr>
+              <w:spacing w:after="0" w:before="0" w:line="230" w:lineRule="atLeast"/>
+              <w:jc w:val="left"/>
+            </w:pPr>
+            <w:r>
+              <w:rPr>
+                <w:rFonts w:ascii="Arial" w:cs="Arial" w:eastAsia="Arial" w:hAnsi="Arial"/>
                 <w:b w:val="false"/>
                 <w:bCs w:val="false"/>
                 <w:color w:val="2C3036"/>
@@ -2521,18 +2589,16 @@
         </w:tc>
         <w:tc>
           <w:tcPr>
-            <w:tcW w:type="dxa" w:w="1660"/>
-            <w:tcMar>
-              <w:top w:type="dxa" w:w="80"/>
-              <w:left w:type="dxa" w:w="110"/>
-              <w:bottom w:type="dxa" w:w="80"/>
-              <w:right w:type="dxa" w:w="110"/>
-            </w:tcMar>
-          </w:tcPr>
-          <w:p>
-            <w:r>
-              <w:rPr>
-                <w:rFonts w:ascii="Helvetica" w:cs="Helvetica" w:eastAsia="Helvetica" w:hAnsi="Helvetica"/>
+            <w:tcW w:type="dxa" w:w="1656"/>
+          </w:tcPr>
+          <w:p>
+            <w:pPr>
+              <w:spacing w:after="0" w:before="0" w:line="230" w:lineRule="atLeast"/>
+              <w:jc w:val="left"/>
+            </w:pPr>
+            <w:r>
+              <w:rPr>
+                <w:rFonts w:ascii="Arial" w:cs="Arial" w:eastAsia="Arial" w:hAnsi="Arial"/>
                 <w:b w:val="false"/>
                 <w:bCs w:val="false"/>
                 <w:color w:val="2C3036"/>
@@ -2545,18 +2611,16 @@
         </w:tc>
         <w:tc>
           <w:tcPr>
-            <w:tcW w:type="dxa" w:w="3600"/>
-            <w:tcMar>
-              <w:top w:type="dxa" w:w="80"/>
-              <w:left w:type="dxa" w:w="110"/>
-              <w:bottom w:type="dxa" w:w="80"/>
-              <w:right w:type="dxa" w:w="110"/>
-            </w:tcMar>
-          </w:tcPr>
-          <w:p>
-            <w:r>
-              <w:rPr>
-                <w:rFonts w:ascii="Helvetica" w:cs="Helvetica" w:eastAsia="Helvetica" w:hAnsi="Helvetica"/>
+            <w:tcW w:type="dxa" w:w="2880"/>
+          </w:tcPr>
+          <w:p>
+            <w:pPr>
+              <w:spacing w:after="0" w:before="0" w:line="230" w:lineRule="atLeast"/>
+              <w:jc w:val="left"/>
+            </w:pPr>
+            <w:r>
+              <w:rPr>
+                <w:rFonts w:ascii="Arial" w:cs="Arial" w:eastAsia="Arial" w:hAnsi="Arial"/>
                 <w:b w:val="false"/>
                 <w:bCs w:val="false"/>
                 <w:color w:val="2C3036"/>
@@ -2569,21 +2633,22 @@
         </w:tc>
       </w:tr>
       <w:tr>
+        <w:trPr>
+          <w:trHeight w:val="340" w:hRule="atLeast"/>
+        </w:trPr>
         <w:tc>
           <w:tcPr>
             <w:tcW w:type="dxa" w:w="1800"/>
-            <w:shd w:fill="FBF7F1" w:val="clear"/>
-            <w:tcMar>
-              <w:top w:type="dxa" w:w="80"/>
-              <w:left w:type="dxa" w:w="110"/>
-              <w:bottom w:type="dxa" w:w="80"/>
-              <w:right w:type="dxa" w:w="110"/>
-            </w:tcMar>
-          </w:tcPr>
-          <w:p>
-            <w:r>
-              <w:rPr>
-                <w:rFonts w:ascii="Helvetica" w:cs="Helvetica" w:eastAsia="Helvetica" w:hAnsi="Helvetica"/>
+            <w:shd w:fill="FBF7F1" w:color="auto" w:val="clear"/>
+          </w:tcPr>
+          <w:p>
+            <w:pPr>
+              <w:spacing w:after="0" w:before="0" w:line="230" w:lineRule="atLeast"/>
+              <w:jc w:val="left"/>
+            </w:pPr>
+            <w:r>
+              <w:rPr>
+                <w:rFonts w:ascii="Arial" w:cs="Arial" w:eastAsia="Arial" w:hAnsi="Arial"/>
                 <w:b/>
                 <w:bCs/>
                 <w:color w:val="3D434A"/>
@@ -2596,19 +2661,17 @@
         </w:tc>
         <w:tc>
           <w:tcPr>
-            <w:tcW w:type="dxa" w:w="1220"/>
-            <w:shd w:fill="FBF7F1" w:val="clear"/>
-            <w:tcMar>
-              <w:top w:type="dxa" w:w="80"/>
-              <w:left w:type="dxa" w:w="110"/>
-              <w:bottom w:type="dxa" w:w="80"/>
-              <w:right w:type="dxa" w:w="110"/>
-            </w:tcMar>
-          </w:tcPr>
-          <w:p>
-            <w:r>
-              <w:rPr>
-                <w:rFonts w:ascii="Helvetica" w:cs="Helvetica" w:eastAsia="Helvetica" w:hAnsi="Helvetica"/>
+            <w:tcW w:type="dxa" w:w="1224"/>
+            <w:shd w:fill="FBF7F1" w:color="auto" w:val="clear"/>
+          </w:tcPr>
+          <w:p>
+            <w:pPr>
+              <w:spacing w:after="0" w:before="0" w:line="230" w:lineRule="atLeast"/>
+              <w:jc w:val="left"/>
+            </w:pPr>
+            <w:r>
+              <w:rPr>
+                <w:rFonts w:ascii="Arial" w:cs="Arial" w:eastAsia="Arial" w:hAnsi="Arial"/>
                 <w:b w:val="false"/>
                 <w:bCs w:val="false"/>
                 <w:color w:val="2C3036"/>
@@ -2622,18 +2685,16 @@
         <w:tc>
           <w:tcPr>
             <w:tcW w:type="dxa" w:w="1080"/>
-            <w:shd w:fill="FBF7F1" w:val="clear"/>
-            <w:tcMar>
-              <w:top w:type="dxa" w:w="80"/>
-              <w:left w:type="dxa" w:w="110"/>
-              <w:bottom w:type="dxa" w:w="80"/>
-              <w:right w:type="dxa" w:w="110"/>
-            </w:tcMar>
-          </w:tcPr>
-          <w:p>
-            <w:r>
-              <w:rPr>
-                <w:rFonts w:ascii="Helvetica" w:cs="Helvetica" w:eastAsia="Helvetica" w:hAnsi="Helvetica"/>
+            <w:shd w:fill="FBF7F1" w:color="auto" w:val="clear"/>
+          </w:tcPr>
+          <w:p>
+            <w:pPr>
+              <w:spacing w:after="0" w:before="0" w:line="230" w:lineRule="atLeast"/>
+              <w:jc w:val="left"/>
+            </w:pPr>
+            <w:r>
+              <w:rPr>
+                <w:rFonts w:ascii="Arial" w:cs="Arial" w:eastAsia="Arial" w:hAnsi="Arial"/>
                 <w:b w:val="false"/>
                 <w:bCs w:val="false"/>
                 <w:color w:val="2C3036"/>
@@ -2646,19 +2707,17 @@
         </w:tc>
         <w:tc>
           <w:tcPr>
-            <w:tcW w:type="dxa" w:w="1660"/>
-            <w:shd w:fill="FBF7F1" w:val="clear"/>
-            <w:tcMar>
-              <w:top w:type="dxa" w:w="80"/>
-              <w:left w:type="dxa" w:w="110"/>
-              <w:bottom w:type="dxa" w:w="80"/>
-              <w:right w:type="dxa" w:w="110"/>
-            </w:tcMar>
-          </w:tcPr>
-          <w:p>
-            <w:r>
-              <w:rPr>
-                <w:rFonts w:ascii="Helvetica" w:cs="Helvetica" w:eastAsia="Helvetica" w:hAnsi="Helvetica"/>
+            <w:tcW w:type="dxa" w:w="1656"/>
+            <w:shd w:fill="FBF7F1" w:color="auto" w:val="clear"/>
+          </w:tcPr>
+          <w:p>
+            <w:pPr>
+              <w:spacing w:after="0" w:before="0" w:line="230" w:lineRule="atLeast"/>
+              <w:jc w:val="left"/>
+            </w:pPr>
+            <w:r>
+              <w:rPr>
+                <w:rFonts w:ascii="Arial" w:cs="Arial" w:eastAsia="Arial" w:hAnsi="Arial"/>
                 <w:b w:val="false"/>
                 <w:bCs w:val="false"/>
                 <w:color w:val="2C3036"/>
@@ -2671,19 +2730,17 @@
         </w:tc>
         <w:tc>
           <w:tcPr>
-            <w:tcW w:type="dxa" w:w="3600"/>
-            <w:shd w:fill="FBF7F1" w:val="clear"/>
-            <w:tcMar>
-              <w:top w:type="dxa" w:w="80"/>
-              <w:left w:type="dxa" w:w="110"/>
-              <w:bottom w:type="dxa" w:w="80"/>
-              <w:right w:type="dxa" w:w="110"/>
-            </w:tcMar>
-          </w:tcPr>
-          <w:p>
-            <w:r>
-              <w:rPr>
-                <w:rFonts w:ascii="Helvetica" w:cs="Helvetica" w:eastAsia="Helvetica" w:hAnsi="Helvetica"/>
+            <w:tcW w:type="dxa" w:w="2880"/>
+            <w:shd w:fill="FBF7F1" w:color="auto" w:val="clear"/>
+          </w:tcPr>
+          <w:p>
+            <w:pPr>
+              <w:spacing w:after="0" w:before="0" w:line="230" w:lineRule="atLeast"/>
+              <w:jc w:val="left"/>
+            </w:pPr>
+            <w:r>
+              <w:rPr>
+                <w:rFonts w:ascii="Arial" w:cs="Arial" w:eastAsia="Arial" w:hAnsi="Arial"/>
                 <w:b w:val="false"/>
                 <w:bCs w:val="false"/>
                 <w:color w:val="2C3036"/>
@@ -2696,20 +2753,21 @@
         </w:tc>
       </w:tr>
       <w:tr>
+        <w:trPr>
+          <w:trHeight w:val="340" w:hRule="atLeast"/>
+        </w:trPr>
         <w:tc>
           <w:tcPr>
             <w:tcW w:type="dxa" w:w="1800"/>
-            <w:tcMar>
-              <w:top w:type="dxa" w:w="80"/>
-              <w:left w:type="dxa" w:w="110"/>
-              <w:bottom w:type="dxa" w:w="80"/>
-              <w:right w:type="dxa" w:w="110"/>
-            </w:tcMar>
-          </w:tcPr>
-          <w:p>
-            <w:r>
-              <w:rPr>
-                <w:rFonts w:ascii="Helvetica" w:cs="Helvetica" w:eastAsia="Helvetica" w:hAnsi="Helvetica"/>
+          </w:tcPr>
+          <w:p>
+            <w:pPr>
+              <w:spacing w:after="0" w:before="0" w:line="230" w:lineRule="atLeast"/>
+              <w:jc w:val="left"/>
+            </w:pPr>
+            <w:r>
+              <w:rPr>
+                <w:rFonts w:ascii="Arial" w:cs="Arial" w:eastAsia="Arial" w:hAnsi="Arial"/>
                 <w:b/>
                 <w:bCs/>
                 <w:color w:val="3D434A"/>
@@ -2722,18 +2780,16 @@
         </w:tc>
         <w:tc>
           <w:tcPr>
-            <w:tcW w:type="dxa" w:w="1220"/>
-            <w:tcMar>
-              <w:top w:type="dxa" w:w="80"/>
-              <w:left w:type="dxa" w:w="110"/>
-              <w:bottom w:type="dxa" w:w="80"/>
-              <w:right w:type="dxa" w:w="110"/>
-            </w:tcMar>
-          </w:tcPr>
-          <w:p>
-            <w:r>
-              <w:rPr>
-                <w:rFonts w:ascii="Helvetica" w:cs="Helvetica" w:eastAsia="Helvetica" w:hAnsi="Helvetica"/>
+            <w:tcW w:type="dxa" w:w="1224"/>
+          </w:tcPr>
+          <w:p>
+            <w:pPr>
+              <w:spacing w:after="0" w:before="0" w:line="230" w:lineRule="atLeast"/>
+              <w:jc w:val="left"/>
+            </w:pPr>
+            <w:r>
+              <w:rPr>
+                <w:rFonts w:ascii="Arial" w:cs="Arial" w:eastAsia="Arial" w:hAnsi="Arial"/>
                 <w:b w:val="false"/>
                 <w:bCs w:val="false"/>
                 <w:color w:val="2C3036"/>
@@ -2747,17 +2803,15 @@
         <w:tc>
           <w:tcPr>
             <w:tcW w:type="dxa" w:w="1080"/>
-            <w:tcMar>
-              <w:top w:type="dxa" w:w="80"/>
-              <w:left w:type="dxa" w:w="110"/>
-              <w:bottom w:type="dxa" w:w="80"/>
-              <w:right w:type="dxa" w:w="110"/>
-            </w:tcMar>
-          </w:tcPr>
-          <w:p>
-            <w:r>
-              <w:rPr>
-                <w:rFonts w:ascii="Helvetica" w:cs="Helvetica" w:eastAsia="Helvetica" w:hAnsi="Helvetica"/>
+          </w:tcPr>
+          <w:p>
+            <w:pPr>
+              <w:spacing w:after="0" w:before="0" w:line="230" w:lineRule="atLeast"/>
+              <w:jc w:val="left"/>
+            </w:pPr>
+            <w:r>
+              <w:rPr>
+                <w:rFonts w:ascii="Arial" w:cs="Arial" w:eastAsia="Arial" w:hAnsi="Arial"/>
                 <w:b w:val="false"/>
                 <w:bCs w:val="false"/>
                 <w:color w:val="2C3036"/>
@@ -2770,18 +2824,16 @@
         </w:tc>
         <w:tc>
           <w:tcPr>
-            <w:tcW w:type="dxa" w:w="1660"/>
-            <w:tcMar>
-              <w:top w:type="dxa" w:w="80"/>
-              <w:left w:type="dxa" w:w="110"/>
-              <w:bottom w:type="dxa" w:w="80"/>
-              <w:right w:type="dxa" w:w="110"/>
-            </w:tcMar>
-          </w:tcPr>
-          <w:p>
-            <w:r>
-              <w:rPr>
-                <w:rFonts w:ascii="Helvetica" w:cs="Helvetica" w:eastAsia="Helvetica" w:hAnsi="Helvetica"/>
+            <w:tcW w:type="dxa" w:w="1656"/>
+          </w:tcPr>
+          <w:p>
+            <w:pPr>
+              <w:spacing w:after="0" w:before="0" w:line="230" w:lineRule="atLeast"/>
+              <w:jc w:val="left"/>
+            </w:pPr>
+            <w:r>
+              <w:rPr>
+                <w:rFonts w:ascii="Arial" w:cs="Arial" w:eastAsia="Arial" w:hAnsi="Arial"/>
                 <w:b w:val="false"/>
                 <w:bCs w:val="false"/>
                 <w:color w:val="2C3036"/>
@@ -2794,18 +2846,16 @@
         </w:tc>
         <w:tc>
           <w:tcPr>
-            <w:tcW w:type="dxa" w:w="3600"/>
-            <w:tcMar>
-              <w:top w:type="dxa" w:w="80"/>
-              <w:left w:type="dxa" w:w="110"/>
-              <w:bottom w:type="dxa" w:w="80"/>
-              <w:right w:type="dxa" w:w="110"/>
-            </w:tcMar>
-          </w:tcPr>
-          <w:p>
-            <w:r>
-              <w:rPr>
-                <w:rFonts w:ascii="Helvetica" w:cs="Helvetica" w:eastAsia="Helvetica" w:hAnsi="Helvetica"/>
+            <w:tcW w:type="dxa" w:w="2880"/>
+          </w:tcPr>
+          <w:p>
+            <w:pPr>
+              <w:spacing w:after="0" w:before="0" w:line="230" w:lineRule="atLeast"/>
+              <w:jc w:val="left"/>
+            </w:pPr>
+            <w:r>
+              <w:rPr>
+                <w:rFonts w:ascii="Arial" w:cs="Arial" w:eastAsia="Arial" w:hAnsi="Arial"/>
                 <w:b w:val="false"/>
                 <w:bCs w:val="false"/>
                 <w:color w:val="2C3036"/>
@@ -2818,21 +2868,22 @@
         </w:tc>
       </w:tr>
       <w:tr>
+        <w:trPr>
+          <w:trHeight w:val="340" w:hRule="atLeast"/>
+        </w:trPr>
         <w:tc>
           <w:tcPr>
             <w:tcW w:type="dxa" w:w="1800"/>
-            <w:shd w:fill="FBF7F1" w:val="clear"/>
-            <w:tcMar>
-              <w:top w:type="dxa" w:w="80"/>
-              <w:left w:type="dxa" w:w="110"/>
-              <w:bottom w:type="dxa" w:w="80"/>
-              <w:right w:type="dxa" w:w="110"/>
-            </w:tcMar>
-          </w:tcPr>
-          <w:p>
-            <w:r>
-              <w:rPr>
-                <w:rFonts w:ascii="Helvetica" w:cs="Helvetica" w:eastAsia="Helvetica" w:hAnsi="Helvetica"/>
+            <w:shd w:fill="FBF7F1" w:color="auto" w:val="clear"/>
+          </w:tcPr>
+          <w:p>
+            <w:pPr>
+              <w:spacing w:after="0" w:before="0" w:line="230" w:lineRule="atLeast"/>
+              <w:jc w:val="left"/>
+            </w:pPr>
+            <w:r>
+              <w:rPr>
+                <w:rFonts w:ascii="Arial" w:cs="Arial" w:eastAsia="Arial" w:hAnsi="Arial"/>
                 <w:b/>
                 <w:bCs/>
                 <w:color w:val="3D434A"/>
@@ -2845,19 +2896,17 @@
         </w:tc>
         <w:tc>
           <w:tcPr>
-            <w:tcW w:type="dxa" w:w="1220"/>
-            <w:shd w:fill="FBF7F1" w:val="clear"/>
-            <w:tcMar>
-              <w:top w:type="dxa" w:w="80"/>
-              <w:left w:type="dxa" w:w="110"/>
-              <w:bottom w:type="dxa" w:w="80"/>
-              <w:right w:type="dxa" w:w="110"/>
-            </w:tcMar>
-          </w:tcPr>
-          <w:p>
-            <w:r>
-              <w:rPr>
-                <w:rFonts w:ascii="Helvetica" w:cs="Helvetica" w:eastAsia="Helvetica" w:hAnsi="Helvetica"/>
+            <w:tcW w:type="dxa" w:w="1224"/>
+            <w:shd w:fill="FBF7F1" w:color="auto" w:val="clear"/>
+          </w:tcPr>
+          <w:p>
+            <w:pPr>
+              <w:spacing w:after="0" w:before="0" w:line="230" w:lineRule="atLeast"/>
+              <w:jc w:val="left"/>
+            </w:pPr>
+            <w:r>
+              <w:rPr>
+                <w:rFonts w:ascii="Arial" w:cs="Arial" w:eastAsia="Arial" w:hAnsi="Arial"/>
                 <w:b w:val="false"/>
                 <w:bCs w:val="false"/>
                 <w:color w:val="2C3036"/>
@@ -2871,18 +2920,16 @@
         <w:tc>
           <w:tcPr>
             <w:tcW w:type="dxa" w:w="1080"/>
-            <w:shd w:fill="FBF7F1" w:val="clear"/>
-            <w:tcMar>
-              <w:top w:type="dxa" w:w="80"/>
-              <w:left w:type="dxa" w:w="110"/>
-              <w:bottom w:type="dxa" w:w="80"/>
-              <w:right w:type="dxa" w:w="110"/>
-            </w:tcMar>
-          </w:tcPr>
-          <w:p>
-            <w:r>
-              <w:rPr>
-                <w:rFonts w:ascii="Helvetica" w:cs="Helvetica" w:eastAsia="Helvetica" w:hAnsi="Helvetica"/>
+            <w:shd w:fill="FBF7F1" w:color="auto" w:val="clear"/>
+          </w:tcPr>
+          <w:p>
+            <w:pPr>
+              <w:spacing w:after="0" w:before="0" w:line="230" w:lineRule="atLeast"/>
+              <w:jc w:val="left"/>
+            </w:pPr>
+            <w:r>
+              <w:rPr>
+                <w:rFonts w:ascii="Arial" w:cs="Arial" w:eastAsia="Arial" w:hAnsi="Arial"/>
                 <w:b w:val="false"/>
                 <w:bCs w:val="false"/>
                 <w:color w:val="2C3036"/>
@@ -2895,19 +2942,17 @@
         </w:tc>
         <w:tc>
           <w:tcPr>
-            <w:tcW w:type="dxa" w:w="1660"/>
-            <w:shd w:fill="FBF7F1" w:val="clear"/>
-            <w:tcMar>
-              <w:top w:type="dxa" w:w="80"/>
-              <w:left w:type="dxa" w:w="110"/>
-              <w:bottom w:type="dxa" w:w="80"/>
-              <w:right w:type="dxa" w:w="110"/>
-            </w:tcMar>
-          </w:tcPr>
-          <w:p>
-            <w:r>
-              <w:rPr>
-                <w:rFonts w:ascii="Helvetica" w:cs="Helvetica" w:eastAsia="Helvetica" w:hAnsi="Helvetica"/>
+            <w:tcW w:type="dxa" w:w="1656"/>
+            <w:shd w:fill="FBF7F1" w:color="auto" w:val="clear"/>
+          </w:tcPr>
+          <w:p>
+            <w:pPr>
+              <w:spacing w:after="0" w:before="0" w:line="230" w:lineRule="atLeast"/>
+              <w:jc w:val="left"/>
+            </w:pPr>
+            <w:r>
+              <w:rPr>
+                <w:rFonts w:ascii="Arial" w:cs="Arial" w:eastAsia="Arial" w:hAnsi="Arial"/>
                 <w:b w:val="false"/>
                 <w:bCs w:val="false"/>
                 <w:color w:val="2C3036"/>
@@ -2920,19 +2965,17 @@
         </w:tc>
         <w:tc>
           <w:tcPr>
-            <w:tcW w:type="dxa" w:w="3600"/>
-            <w:shd w:fill="FBF7F1" w:val="clear"/>
-            <w:tcMar>
-              <w:top w:type="dxa" w:w="80"/>
-              <w:left w:type="dxa" w:w="110"/>
-              <w:bottom w:type="dxa" w:w="80"/>
-              <w:right w:type="dxa" w:w="110"/>
-            </w:tcMar>
-          </w:tcPr>
-          <w:p>
-            <w:r>
-              <w:rPr>
-                <w:rFonts w:ascii="Helvetica" w:cs="Helvetica" w:eastAsia="Helvetica" w:hAnsi="Helvetica"/>
+            <w:tcW w:type="dxa" w:w="2880"/>
+            <w:shd w:fill="FBF7F1" w:color="auto" w:val="clear"/>
+          </w:tcPr>
+          <w:p>
+            <w:pPr>
+              <w:spacing w:after="0" w:before="0" w:line="230" w:lineRule="atLeast"/>
+              <w:jc w:val="left"/>
+            </w:pPr>
+            <w:r>
+              <w:rPr>
+                <w:rFonts w:ascii="Arial" w:cs="Arial" w:eastAsia="Arial" w:hAnsi="Arial"/>
                 <w:b w:val="false"/>
                 <w:bCs w:val="false"/>
                 <w:color w:val="2C3036"/>
@@ -2947,13 +2990,13 @@
     </w:tbl>
     <w:p>
       <w:pPr>
-        <w:pStyle w:val="Heading2"/>
         <w:keepNext/>
-        <w:spacing w:after="60" w:before="200"/>
-      </w:pPr>
-      <w:r>
-        <w:rPr>
-          <w:rFonts w:ascii="Helvetica" w:cs="Helvetica" w:eastAsia="Helvetica" w:hAnsi="Helvetica"/>
+        <w:spacing w:after="140" w:before="260" w:line="260" w:lineRule="atLeast"/>
+        <w:ind w:left="120"/>
+      </w:pPr>
+      <w:r>
+        <w:rPr>
+          <w:rFonts w:ascii="Arial" w:cs="Arial" w:eastAsia="Arial" w:hAnsi="Arial"/>
           <w:b/>
           <w:bCs/>
           <w:color w:val="F08C00"/>
@@ -2965,21 +3008,29 @@
     </w:p>
     <w:tbl>
       <w:tblPr>
-        <w:tblW w:type="dxa" w:w="9360"/>
+        <w:tblW w:type="dxa" w:w="8640"/>
+        <w:tblInd w:type="dxa" w:w="360"/>
         <w:tblBorders>
-          <w:top w:val="single" w:color="auto" w:sz="4"/>
-          <w:left w:val="single" w:color="auto" w:sz="4"/>
-          <w:bottom w:val="single" w:color="auto" w:sz="4"/>
-          <w:right w:val="single" w:color="auto" w:sz="4"/>
-          <w:insideH w:val="single" w:color="auto" w:sz="4"/>
-          <w:insideV w:val="single" w:color="auto" w:sz="4"/>
+          <w:top w:val="single" w:color="E5E7EB" w:sz="2"/>
+          <w:left w:val="single" w:color="E5E7EB" w:sz="2"/>
+          <w:bottom w:val="single" w:color="E5E7EB" w:sz="2"/>
+          <w:right w:val="single" w:color="E5E7EB" w:sz="2"/>
+          <w:insideH w:val="single" w:color="E5E7EB" w:sz="2"/>
+          <w:insideV w:val="single" w:color="E5E7EB" w:sz="2"/>
         </w:tblBorders>
+        <w:tblLayout w:type="fixed"/>
+        <w:tblCellMar>
+          <w:top w:type="dxa" w:w="120"/>
+          <w:left w:type="dxa" w:w="140"/>
+          <w:bottom w:type="dxa" w:w="120"/>
+          <w:right w:type="dxa" w:w="140"/>
+        </w:tblCellMar>
       </w:tblPr>
       <w:tblGrid>
-        <w:gridCol w:w="3020"/>
-        <w:gridCol w:w="3020"/>
-        <w:gridCol w:w="1660"/>
-        <w:gridCol w:w="1660"/>
+        <w:gridCol w:w="3024"/>
+        <w:gridCol w:w="3024"/>
+        <w:gridCol w:w="1368"/>
+        <w:gridCol w:w="1224"/>
       </w:tblGrid>
       <w:tr>
         <w:trPr>
@@ -2987,19 +3038,23 @@
         </w:trPr>
         <w:tc>
           <w:tcPr>
-            <w:tcW w:type="dxa" w:w="3020"/>
-            <w:shd w:fill="3D434A" w:val="clear"/>
-            <w:tcMar>
-              <w:top w:type="dxa" w:w="80"/>
-              <w:left w:type="dxa" w:w="110"/>
-              <w:bottom w:type="dxa" w:w="80"/>
-              <w:right w:type="dxa" w:w="110"/>
-            </w:tcMar>
-          </w:tcPr>
-          <w:p>
-            <w:r>
-              <w:rPr>
-                <w:rFonts w:ascii="Helvetica" w:cs="Helvetica" w:eastAsia="Helvetica" w:hAnsi="Helvetica"/>
+            <w:tcW w:type="dxa" w:w="3024"/>
+            <w:tcBorders>
+              <w:top w:val="single" w:color="E5E7EB" w:sz="2"/>
+              <w:left w:val="single" w:color="E5E7EB" w:sz="2"/>
+              <w:bottom w:val="single" w:color="3D434A" w:sz="8"/>
+              <w:right w:val="single" w:color="E5E7EB" w:sz="2"/>
+            </w:tcBorders>
+            <w:shd w:fill="3D434A" w:color="auto" w:val="clear"/>
+          </w:tcPr>
+          <w:p>
+            <w:pPr>
+              <w:spacing w:after="0" w:before="0" w:line="230" w:lineRule="atLeast"/>
+              <w:jc w:val="left"/>
+            </w:pPr>
+            <w:r>
+              <w:rPr>
+                <w:rFonts w:ascii="Arial" w:cs="Arial" w:eastAsia="Arial" w:hAnsi="Arial"/>
                 <w:b/>
                 <w:bCs/>
                 <w:color w:val="FFFFFF"/>
@@ -3012,19 +3067,23 @@
         </w:tc>
         <w:tc>
           <w:tcPr>
-            <w:tcW w:type="dxa" w:w="3020"/>
-            <w:shd w:fill="3D434A" w:val="clear"/>
-            <w:tcMar>
-              <w:top w:type="dxa" w:w="80"/>
-              <w:left w:type="dxa" w:w="110"/>
-              <w:bottom w:type="dxa" w:w="80"/>
-              <w:right w:type="dxa" w:w="110"/>
-            </w:tcMar>
-          </w:tcPr>
-          <w:p>
-            <w:r>
-              <w:rPr>
-                <w:rFonts w:ascii="Helvetica" w:cs="Helvetica" w:eastAsia="Helvetica" w:hAnsi="Helvetica"/>
+            <w:tcW w:type="dxa" w:w="3024"/>
+            <w:tcBorders>
+              <w:top w:val="single" w:color="E5E7EB" w:sz="2"/>
+              <w:left w:val="single" w:color="E5E7EB" w:sz="2"/>
+              <w:bottom w:val="single" w:color="3D434A" w:sz="8"/>
+              <w:right w:val="single" w:color="E5E7EB" w:sz="2"/>
+            </w:tcBorders>
+            <w:shd w:fill="3D434A" w:color="auto" w:val="clear"/>
+          </w:tcPr>
+          <w:p>
+            <w:pPr>
+              <w:spacing w:after="0" w:before="0" w:line="230" w:lineRule="atLeast"/>
+              <w:jc w:val="left"/>
+            </w:pPr>
+            <w:r>
+              <w:rPr>
+                <w:rFonts w:ascii="Arial" w:cs="Arial" w:eastAsia="Arial" w:hAnsi="Arial"/>
                 <w:b/>
                 <w:bCs/>
                 <w:color w:val="FFFFFF"/>
@@ -3037,19 +3096,23 @@
         </w:tc>
         <w:tc>
           <w:tcPr>
-            <w:tcW w:type="dxa" w:w="1660"/>
-            <w:shd w:fill="3D434A" w:val="clear"/>
-            <w:tcMar>
-              <w:top w:type="dxa" w:w="80"/>
-              <w:left w:type="dxa" w:w="110"/>
-              <w:bottom w:type="dxa" w:w="80"/>
-              <w:right w:type="dxa" w:w="110"/>
-            </w:tcMar>
-          </w:tcPr>
-          <w:p>
-            <w:r>
-              <w:rPr>
-                <w:rFonts w:ascii="Helvetica" w:cs="Helvetica" w:eastAsia="Helvetica" w:hAnsi="Helvetica"/>
+            <w:tcW w:type="dxa" w:w="1368"/>
+            <w:tcBorders>
+              <w:top w:val="single" w:color="E5E7EB" w:sz="2"/>
+              <w:left w:val="single" w:color="E5E7EB" w:sz="2"/>
+              <w:bottom w:val="single" w:color="3D434A" w:sz="8"/>
+              <w:right w:val="single" w:color="E5E7EB" w:sz="2"/>
+            </w:tcBorders>
+            <w:shd w:fill="3D434A" w:color="auto" w:val="clear"/>
+          </w:tcPr>
+          <w:p>
+            <w:pPr>
+              <w:spacing w:after="0" w:before="0" w:line="230" w:lineRule="atLeast"/>
+              <w:jc w:val="left"/>
+            </w:pPr>
+            <w:r>
+              <w:rPr>
+                <w:rFonts w:ascii="Arial" w:cs="Arial" w:eastAsia="Arial" w:hAnsi="Arial"/>
                 <w:b/>
                 <w:bCs/>
                 <w:color w:val="FFFFFF"/>
@@ -3062,19 +3125,23 @@
         </w:tc>
         <w:tc>
           <w:tcPr>
-            <w:tcW w:type="dxa" w:w="1660"/>
-            <w:shd w:fill="3D434A" w:val="clear"/>
-            <w:tcMar>
-              <w:top w:type="dxa" w:w="80"/>
-              <w:left w:type="dxa" w:w="110"/>
-              <w:bottom w:type="dxa" w:w="80"/>
-              <w:right w:type="dxa" w:w="110"/>
-            </w:tcMar>
-          </w:tcPr>
-          <w:p>
-            <w:r>
-              <w:rPr>
-                <w:rFonts w:ascii="Helvetica" w:cs="Helvetica" w:eastAsia="Helvetica" w:hAnsi="Helvetica"/>
+            <w:tcW w:type="dxa" w:w="1224"/>
+            <w:tcBorders>
+              <w:top w:val="single" w:color="E5E7EB" w:sz="2"/>
+              <w:left w:val="single" w:color="E5E7EB" w:sz="2"/>
+              <w:bottom w:val="single" w:color="3D434A" w:sz="8"/>
+              <w:right w:val="single" w:color="E5E7EB" w:sz="2"/>
+            </w:tcBorders>
+            <w:shd w:fill="3D434A" w:color="auto" w:val="clear"/>
+          </w:tcPr>
+          <w:p>
+            <w:pPr>
+              <w:spacing w:after="0" w:before="0" w:line="230" w:lineRule="atLeast"/>
+              <w:jc w:val="left"/>
+            </w:pPr>
+            <w:r>
+              <w:rPr>
+                <w:rFonts w:ascii="Arial" w:cs="Arial" w:eastAsia="Arial" w:hAnsi="Arial"/>
                 <w:b/>
                 <w:bCs/>
                 <w:color w:val="FFFFFF"/>
@@ -3087,23 +3154,24 @@
         </w:tc>
       </w:tr>
       <w:tr>
-        <w:tc>
-          <w:tcPr>
-            <w:tcW w:type="dxa" w:w="3020"/>
-            <w:tcMar>
-              <w:top w:type="dxa" w:w="80"/>
-              <w:left w:type="dxa" w:w="110"/>
-              <w:bottom w:type="dxa" w:w="80"/>
-              <w:right w:type="dxa" w:w="110"/>
-            </w:tcMar>
-          </w:tcPr>
-          <w:p>
-            <w:r>
-              <w:rPr>
-                <w:rFonts w:ascii="Helvetica" w:cs="Helvetica" w:eastAsia="Helvetica" w:hAnsi="Helvetica"/>
-                <w:b/>
-                <w:bCs/>
-                <w:color w:val="3D434A"/>
+        <w:trPr>
+          <w:trHeight w:val="340" w:hRule="atLeast"/>
+        </w:trPr>
+        <w:tc>
+          <w:tcPr>
+            <w:tcW w:type="dxa" w:w="3024"/>
+          </w:tcPr>
+          <w:p>
+            <w:pPr>
+              <w:spacing w:after="0" w:before="0" w:line="230" w:lineRule="atLeast"/>
+              <w:jc w:val="left"/>
+            </w:pPr>
+            <w:r>
+              <w:rPr>
+                <w:rFonts w:ascii="Arial" w:cs="Arial" w:eastAsia="Arial" w:hAnsi="Arial"/>
+                <w:b w:val="false"/>
+                <w:bCs w:val="false"/>
+                <w:color w:val="2C3036"/>
                 <w:sz w:val="17"/>
                 <w:szCs w:val="17"/>
               </w:rPr>
@@ -3113,18 +3181,16 @@
         </w:tc>
         <w:tc>
           <w:tcPr>
-            <w:tcW w:type="dxa" w:w="3020"/>
-            <w:tcMar>
-              <w:top w:type="dxa" w:w="80"/>
-              <w:left w:type="dxa" w:w="110"/>
-              <w:bottom w:type="dxa" w:w="80"/>
-              <w:right w:type="dxa" w:w="110"/>
-            </w:tcMar>
-          </w:tcPr>
-          <w:p>
-            <w:r>
-              <w:rPr>
-                <w:rFonts w:ascii="Helvetica" w:cs="Helvetica" w:eastAsia="Helvetica" w:hAnsi="Helvetica"/>
+            <w:tcW w:type="dxa" w:w="3024"/>
+          </w:tcPr>
+          <w:p>
+            <w:pPr>
+              <w:spacing w:after="0" w:before="0" w:line="230" w:lineRule="atLeast"/>
+              <w:jc w:val="left"/>
+            </w:pPr>
+            <w:r>
+              <w:rPr>
+                <w:rFonts w:ascii="Arial" w:cs="Arial" w:eastAsia="Arial" w:hAnsi="Arial"/>
                 <w:b w:val="false"/>
                 <w:bCs w:val="false"/>
                 <w:color w:val="2C3036"/>
@@ -3137,18 +3203,16 @@
         </w:tc>
         <w:tc>
           <w:tcPr>
-            <w:tcW w:type="dxa" w:w="1660"/>
-            <w:tcMar>
-              <w:top w:type="dxa" w:w="80"/>
-              <w:left w:type="dxa" w:w="110"/>
-              <w:bottom w:type="dxa" w:w="80"/>
-              <w:right w:type="dxa" w:w="110"/>
-            </w:tcMar>
-          </w:tcPr>
-          <w:p>
-            <w:r>
-              <w:rPr>
-                <w:rFonts w:ascii="Helvetica" w:cs="Helvetica" w:eastAsia="Helvetica" w:hAnsi="Helvetica"/>
+            <w:tcW w:type="dxa" w:w="1368"/>
+          </w:tcPr>
+          <w:p>
+            <w:pPr>
+              <w:spacing w:after="0" w:before="0" w:line="230" w:lineRule="atLeast"/>
+              <w:jc w:val="left"/>
+            </w:pPr>
+            <w:r>
+              <w:rPr>
+                <w:rFonts w:ascii="Arial" w:cs="Arial" w:eastAsia="Arial" w:hAnsi="Arial"/>
                 <w:b w:val="false"/>
                 <w:bCs w:val="false"/>
                 <w:color w:val="2C3036"/>
@@ -3161,18 +3225,16 @@
         </w:tc>
         <w:tc>
           <w:tcPr>
-            <w:tcW w:type="dxa" w:w="1660"/>
-            <w:tcMar>
-              <w:top w:type="dxa" w:w="80"/>
-              <w:left w:type="dxa" w:w="110"/>
-              <w:bottom w:type="dxa" w:w="80"/>
-              <w:right w:type="dxa" w:w="110"/>
-            </w:tcMar>
-          </w:tcPr>
-          <w:p>
-            <w:r>
-              <w:rPr>
-                <w:rFonts w:ascii="Helvetica" w:cs="Helvetica" w:eastAsia="Helvetica" w:hAnsi="Helvetica"/>
+            <w:tcW w:type="dxa" w:w="1224"/>
+          </w:tcPr>
+          <w:p>
+            <w:pPr>
+              <w:spacing w:after="0" w:before="0" w:line="230" w:lineRule="atLeast"/>
+              <w:jc w:val="left"/>
+            </w:pPr>
+            <w:r>
+              <w:rPr>
+                <w:rFonts w:ascii="Arial" w:cs="Arial" w:eastAsia="Arial" w:hAnsi="Arial"/>
                 <w:b w:val="false"/>
                 <w:bCs w:val="false"/>
                 <w:color w:val="2C3036"/>
@@ -3185,24 +3247,25 @@
         </w:tc>
       </w:tr>
       <w:tr>
-        <w:tc>
-          <w:tcPr>
-            <w:tcW w:type="dxa" w:w="3020"/>
-            <w:shd w:fill="FBF7F1" w:val="clear"/>
-            <w:tcMar>
-              <w:top w:type="dxa" w:w="80"/>
-              <w:left w:type="dxa" w:w="110"/>
-              <w:bottom w:type="dxa" w:w="80"/>
-              <w:right w:type="dxa" w:w="110"/>
-            </w:tcMar>
-          </w:tcPr>
-          <w:p>
-            <w:r>
-              <w:rPr>
-                <w:rFonts w:ascii="Helvetica" w:cs="Helvetica" w:eastAsia="Helvetica" w:hAnsi="Helvetica"/>
-                <w:b/>
-                <w:bCs/>
-                <w:color w:val="3D434A"/>
+        <w:trPr>
+          <w:trHeight w:val="340" w:hRule="atLeast"/>
+        </w:trPr>
+        <w:tc>
+          <w:tcPr>
+            <w:tcW w:type="dxa" w:w="3024"/>
+            <w:shd w:fill="FBF7F1" w:color="auto" w:val="clear"/>
+          </w:tcPr>
+          <w:p>
+            <w:pPr>
+              <w:spacing w:after="0" w:before="0" w:line="230" w:lineRule="atLeast"/>
+              <w:jc w:val="left"/>
+            </w:pPr>
+            <w:r>
+              <w:rPr>
+                <w:rFonts w:ascii="Arial" w:cs="Arial" w:eastAsia="Arial" w:hAnsi="Arial"/>
+                <w:b w:val="false"/>
+                <w:bCs w:val="false"/>
+                <w:color w:val="2C3036"/>
                 <w:sz w:val="17"/>
                 <w:szCs w:val="17"/>
               </w:rPr>
@@ -3212,19 +3275,17 @@
         </w:tc>
         <w:tc>
           <w:tcPr>
-            <w:tcW w:type="dxa" w:w="3020"/>
-            <w:shd w:fill="FBF7F1" w:val="clear"/>
-            <w:tcMar>
-              <w:top w:type="dxa" w:w="80"/>
-              <w:left w:type="dxa" w:w="110"/>
-              <w:bottom w:type="dxa" w:w="80"/>
-              <w:right w:type="dxa" w:w="110"/>
-            </w:tcMar>
-          </w:tcPr>
-          <w:p>
-            <w:r>
-              <w:rPr>
-                <w:rFonts w:ascii="Helvetica" w:cs="Helvetica" w:eastAsia="Helvetica" w:hAnsi="Helvetica"/>
+            <w:tcW w:type="dxa" w:w="3024"/>
+            <w:shd w:fill="FBF7F1" w:color="auto" w:val="clear"/>
+          </w:tcPr>
+          <w:p>
+            <w:pPr>
+              <w:spacing w:after="0" w:before="0" w:line="230" w:lineRule="atLeast"/>
+              <w:jc w:val="left"/>
+            </w:pPr>
+            <w:r>
+              <w:rPr>
+                <w:rFonts w:ascii="Arial" w:cs="Arial" w:eastAsia="Arial" w:hAnsi="Arial"/>
                 <w:b w:val="false"/>
                 <w:bCs w:val="false"/>
                 <w:color w:val="2C3036"/>
@@ -3237,19 +3298,17 @@
         </w:tc>
         <w:tc>
           <w:tcPr>
-            <w:tcW w:type="dxa" w:w="1660"/>
-            <w:shd w:fill="FBF7F1" w:val="clear"/>
-            <w:tcMar>
-              <w:top w:type="dxa" w:w="80"/>
-              <w:left w:type="dxa" w:w="110"/>
-              <w:bottom w:type="dxa" w:w="80"/>
-              <w:right w:type="dxa" w:w="110"/>
-            </w:tcMar>
-          </w:tcPr>
-          <w:p>
-            <w:r>
-              <w:rPr>
-                <w:rFonts w:ascii="Helvetica" w:cs="Helvetica" w:eastAsia="Helvetica" w:hAnsi="Helvetica"/>
+            <w:tcW w:type="dxa" w:w="1368"/>
+            <w:shd w:fill="FBF7F1" w:color="auto" w:val="clear"/>
+          </w:tcPr>
+          <w:p>
+            <w:pPr>
+              <w:spacing w:after="0" w:before="0" w:line="230" w:lineRule="atLeast"/>
+              <w:jc w:val="left"/>
+            </w:pPr>
+            <w:r>
+              <w:rPr>
+                <w:rFonts w:ascii="Arial" w:cs="Arial" w:eastAsia="Arial" w:hAnsi="Arial"/>
                 <w:b w:val="false"/>
                 <w:bCs w:val="false"/>
                 <w:color w:val="2C3036"/>
@@ -3262,19 +3321,17 @@
         </w:tc>
         <w:tc>
           <w:tcPr>
-            <w:tcW w:type="dxa" w:w="1660"/>
-            <w:shd w:fill="FBF7F1" w:val="clear"/>
-            <w:tcMar>
-              <w:top w:type="dxa" w:w="80"/>
-              <w:left w:type="dxa" w:w="110"/>
-              <w:bottom w:type="dxa" w:w="80"/>
-              <w:right w:type="dxa" w:w="110"/>
-            </w:tcMar>
-          </w:tcPr>
-          <w:p>
-            <w:r>
-              <w:rPr>
-                <w:rFonts w:ascii="Helvetica" w:cs="Helvetica" w:eastAsia="Helvetica" w:hAnsi="Helvetica"/>
+            <w:tcW w:type="dxa" w:w="1224"/>
+            <w:shd w:fill="FBF7F1" w:color="auto" w:val="clear"/>
+          </w:tcPr>
+          <w:p>
+            <w:pPr>
+              <w:spacing w:after="0" w:before="0" w:line="230" w:lineRule="atLeast"/>
+              <w:jc w:val="left"/>
+            </w:pPr>
+            <w:r>
+              <w:rPr>
+                <w:rFonts w:ascii="Arial" w:cs="Arial" w:eastAsia="Arial" w:hAnsi="Arial"/>
                 <w:b w:val="false"/>
                 <w:bCs w:val="false"/>
                 <w:color w:val="2C3036"/>
@@ -3289,13 +3346,13 @@
     </w:tbl>
     <w:p>
       <w:pPr>
-        <w:pStyle w:val="Heading2"/>
         <w:keepNext/>
-        <w:spacing w:after="60" w:before="200"/>
-      </w:pPr>
-      <w:r>
-        <w:rPr>
-          <w:rFonts w:ascii="Helvetica" w:cs="Helvetica" w:eastAsia="Helvetica" w:hAnsi="Helvetica"/>
+        <w:spacing w:after="140" w:before="260" w:line="260" w:lineRule="atLeast"/>
+        <w:ind w:left="120"/>
+      </w:pPr>
+      <w:r>
+        <w:rPr>
+          <w:rFonts w:ascii="Arial" w:cs="Arial" w:eastAsia="Arial" w:hAnsi="Arial"/>
           <w:b/>
           <w:bCs/>
           <w:color w:val="F08C00"/>
@@ -3307,21 +3364,29 @@
     </w:p>
     <w:tbl>
       <w:tblPr>
-        <w:tblW w:type="dxa" w:w="9360"/>
+        <w:tblW w:type="dxa" w:w="8640"/>
+        <w:tblInd w:type="dxa" w:w="360"/>
         <w:tblBorders>
-          <w:top w:val="single" w:color="auto" w:sz="4"/>
-          <w:left w:val="single" w:color="auto" w:sz="4"/>
-          <w:bottom w:val="single" w:color="auto" w:sz="4"/>
-          <w:right w:val="single" w:color="auto" w:sz="4"/>
-          <w:insideH w:val="single" w:color="auto" w:sz="4"/>
-          <w:insideV w:val="single" w:color="auto" w:sz="4"/>
+          <w:top w:val="single" w:color="E5E7EB" w:sz="2"/>
+          <w:left w:val="single" w:color="E5E7EB" w:sz="2"/>
+          <w:bottom w:val="single" w:color="E5E7EB" w:sz="2"/>
+          <w:right w:val="single" w:color="E5E7EB" w:sz="2"/>
+          <w:insideH w:val="single" w:color="E5E7EB" w:sz="2"/>
+          <w:insideV w:val="single" w:color="E5E7EB" w:sz="2"/>
         </w:tblBorders>
+        <w:tblLayout w:type="fixed"/>
+        <w:tblCellMar>
+          <w:top w:type="dxa" w:w="120"/>
+          <w:left w:type="dxa" w:w="140"/>
+          <w:bottom w:type="dxa" w:w="120"/>
+          <w:right w:type="dxa" w:w="140"/>
+        </w:tblCellMar>
       </w:tblPr>
       <w:tblGrid>
-        <w:gridCol w:w="2740"/>
-        <w:gridCol w:w="2740"/>
-        <w:gridCol w:w="2180"/>
-        <w:gridCol w:w="1700"/>
+        <w:gridCol w:w="2736"/>
+        <w:gridCol w:w="2736"/>
+        <w:gridCol w:w="1800"/>
+        <w:gridCol w:w="1368"/>
       </w:tblGrid>
       <w:tr>
         <w:trPr>
@@ -3329,19 +3394,23 @@
         </w:trPr>
         <w:tc>
           <w:tcPr>
-            <w:tcW w:type="dxa" w:w="2740"/>
-            <w:shd w:fill="3D434A" w:val="clear"/>
-            <w:tcMar>
-              <w:top w:type="dxa" w:w="80"/>
-              <w:left w:type="dxa" w:w="110"/>
-              <w:bottom w:type="dxa" w:w="80"/>
-              <w:right w:type="dxa" w:w="110"/>
-            </w:tcMar>
-          </w:tcPr>
-          <w:p>
-            <w:r>
-              <w:rPr>
-                <w:rFonts w:ascii="Helvetica" w:cs="Helvetica" w:eastAsia="Helvetica" w:hAnsi="Helvetica"/>
+            <w:tcW w:type="dxa" w:w="2736"/>
+            <w:tcBorders>
+              <w:top w:val="single" w:color="E5E7EB" w:sz="2"/>
+              <w:left w:val="single" w:color="E5E7EB" w:sz="2"/>
+              <w:bottom w:val="single" w:color="3D434A" w:sz="8"/>
+              <w:right w:val="single" w:color="E5E7EB" w:sz="2"/>
+            </w:tcBorders>
+            <w:shd w:fill="3D434A" w:color="auto" w:val="clear"/>
+          </w:tcPr>
+          <w:p>
+            <w:pPr>
+              <w:spacing w:after="0" w:before="0" w:line="230" w:lineRule="atLeast"/>
+              <w:jc w:val="left"/>
+            </w:pPr>
+            <w:r>
+              <w:rPr>
+                <w:rFonts w:ascii="Arial" w:cs="Arial" w:eastAsia="Arial" w:hAnsi="Arial"/>
                 <w:b/>
                 <w:bCs/>
                 <w:color w:val="FFFFFF"/>
@@ -3354,19 +3423,23 @@
         </w:tc>
         <w:tc>
           <w:tcPr>
-            <w:tcW w:type="dxa" w:w="2740"/>
-            <w:shd w:fill="3D434A" w:val="clear"/>
-            <w:tcMar>
-              <w:top w:type="dxa" w:w="80"/>
-              <w:left w:type="dxa" w:w="110"/>
-              <w:bottom w:type="dxa" w:w="80"/>
-              <w:right w:type="dxa" w:w="110"/>
-            </w:tcMar>
-          </w:tcPr>
-          <w:p>
-            <w:r>
-              <w:rPr>
-                <w:rFonts w:ascii="Helvetica" w:cs="Helvetica" w:eastAsia="Helvetica" w:hAnsi="Helvetica"/>
+            <w:tcW w:type="dxa" w:w="2736"/>
+            <w:tcBorders>
+              <w:top w:val="single" w:color="E5E7EB" w:sz="2"/>
+              <w:left w:val="single" w:color="E5E7EB" w:sz="2"/>
+              <w:bottom w:val="single" w:color="3D434A" w:sz="8"/>
+              <w:right w:val="single" w:color="E5E7EB" w:sz="2"/>
+            </w:tcBorders>
+            <w:shd w:fill="3D434A" w:color="auto" w:val="clear"/>
+          </w:tcPr>
+          <w:p>
+            <w:pPr>
+              <w:spacing w:after="0" w:before="0" w:line="230" w:lineRule="atLeast"/>
+              <w:jc w:val="left"/>
+            </w:pPr>
+            <w:r>
+              <w:rPr>
+                <w:rFonts w:ascii="Arial" w:cs="Arial" w:eastAsia="Arial" w:hAnsi="Arial"/>
                 <w:b/>
                 <w:bCs/>
                 <w:color w:val="FFFFFF"/>
@@ -3379,19 +3452,23 @@
         </w:tc>
         <w:tc>
           <w:tcPr>
-            <w:tcW w:type="dxa" w:w="2180"/>
-            <w:shd w:fill="3D434A" w:val="clear"/>
-            <w:tcMar>
-              <w:top w:type="dxa" w:w="80"/>
-              <w:left w:type="dxa" w:w="110"/>
-              <w:bottom w:type="dxa" w:w="80"/>
-              <w:right w:type="dxa" w:w="110"/>
-            </w:tcMar>
-          </w:tcPr>
-          <w:p>
-            <w:r>
-              <w:rPr>
-                <w:rFonts w:ascii="Helvetica" w:cs="Helvetica" w:eastAsia="Helvetica" w:hAnsi="Helvetica"/>
+            <w:tcW w:type="dxa" w:w="1800"/>
+            <w:tcBorders>
+              <w:top w:val="single" w:color="E5E7EB" w:sz="2"/>
+              <w:left w:val="single" w:color="E5E7EB" w:sz="2"/>
+              <w:bottom w:val="single" w:color="3D434A" w:sz="8"/>
+              <w:right w:val="single" w:color="E5E7EB" w:sz="2"/>
+            </w:tcBorders>
+            <w:shd w:fill="3D434A" w:color="auto" w:val="clear"/>
+          </w:tcPr>
+          <w:p>
+            <w:pPr>
+              <w:spacing w:after="0" w:before="0" w:line="230" w:lineRule="atLeast"/>
+              <w:jc w:val="left"/>
+            </w:pPr>
+            <w:r>
+              <w:rPr>
+                <w:rFonts w:ascii="Arial" w:cs="Arial" w:eastAsia="Arial" w:hAnsi="Arial"/>
                 <w:b/>
                 <w:bCs/>
                 <w:color w:val="FFFFFF"/>
@@ -3404,19 +3481,23 @@
         </w:tc>
         <w:tc>
           <w:tcPr>
-            <w:tcW w:type="dxa" w:w="1700"/>
-            <w:shd w:fill="3D434A" w:val="clear"/>
-            <w:tcMar>
-              <w:top w:type="dxa" w:w="80"/>
-              <w:left w:type="dxa" w:w="110"/>
-              <w:bottom w:type="dxa" w:w="80"/>
-              <w:right w:type="dxa" w:w="110"/>
-            </w:tcMar>
-          </w:tcPr>
-          <w:p>
-            <w:r>
-              <w:rPr>
-                <w:rFonts w:ascii="Helvetica" w:cs="Helvetica" w:eastAsia="Helvetica" w:hAnsi="Helvetica"/>
+            <w:tcW w:type="dxa" w:w="1368"/>
+            <w:tcBorders>
+              <w:top w:val="single" w:color="E5E7EB" w:sz="2"/>
+              <w:left w:val="single" w:color="E5E7EB" w:sz="2"/>
+              <w:bottom w:val="single" w:color="3D434A" w:sz="8"/>
+              <w:right w:val="single" w:color="E5E7EB" w:sz="2"/>
+            </w:tcBorders>
+            <w:shd w:fill="3D434A" w:color="auto" w:val="clear"/>
+          </w:tcPr>
+          <w:p>
+            <w:pPr>
+              <w:spacing w:after="0" w:before="0" w:line="230" w:lineRule="atLeast"/>
+              <w:jc w:val="left"/>
+            </w:pPr>
+            <w:r>
+              <w:rPr>
+                <w:rFonts w:ascii="Arial" w:cs="Arial" w:eastAsia="Arial" w:hAnsi="Arial"/>
                 <w:b/>
                 <w:bCs/>
                 <w:color w:val="FFFFFF"/>
@@ -3429,23 +3510,24 @@
         </w:tc>
       </w:tr>
       <w:tr>
-        <w:tc>
-          <w:tcPr>
-            <w:tcW w:type="dxa" w:w="2740"/>
-            <w:tcMar>
-              <w:top w:type="dxa" w:w="80"/>
-              <w:left w:type="dxa" w:w="110"/>
-              <w:bottom w:type="dxa" w:w="80"/>
-              <w:right w:type="dxa" w:w="110"/>
-            </w:tcMar>
-          </w:tcPr>
-          <w:p>
-            <w:r>
-              <w:rPr>
-                <w:rFonts w:ascii="Helvetica" w:cs="Helvetica" w:eastAsia="Helvetica" w:hAnsi="Helvetica"/>
-                <w:b/>
-                <w:bCs/>
-                <w:color w:val="3D434A"/>
+        <w:trPr>
+          <w:trHeight w:val="340" w:hRule="atLeast"/>
+        </w:trPr>
+        <w:tc>
+          <w:tcPr>
+            <w:tcW w:type="dxa" w:w="2736"/>
+          </w:tcPr>
+          <w:p>
+            <w:pPr>
+              <w:spacing w:after="0" w:before="0" w:line="230" w:lineRule="atLeast"/>
+              <w:jc w:val="left"/>
+            </w:pPr>
+            <w:r>
+              <w:rPr>
+                <w:rFonts w:ascii="Arial" w:cs="Arial" w:eastAsia="Arial" w:hAnsi="Arial"/>
+                <w:b w:val="false"/>
+                <w:bCs w:val="false"/>
+                <w:color w:val="2C3036"/>
                 <w:sz w:val="17"/>
                 <w:szCs w:val="17"/>
               </w:rPr>
@@ -3455,18 +3537,16 @@
         </w:tc>
         <w:tc>
           <w:tcPr>
-            <w:tcW w:type="dxa" w:w="2740"/>
-            <w:tcMar>
-              <w:top w:type="dxa" w:w="80"/>
-              <w:left w:type="dxa" w:w="110"/>
-              <w:bottom w:type="dxa" w:w="80"/>
-              <w:right w:type="dxa" w:w="110"/>
-            </w:tcMar>
-          </w:tcPr>
-          <w:p>
-            <w:r>
-              <w:rPr>
-                <w:rFonts w:ascii="Helvetica" w:cs="Helvetica" w:eastAsia="Helvetica" w:hAnsi="Helvetica"/>
+            <w:tcW w:type="dxa" w:w="2736"/>
+          </w:tcPr>
+          <w:p>
+            <w:pPr>
+              <w:spacing w:after="0" w:before="0" w:line="230" w:lineRule="atLeast"/>
+              <w:jc w:val="left"/>
+            </w:pPr>
+            <w:r>
+              <w:rPr>
+                <w:rFonts w:ascii="Arial" w:cs="Arial" w:eastAsia="Arial" w:hAnsi="Arial"/>
                 <w:b w:val="false"/>
                 <w:bCs w:val="false"/>
                 <w:color w:val="2C3036"/>
@@ -3479,18 +3559,16 @@
         </w:tc>
         <w:tc>
           <w:tcPr>
-            <w:tcW w:type="dxa" w:w="2180"/>
-            <w:tcMar>
-              <w:top w:type="dxa" w:w="80"/>
-              <w:left w:type="dxa" w:w="110"/>
-              <w:bottom w:type="dxa" w:w="80"/>
-              <w:right w:type="dxa" w:w="110"/>
-            </w:tcMar>
-          </w:tcPr>
-          <w:p>
-            <w:r>
-              <w:rPr>
-                <w:rFonts w:ascii="Helvetica" w:cs="Helvetica" w:eastAsia="Helvetica" w:hAnsi="Helvetica"/>
+            <w:tcW w:type="dxa" w:w="1800"/>
+          </w:tcPr>
+          <w:p>
+            <w:pPr>
+              <w:spacing w:after="0" w:before="0" w:line="230" w:lineRule="atLeast"/>
+              <w:jc w:val="left"/>
+            </w:pPr>
+            <w:r>
+              <w:rPr>
+                <w:rFonts w:ascii="Arial" w:cs="Arial" w:eastAsia="Arial" w:hAnsi="Arial"/>
                 <w:b w:val="false"/>
                 <w:bCs w:val="false"/>
                 <w:color w:val="2C3036"/>
@@ -3503,18 +3581,16 @@
         </w:tc>
         <w:tc>
           <w:tcPr>
-            <w:tcW w:type="dxa" w:w="1700"/>
-            <w:tcMar>
-              <w:top w:type="dxa" w:w="80"/>
-              <w:left w:type="dxa" w:w="110"/>
-              <w:bottom w:type="dxa" w:w="80"/>
-              <w:right w:type="dxa" w:w="110"/>
-            </w:tcMar>
-          </w:tcPr>
-          <w:p>
-            <w:r>
-              <w:rPr>
-                <w:rFonts w:ascii="Helvetica" w:cs="Helvetica" w:eastAsia="Helvetica" w:hAnsi="Helvetica"/>
+            <w:tcW w:type="dxa" w:w="1368"/>
+          </w:tcPr>
+          <w:p>
+            <w:pPr>
+              <w:spacing w:after="0" w:before="0" w:line="230" w:lineRule="atLeast"/>
+              <w:jc w:val="left"/>
+            </w:pPr>
+            <w:r>
+              <w:rPr>
+                <w:rFonts w:ascii="Arial" w:cs="Arial" w:eastAsia="Arial" w:hAnsi="Arial"/>
                 <w:b w:val="false"/>
                 <w:bCs w:val="false"/>
                 <w:color w:val="2C3036"/>
@@ -3527,24 +3603,25 @@
         </w:tc>
       </w:tr>
       <w:tr>
-        <w:tc>
-          <w:tcPr>
-            <w:tcW w:type="dxa" w:w="2740"/>
-            <w:shd w:fill="FBF7F1" w:val="clear"/>
-            <w:tcMar>
-              <w:top w:type="dxa" w:w="80"/>
-              <w:left w:type="dxa" w:w="110"/>
-              <w:bottom w:type="dxa" w:w="80"/>
-              <w:right w:type="dxa" w:w="110"/>
-            </w:tcMar>
-          </w:tcPr>
-          <w:p>
-            <w:r>
-              <w:rPr>
-                <w:rFonts w:ascii="Helvetica" w:cs="Helvetica" w:eastAsia="Helvetica" w:hAnsi="Helvetica"/>
-                <w:b/>
-                <w:bCs/>
-                <w:color w:val="3D434A"/>
+        <w:trPr>
+          <w:trHeight w:val="340" w:hRule="atLeast"/>
+        </w:trPr>
+        <w:tc>
+          <w:tcPr>
+            <w:tcW w:type="dxa" w:w="2736"/>
+            <w:shd w:fill="FBF7F1" w:color="auto" w:val="clear"/>
+          </w:tcPr>
+          <w:p>
+            <w:pPr>
+              <w:spacing w:after="0" w:before="0" w:line="230" w:lineRule="atLeast"/>
+              <w:jc w:val="left"/>
+            </w:pPr>
+            <w:r>
+              <w:rPr>
+                <w:rFonts w:ascii="Arial" w:cs="Arial" w:eastAsia="Arial" w:hAnsi="Arial"/>
+                <w:b w:val="false"/>
+                <w:bCs w:val="false"/>
+                <w:color w:val="2C3036"/>
                 <w:sz w:val="17"/>
                 <w:szCs w:val="17"/>
               </w:rPr>
@@ -3554,19 +3631,17 @@
         </w:tc>
         <w:tc>
           <w:tcPr>
-            <w:tcW w:type="dxa" w:w="2740"/>
-            <w:shd w:fill="FBF7F1" w:val="clear"/>
-            <w:tcMar>
-              <w:top w:type="dxa" w:w="80"/>
-              <w:left w:type="dxa" w:w="110"/>
-              <w:bottom w:type="dxa" w:w="80"/>
-              <w:right w:type="dxa" w:w="110"/>
-            </w:tcMar>
-          </w:tcPr>
-          <w:p>
-            <w:r>
-              <w:rPr>
-                <w:rFonts w:ascii="Helvetica" w:cs="Helvetica" w:eastAsia="Helvetica" w:hAnsi="Helvetica"/>
+            <w:tcW w:type="dxa" w:w="2736"/>
+            <w:shd w:fill="FBF7F1" w:color="auto" w:val="clear"/>
+          </w:tcPr>
+          <w:p>
+            <w:pPr>
+              <w:spacing w:after="0" w:before="0" w:line="230" w:lineRule="atLeast"/>
+              <w:jc w:val="left"/>
+            </w:pPr>
+            <w:r>
+              <w:rPr>
+                <w:rFonts w:ascii="Arial" w:cs="Arial" w:eastAsia="Arial" w:hAnsi="Arial"/>
                 <w:b w:val="false"/>
                 <w:bCs w:val="false"/>
                 <w:color w:val="2C3036"/>
@@ -3579,19 +3654,17 @@
         </w:tc>
         <w:tc>
           <w:tcPr>
-            <w:tcW w:type="dxa" w:w="2180"/>
-            <w:shd w:fill="FBF7F1" w:val="clear"/>
-            <w:tcMar>
-              <w:top w:type="dxa" w:w="80"/>
-              <w:left w:type="dxa" w:w="110"/>
-              <w:bottom w:type="dxa" w:w="80"/>
-              <w:right w:type="dxa" w:w="110"/>
-            </w:tcMar>
-          </w:tcPr>
-          <w:p>
-            <w:r>
-              <w:rPr>
-                <w:rFonts w:ascii="Helvetica" w:cs="Helvetica" w:eastAsia="Helvetica" w:hAnsi="Helvetica"/>
+            <w:tcW w:type="dxa" w:w="1800"/>
+            <w:shd w:fill="FBF7F1" w:color="auto" w:val="clear"/>
+          </w:tcPr>
+          <w:p>
+            <w:pPr>
+              <w:spacing w:after="0" w:before="0" w:line="230" w:lineRule="atLeast"/>
+              <w:jc w:val="left"/>
+            </w:pPr>
+            <w:r>
+              <w:rPr>
+                <w:rFonts w:ascii="Arial" w:cs="Arial" w:eastAsia="Arial" w:hAnsi="Arial"/>
                 <w:b w:val="false"/>
                 <w:bCs w:val="false"/>
                 <w:color w:val="2C3036"/>
@@ -3604,19 +3677,17 @@
         </w:tc>
         <w:tc>
           <w:tcPr>
-            <w:tcW w:type="dxa" w:w="1700"/>
-            <w:shd w:fill="FBF7F1" w:val="clear"/>
-            <w:tcMar>
-              <w:top w:type="dxa" w:w="80"/>
-              <w:left w:type="dxa" w:w="110"/>
-              <w:bottom w:type="dxa" w:w="80"/>
-              <w:right w:type="dxa" w:w="110"/>
-            </w:tcMar>
-          </w:tcPr>
-          <w:p>
-            <w:r>
-              <w:rPr>
-                <w:rFonts w:ascii="Helvetica" w:cs="Helvetica" w:eastAsia="Helvetica" w:hAnsi="Helvetica"/>
+            <w:tcW w:type="dxa" w:w="1368"/>
+            <w:shd w:fill="FBF7F1" w:color="auto" w:val="clear"/>
+          </w:tcPr>
+          <w:p>
+            <w:pPr>
+              <w:spacing w:after="0" w:before="0" w:line="230" w:lineRule="atLeast"/>
+              <w:jc w:val="left"/>
+            </w:pPr>
+            <w:r>
+              <w:rPr>
+                <w:rFonts w:ascii="Arial" w:cs="Arial" w:eastAsia="Arial" w:hAnsi="Arial"/>
                 <w:b w:val="false"/>
                 <w:bCs w:val="false"/>
                 <w:color w:val="2C3036"/>
@@ -3631,13 +3702,13 @@
     </w:tbl>
     <w:p>
       <w:pPr>
-        <w:pStyle w:val="Heading2"/>
         <w:keepNext/>
-        <w:spacing w:after="60" w:before="200"/>
-      </w:pPr>
-      <w:r>
-        <w:rPr>
-          <w:rFonts w:ascii="Helvetica" w:cs="Helvetica" w:eastAsia="Helvetica" w:hAnsi="Helvetica"/>
+        <w:spacing w:after="140" w:before="260" w:line="260" w:lineRule="atLeast"/>
+        <w:ind w:left="120"/>
+      </w:pPr>
+      <w:r>
+        <w:rPr>
+          <w:rFonts w:ascii="Arial" w:cs="Arial" w:eastAsia="Arial" w:hAnsi="Arial"/>
           <w:b/>
           <w:bCs/>
           <w:color w:val="F08C00"/>
@@ -3654,11 +3725,11 @@
           <w:ilvl w:val="0"/>
           <w:numId w:val="5"/>
         </w:numPr>
-        <w:spacing w:after="80"/>
-      </w:pPr>
-      <w:r>
-        <w:rPr>
-          <w:rFonts w:ascii="Helvetica" w:cs="Helvetica" w:eastAsia="Helvetica" w:hAnsi="Helvetica"/>
+        <w:spacing w:after="130" w:line="280" w:lineRule="atLeast"/>
+      </w:pPr>
+      <w:r>
+        <w:rPr>
+          <w:rFonts w:ascii="Arial" w:cs="Arial" w:eastAsia="Arial" w:hAnsi="Arial"/>
           <w:color w:val="2C3036"/>
           <w:sz w:val="20"/>
           <w:szCs w:val="20"/>
@@ -3673,11 +3744,11 @@
           <w:ilvl w:val="0"/>
           <w:numId w:val="5"/>
         </w:numPr>
-        <w:spacing w:after="80"/>
-      </w:pPr>
-      <w:r>
-        <w:rPr>
-          <w:rFonts w:ascii="Helvetica" w:cs="Helvetica" w:eastAsia="Helvetica" w:hAnsi="Helvetica"/>
+        <w:spacing w:after="130" w:line="280" w:lineRule="atLeast"/>
+      </w:pPr>
+      <w:r>
+        <w:rPr>
+          <w:rFonts w:ascii="Arial" w:cs="Arial" w:eastAsia="Arial" w:hAnsi="Arial"/>
           <w:color w:val="2C3036"/>
           <w:sz w:val="20"/>
           <w:szCs w:val="20"/>
@@ -3692,11 +3763,11 @@
           <w:ilvl w:val="0"/>
           <w:numId w:val="5"/>
         </w:numPr>
-        <w:spacing w:after="80"/>
-      </w:pPr>
-      <w:r>
-        <w:rPr>
-          <w:rFonts w:ascii="Helvetica" w:cs="Helvetica" w:eastAsia="Helvetica" w:hAnsi="Helvetica"/>
+        <w:spacing w:after="130" w:line="280" w:lineRule="atLeast"/>
+      </w:pPr>
+      <w:r>
+        <w:rPr>
+          <w:rFonts w:ascii="Arial" w:cs="Arial" w:eastAsia="Arial" w:hAnsi="Arial"/>
           <w:color w:val="2C3036"/>
           <w:sz w:val="20"/>
           <w:szCs w:val="20"/>
@@ -3711,11 +3782,11 @@
           <w:ilvl w:val="0"/>
           <w:numId w:val="5"/>
         </w:numPr>
-        <w:spacing w:after="80"/>
-      </w:pPr>
-      <w:r>
-        <w:rPr>
-          <w:rFonts w:ascii="Helvetica" w:cs="Helvetica" w:eastAsia="Helvetica" w:hAnsi="Helvetica"/>
+        <w:spacing w:after="130" w:line="280" w:lineRule="atLeast"/>
+      </w:pPr>
+      <w:r>
+        <w:rPr>
+          <w:rFonts w:ascii="Arial" w:cs="Arial" w:eastAsia="Arial" w:hAnsi="Arial"/>
           <w:color w:val="2C3036"/>
           <w:sz w:val="20"/>
           <w:szCs w:val="20"/>
@@ -3730,11 +3801,11 @@
           <w:ilvl w:val="0"/>
           <w:numId w:val="5"/>
         </w:numPr>
-        <w:spacing w:after="80"/>
-      </w:pPr>
-      <w:r>
-        <w:rPr>
-          <w:rFonts w:ascii="Helvetica" w:cs="Helvetica" w:eastAsia="Helvetica" w:hAnsi="Helvetica"/>
+        <w:spacing w:after="130" w:line="280" w:lineRule="atLeast"/>
+      </w:pPr>
+      <w:r>
+        <w:rPr>
+          <w:rFonts w:ascii="Arial" w:cs="Arial" w:eastAsia="Arial" w:hAnsi="Arial"/>
           <w:color w:val="2C3036"/>
           <w:sz w:val="20"/>
           <w:szCs w:val="20"/>
@@ -3749,11 +3820,11 @@
           <w:ilvl w:val="0"/>
           <w:numId w:val="5"/>
         </w:numPr>
-        <w:spacing w:after="80"/>
-      </w:pPr>
-      <w:r>
-        <w:rPr>
-          <w:rFonts w:ascii="Helvetica" w:cs="Helvetica" w:eastAsia="Helvetica" w:hAnsi="Helvetica"/>
+        <w:spacing w:after="130" w:line="280" w:lineRule="atLeast"/>
+      </w:pPr>
+      <w:r>
+        <w:rPr>
+          <w:rFonts w:ascii="Arial" w:cs="Arial" w:eastAsia="Arial" w:hAnsi="Arial"/>
           <w:color w:val="2C3036"/>
           <w:sz w:val="20"/>
           <w:szCs w:val="20"/>
@@ -3763,12 +3834,25 @@
     </w:p>
     <w:p>
       <w:pPr>
-        <w:spacing w:after="0" w:before="160"/>
+        <w:spacing w:after="160" w:before="0"/>
+      </w:pPr>
+      <w:r>
+        <w:rPr>
+          <w:sz w:val="2"/>
+          <w:szCs w:val="2"/>
+        </w:rPr>
+        <w:t xml:space="preserve"/>
+      </w:r>
+    </w:p>
+    <w:p>
+      <w:pPr>
+        <w:spacing w:after="120" w:line="280" w:lineRule="atLeast"/>
+        <w:ind w:left="120"/>
         <w:jc w:val="both"/>
       </w:pPr>
       <w:r>
         <w:rPr>
-          <w:rFonts w:ascii="Helvetica" w:cs="Helvetica" w:eastAsia="Helvetica" w:hAnsi="Helvetica"/>
+          <w:rFonts w:ascii="Arial" w:cs="Arial" w:eastAsia="Arial" w:hAnsi="Arial"/>
           <w:color w:val="2C3036"/>
           <w:sz w:val="20"/>
           <w:szCs w:val="20"/>
@@ -3777,10 +3861,14 @@
       </w:r>
     </w:p>
     <w:sectPr>
-      <w:footerReference w:type="default" r:id="rId7"/>
+      <w:headerReference w:type="default" r:id="rId7"/>
+      <w:headerReference w:type="first" r:id="rId8"/>
+      <w:footerReference w:type="default" r:id="rId9"/>
+      <w:footerReference w:type="first" r:id="rId10"/>
       <w:pgSz w:w="12240" w:h="15840" w:orient="portrait"/>
-      <w:pgMar w:top="1440" w:right="1440" w:bottom="1440" w:left="1440" w:header="708" w:footer="708" w:gutter="0"/>
+      <w:pgMar w:top="1800" w:right="1440" w:bottom="1080" w:left="1440" w:header="605" w:footer="560" w:gutter="0"/>
       <w:pgNumType/>
+      <w:titlePg/>
       <w:docGrid w:linePitch="360"/>
     </w:sectPr>
   </w:body>
@@ -3836,6 +3924,7 @@
         <w:tab w:val="center" w:pos="4680"/>
         <w:tab w:val="right" w:pos="9360"/>
       </w:tabs>
+      <w:spacing w:after="0" w:before="0" w:line="240" w:lineRule="atLeast"/>
     </w:pPr>
     <w:r>
       <w:drawing>
@@ -3879,25 +3968,109 @@
     </w:r>
     <w:r>
       <w:rPr>
-        <w:rFonts w:ascii="Helvetica" w:cs="Helvetica" w:eastAsia="Helvetica" w:hAnsi="Helvetica"/>
+        <w:rFonts w:ascii="Arial" w:cs="Arial" w:eastAsia="Arial" w:hAnsi="Arial"/>
         <w:color w:val="8899AA"/>
         <w:sz w:val="15"/>
         <w:szCs w:val="15"/>
       </w:rPr>
-      <w:t xml:space="preserve">	© 2026 lateralworks	</w:t>
+      <w:t xml:space="preserve">	© 2026 lateralworks</w:t>
     </w:r>
     <w:r>
       <w:rPr>
-        <w:rFonts w:ascii="Helvetica" w:cs="Helvetica" w:eastAsia="Helvetica" w:hAnsi="Helvetica"/>
+        <w:rFonts w:ascii="Arial" w:cs="Arial" w:eastAsia="Arial" w:hAnsi="Arial"/>
         <w:color w:val="8899AA"/>
         <w:sz w:val="15"/>
         <w:szCs w:val="15"/>
       </w:rPr>
-      <w:t xml:space="preserve">Page </w:t>
+      <w:t xml:space="preserve">	Page </w:t>
     </w:r>
     <w:r>
       <w:rPr>
-        <w:rFonts w:ascii="Helvetica" w:cs="Helvetica" w:eastAsia="Helvetica" w:hAnsi="Helvetica"/>
+        <w:rFonts w:ascii="Arial" w:cs="Arial" w:eastAsia="Arial" w:hAnsi="Arial"/>
+        <w:color w:val="8899AA"/>
+        <w:sz w:val="15"/>
+        <w:szCs w:val="15"/>
+      </w:rPr>
+      <w:fldChar w:fldCharType="begin"/>
+      <w:instrText xml:space="preserve">PAGE</w:instrText>
+      <w:fldChar w:fldCharType="separate"/>
+      <w:fldChar w:fldCharType="end"/>
+    </w:r>
+  </w:p>
+</w:ftr>
+</file>
+
+<file path=word/footer2.xml><?xml version="1.0" encoding="utf-8"?>
+<w:ftr xmlns:wpc="http://schemas.microsoft.com/office/word/2010/wordprocessingCanvas" xmlns:mc="http://schemas.openxmlformats.org/markup-compatibility/2006" xmlns:o="urn:schemas-microsoft-com:office:office" xmlns:r="http://schemas.openxmlformats.org/officeDocument/2006/relationships" xmlns:m="http://schemas.openxmlformats.org/officeDocument/2006/math" xmlns:v="urn:schemas-microsoft-com:vml" xmlns:wp14="http://schemas.microsoft.com/office/word/2010/wordprocessingDrawing" xmlns:wp="http://schemas.openxmlformats.org/drawingml/2006/wordprocessingDrawing" xmlns:w10="urn:schemas-microsoft-com:office:word" xmlns:w="http://schemas.openxmlformats.org/wordprocessingml/2006/main" xmlns:w14="http://schemas.microsoft.com/office/word/2010/wordml" xmlns:w15="http://schemas.microsoft.com/office/word/2012/wordml" xmlns:wpg="http://schemas.microsoft.com/office/word/2010/wordprocessingGroup" xmlns:wpi="http://schemas.microsoft.com/office/word/2010/wordprocessingInk" xmlns:wne="http://schemas.microsoft.com/office/word/2006/wordml" xmlns:wps="http://schemas.microsoft.com/office/word/2010/wordprocessingShape">
+  <w:p>
+    <w:pPr>
+      <w:tabs>
+        <w:tab w:val="center" w:pos="4680"/>
+        <w:tab w:val="right" w:pos="9360"/>
+      </w:tabs>
+      <w:spacing w:after="0" w:before="0" w:line="240" w:lineRule="atLeast"/>
+    </w:pPr>
+    <w:r>
+      <w:drawing>
+        <wp:inline distT="0" distB="0" distL="0" distR="0">
+          <wp:extent cx="809625" cy="104775"/>
+          <wp:effectExtent t="0" r="0" b="0" l="0"/>
+          <wp:docPr id="1" name="" descr="" title=""/>
+          <wp:cNvGraphicFramePr>
+            <a:graphicFrameLocks xmlns:a="http://schemas.openxmlformats.org/drawingml/2006/main" noChangeAspect="1"/>
+          </wp:cNvGraphicFramePr>
+          <a:graphic xmlns:a="http://schemas.openxmlformats.org/drawingml/2006/main">
+            <a:graphicData uri="http://schemas.openxmlformats.org/drawingml/2006/picture">
+              <pic:pic xmlns:pic="http://schemas.openxmlformats.org/drawingml/2006/picture">
+                <pic:nvPicPr>
+                  <pic:cNvPr id="0" name="" descr=""/>
+                  <pic:cNvPicPr>
+                    <a:picLocks noChangeAspect="1" noChangeArrowheads="1"/>
+                  </pic:cNvPicPr>
+                </pic:nvPicPr>
+                <pic:blipFill>
+                  <a:blip r:embed="rId0" cstate="none"/>
+                  <a:srcRect/>
+                  <a:stretch>
+                    <a:fillRect/>
+                  </a:stretch>
+                </pic:blipFill>
+                <pic:spPr bwMode="auto">
+                  <a:xfrm>
+                    <a:off x="0" y="0"/>
+                    <a:ext cx="809625" cy="104775"/>
+                  </a:xfrm>
+                  <a:prstGeom prst="rect">
+                    <a:avLst/>
+                  </a:prstGeom>
+                </pic:spPr>
+              </pic:pic>
+            </a:graphicData>
+          </a:graphic>
+        </wp:inline>
+      </w:drawing>
+    </w:r>
+    <w:r>
+      <w:rPr>
+        <w:rFonts w:ascii="Arial" w:cs="Arial" w:eastAsia="Arial" w:hAnsi="Arial"/>
+        <w:color w:val="8899AA"/>
+        <w:sz w:val="15"/>
+        <w:szCs w:val="15"/>
+      </w:rPr>
+      <w:t xml:space="preserve">	© 2026 lateralworks</w:t>
+    </w:r>
+    <w:r>
+      <w:rPr>
+        <w:rFonts w:ascii="Arial" w:cs="Arial" w:eastAsia="Arial" w:hAnsi="Arial"/>
+        <w:color w:val="8899AA"/>
+        <w:sz w:val="15"/>
+        <w:szCs w:val="15"/>
+      </w:rPr>
+      <w:t xml:space="preserve">	Page </w:t>
+    </w:r>
+    <w:r>
+      <w:rPr>
+        <w:rFonts w:ascii="Arial" w:cs="Arial" w:eastAsia="Arial" w:hAnsi="Arial"/>
         <w:color w:val="8899AA"/>
         <w:sz w:val="15"/>
         <w:szCs w:val="15"/>
@@ -3948,6 +4121,64 @@
 </w:footnotes>
 </file>
 
+<file path=word/header1.xml><?xml version="1.0" encoding="utf-8"?>
+<w:hdr xmlns:wpc="http://schemas.microsoft.com/office/word/2010/wordprocessingCanvas" xmlns:mc="http://schemas.openxmlformats.org/markup-compatibility/2006" xmlns:o="urn:schemas-microsoft-com:office:office" xmlns:r="http://schemas.openxmlformats.org/officeDocument/2006/relationships" xmlns:m="http://schemas.openxmlformats.org/officeDocument/2006/math" xmlns:v="urn:schemas-microsoft-com:vml" xmlns:wp14="http://schemas.microsoft.com/office/word/2010/wordprocessingDrawing" xmlns:wp="http://schemas.openxmlformats.org/drawingml/2006/wordprocessingDrawing" xmlns:w10="urn:schemas-microsoft-com:office:word" xmlns:w="http://schemas.openxmlformats.org/wordprocessingml/2006/main" xmlns:w14="http://schemas.microsoft.com/office/word/2010/wordml" xmlns:w15="http://schemas.microsoft.com/office/word/2012/wordml" xmlns:wpg="http://schemas.microsoft.com/office/word/2010/wordprocessingGroup" xmlns:wpi="http://schemas.microsoft.com/office/word/2010/wordprocessingInk" xmlns:wne="http://schemas.microsoft.com/office/word/2006/wordml" xmlns:wps="http://schemas.microsoft.com/office/word/2010/wordprocessingShape" xmlns:cx="http://schemas.microsoft.com/office/drawing/2014/chartex" xmlns:cx1="http://schemas.microsoft.com/office/drawing/2015/9/8/chartex" xmlns:cx2="http://schemas.microsoft.com/office/drawing/2015/10/21/chartex" xmlns:cx3="http://schemas.microsoft.com/office/drawing/2016/5/9/chartex" xmlns:cx4="http://schemas.microsoft.com/office/drawing/2016/5/10/chartex" xmlns:cx5="http://schemas.microsoft.com/office/drawing/2016/5/11/chartex" xmlns:cx6="http://schemas.microsoft.com/office/drawing/2016/5/12/chartex" xmlns:cx7="http://schemas.microsoft.com/office/drawing/2016/5/13/chartex" xmlns:cx8="http://schemas.microsoft.com/office/drawing/2016/5/14/chartex" xmlns:w16cid="http://schemas.microsoft.com/office/word/2016/wordml/cid" xmlns:w16se="http://schemas.microsoft.com/office/word/2015/wordml/symex">
+  <w:p>
+    <w:pPr>
+      <w:spacing w:after="0" w:line="240" w:lineRule="atLeast"/>
+    </w:pPr>
+    <w:r>
+      <w:rPr>
+        <w:rFonts w:ascii="Arial" w:cs="Arial" w:eastAsia="Arial" w:hAnsi="Arial"/>
+        <w:color w:val="8899AA"/>
+        <w:sz w:val="16"/>
+        <w:szCs w:val="16"/>
+      </w:rPr>
+      <w:t xml:space="preserve">lateralworks FTTM methodology  ·  PDT program reviews</w:t>
+    </w:r>
+  </w:p>
+  <w:p>
+    <w:pPr>
+      <w:pBdr>
+        <w:bottom w:val="single" w:color="E5E7EB" w:sz="3" w:space="6"/>
+      </w:pBdr>
+      <w:tabs>
+        <w:tab w:val="right" w:pos="9360"/>
+      </w:tabs>
+      <w:spacing w:after="60" w:line="240" w:lineRule="atLeast"/>
+    </w:pPr>
+    <w:r>
+      <w:rPr>
+        <w:rFonts w:ascii="Arial" w:cs="Arial" w:eastAsia="Arial" w:hAnsi="Arial"/>
+        <w:b/>
+        <w:bCs/>
+        <w:color w:val="3D434A"/>
+        <w:sz w:val="17"/>
+        <w:szCs w:val="17"/>
+      </w:rPr>
+      <w:t xml:space="preserve">Monthly project deep-dive review</w:t>
+    </w:r>
+    <w:r>
+      <w:rPr>
+        <w:rFonts w:ascii="Arial" w:cs="Arial" w:eastAsia="Arial" w:hAnsi="Arial"/>
+        <w:b/>
+        <w:bCs/>
+        <w:color w:val="F08C00"/>
+        <w:sz w:val="16"/>
+        <w:szCs w:val="16"/>
+      </w:rPr>
+      <w:t xml:space="preserve">	›  ›  ›</w:t>
+    </w:r>
+  </w:p>
+</w:hdr>
+</file>
+
+<file path=word/header2.xml><?xml version="1.0" encoding="utf-8"?>
+<w:hdr xmlns:wpc="http://schemas.microsoft.com/office/word/2010/wordprocessingCanvas" xmlns:mc="http://schemas.openxmlformats.org/markup-compatibility/2006" xmlns:o="urn:schemas-microsoft-com:office:office" xmlns:r="http://schemas.openxmlformats.org/officeDocument/2006/relationships" xmlns:m="http://schemas.openxmlformats.org/officeDocument/2006/math" xmlns:v="urn:schemas-microsoft-com:vml" xmlns:wp14="http://schemas.microsoft.com/office/word/2010/wordprocessingDrawing" xmlns:wp="http://schemas.openxmlformats.org/drawingml/2006/wordprocessingDrawing" xmlns:w10="urn:schemas-microsoft-com:office:word" xmlns:w="http://schemas.openxmlformats.org/wordprocessingml/2006/main" xmlns:w14="http://schemas.microsoft.com/office/word/2010/wordml" xmlns:w15="http://schemas.microsoft.com/office/word/2012/wordml" xmlns:wpg="http://schemas.microsoft.com/office/word/2010/wordprocessingGroup" xmlns:wpi="http://schemas.microsoft.com/office/word/2010/wordprocessingInk" xmlns:wne="http://schemas.microsoft.com/office/word/2006/wordml" xmlns:wps="http://schemas.microsoft.com/office/word/2010/wordprocessingShape" xmlns:cx="http://schemas.microsoft.com/office/drawing/2014/chartex" xmlns:cx1="http://schemas.microsoft.com/office/drawing/2015/9/8/chartex" xmlns:cx2="http://schemas.microsoft.com/office/drawing/2015/10/21/chartex" xmlns:cx3="http://schemas.microsoft.com/office/drawing/2016/5/9/chartex" xmlns:cx4="http://schemas.microsoft.com/office/drawing/2016/5/10/chartex" xmlns:cx5="http://schemas.microsoft.com/office/drawing/2016/5/11/chartex" xmlns:cx6="http://schemas.microsoft.com/office/drawing/2016/5/12/chartex" xmlns:cx7="http://schemas.microsoft.com/office/drawing/2016/5/13/chartex" xmlns:cx8="http://schemas.microsoft.com/office/drawing/2016/5/14/chartex" xmlns:w16cid="http://schemas.microsoft.com/office/word/2016/wordml/cid" xmlns:w16se="http://schemas.microsoft.com/office/word/2015/wordml/symex">
+  <w:p/>
+</w:hdr>
+</file>
+
 <file path=word/numbering.xml><?xml version="1.0" encoding="utf-8"?>
 <w:numbering xmlns:wpc="http://schemas.microsoft.com/office/word/2010/wordprocessingCanvas" xmlns:mc="http://schemas.openxmlformats.org/markup-compatibility/2006" xmlns:o="urn:schemas-microsoft-com:office:office" xmlns:r="http://schemas.openxmlformats.org/officeDocument/2006/relationships" xmlns:m="http://schemas.openxmlformats.org/officeDocument/2006/math" xmlns:v="urn:schemas-microsoft-com:vml" xmlns:wp14="http://schemas.microsoft.com/office/word/2010/wordprocessingDrawing" xmlns:wp="http://schemas.openxmlformats.org/drawingml/2006/wordprocessingDrawing" xmlns:w10="urn:schemas-microsoft-com:office:word" xmlns:w="http://schemas.openxmlformats.org/wordprocessingml/2006/main" xmlns:w14="http://schemas.microsoft.com/office/word/2010/wordml" xmlns:w15="http://schemas.microsoft.com/office/word/2012/wordml" xmlns:wpg="http://schemas.microsoft.com/office/word/2010/wordprocessingGroup" xmlns:wpi="http://schemas.microsoft.com/office/word/2010/wordprocessingInk" xmlns:wne="http://schemas.microsoft.com/office/word/2006/wordml" xmlns:wps="http://schemas.microsoft.com/office/word/2010/wordprocessingShape" mc:Ignorable="w14 w15 wp14">
   <w:abstractNum w:abstractNumId="1" w15:restartNumberingAfterBreak="0">
@@ -4040,10 +4271,16 @@
       <w:start w:val="1"/>
       <w:numFmt w:val="bullet"/>
       <w:lvlText w:val="•"/>
-      <w:lvlJc w:val="start"/>
-      <w:pPr>
-        <w:ind w:left="360" w:hanging="200"/>
-      </w:pPr>
+      <w:lvlJc w:val="left"/>
+      <w:pPr>
+        <w:ind w:left="400" w:hanging="240"/>
+      </w:pPr>
+      <w:rPr>
+        <w:rFonts w:ascii="Arial" w:cs="Arial" w:eastAsia="Arial" w:hAnsi="Arial"/>
+        <w:color w:val="2C3036"/>
+        <w:sz w:val="20"/>
+        <w:szCs w:val="20"/>
+      </w:rPr>
     </w:lvl>
   </w:abstractNum>
   <w:abstractNum w:abstractNumId="3" w15:restartNumberingAfterBreak="0">
@@ -4052,10 +4289,16 @@
       <w:start w:val="1"/>
       <w:numFmt w:val="decimal"/>
       <w:lvlText w:val="%1."/>
-      <w:lvlJc w:val="start"/>
-      <w:pPr>
-        <w:ind w:left="420" w:hanging="260"/>
-      </w:pPr>
+      <w:lvlJc w:val="left"/>
+      <w:pPr>
+        <w:ind w:left="400" w:hanging="240"/>
+      </w:pPr>
+      <w:rPr>
+        <w:rFonts w:ascii="Arial" w:cs="Arial" w:eastAsia="Arial" w:hAnsi="Arial"/>
+        <w:color w:val="2C3036"/>
+        <w:sz w:val="20"/>
+        <w:szCs w:val="20"/>
+      </w:rPr>
     </w:lvl>
   </w:abstractNum>
   <w:abstractNum w:abstractNumId="4" w15:restartNumberingAfterBreak="0">
@@ -4064,10 +4307,16 @@
       <w:start w:val="1"/>
       <w:numFmt w:val="decimal"/>
       <w:lvlText w:val="%1."/>
-      <w:lvlJc w:val="start"/>
-      <w:pPr>
-        <w:ind w:left="420" w:hanging="260"/>
-      </w:pPr>
+      <w:lvlJc w:val="left"/>
+      <w:pPr>
+        <w:ind w:left="400" w:hanging="240"/>
+      </w:pPr>
+      <w:rPr>
+        <w:rFonts w:ascii="Arial" w:cs="Arial" w:eastAsia="Arial" w:hAnsi="Arial"/>
+        <w:color w:val="2C3036"/>
+        <w:sz w:val="20"/>
+        <w:szCs w:val="20"/>
+      </w:rPr>
     </w:lvl>
   </w:abstractNum>
   <w:abstractNum w:abstractNumId="5" w15:restartNumberingAfterBreak="0">
@@ -4075,11 +4324,17 @@
     <w:lvl w:ilvl="0" w15:tentative="1">
       <w:start w:val="1"/>
       <w:numFmt w:val="bullet"/>
-      <w:lvlText w:val="□"/>
-      <w:lvlJc w:val="start"/>
-      <w:pPr>
-        <w:ind w:left="360" w:hanging="220"/>
-      </w:pPr>
+      <w:lvlText w:val="■"/>
+      <w:lvlJc w:val="left"/>
+      <w:pPr>
+        <w:ind w:left="432" w:hanging="240"/>
+      </w:pPr>
+      <w:rPr>
+        <w:rFonts w:ascii="Arial" w:cs="Arial" w:eastAsia="Arial" w:hAnsi="Arial"/>
+        <w:color w:val="2C3036"/>
+        <w:sz w:val="20"/>
+        <w:szCs w:val="20"/>
+      </w:rPr>
     </w:lvl>
   </w:abstractNum>
   <w:num w:numId="1">
@@ -4118,8 +4373,19 @@
 <file path=word/styles.xml><?xml version="1.0" encoding="utf-8"?>
 <w:styles xmlns:mc="http://schemas.openxmlformats.org/markup-compatibility/2006" xmlns:r="http://schemas.openxmlformats.org/officeDocument/2006/relationships" xmlns:w="http://schemas.openxmlformats.org/wordprocessingml/2006/main" xmlns:w14="http://schemas.microsoft.com/office/word/2010/wordml" xmlns:w15="http://schemas.microsoft.com/office/word/2012/wordml" mc:Ignorable="w14 w15">
   <w:docDefaults>
-    <w:rPrDefault/>
-    <w:pPrDefault/>
+    <w:rPrDefault>
+      <w:rPr>
+        <w:rFonts w:ascii="Arial" w:cs="Arial" w:eastAsia="Arial" w:hAnsi="Arial"/>
+        <w:color w:val="2C3036"/>
+        <w:sz w:val="20"/>
+        <w:szCs w:val="20"/>
+      </w:rPr>
+    </w:rPrDefault>
+    <w:pPrDefault>
+      <w:pPr>
+        <w:spacing w:line="280" w:lineRule="atLeast"/>
+      </w:pPr>
+    </w:pPrDefault>
   </w:docDefaults>
   <w:style w:type="paragraph" w:styleId="Title">
     <w:name w:val="Title"/>
